--- a/Конспект_для_защиты.docx
+++ b/Конспект_для_защиты.docx
@@ -375,6 +375,301 @@
     <w:p>
       <w:pPr>
         <w:rPr>
+          <w:lang w:val="en-US"/>
+        </w:rPr>
+      </w:pPr>
+      <w:proofErr w:type="spellStart"/>
+      <w:r>
+        <w:rPr>
+          <w:lang w:val="en-US"/>
+        </w:rPr>
+        <w:t>PlayerController</w:t>
+      </w:r>
+      <w:proofErr w:type="spellEnd"/>
+      <w:r>
+        <w:t xml:space="preserve"> – </w:t>
+      </w:r>
+      <w:r>
+        <w:t xml:space="preserve">собирает все подсистемы, вызывает в </w:t>
+      </w:r>
+      <w:r>
+        <w:rPr>
+          <w:lang w:val="en-US"/>
+        </w:rPr>
+        <w:t>Update</w:t>
+      </w:r>
+    </w:p>
+    <w:p>
+      <w:pPr>
+        <w:rPr>
+          <w:lang w:val="en-US"/>
+        </w:rPr>
+      </w:pPr>
+      <w:proofErr w:type="spellStart"/>
+      <w:r>
+        <w:rPr>
+          <w:lang w:val="en-US"/>
+        </w:rPr>
+        <w:t>PlayerInputReader</w:t>
+      </w:r>
+      <w:proofErr w:type="spellEnd"/>
+      <w:r>
+        <w:rPr>
+          <w:lang w:val="en-US"/>
+        </w:rPr>
+        <w:t xml:space="preserve"> – </w:t>
+      </w:r>
+      <w:r>
+        <w:t>читает</w:t>
+      </w:r>
+      <w:r>
+        <w:rPr>
+          <w:lang w:val="en-US"/>
+        </w:rPr>
+        <w:t xml:space="preserve"> </w:t>
+      </w:r>
+      <w:proofErr w:type="spellStart"/>
+      <w:r>
+        <w:t>клаву</w:t>
+      </w:r>
+      <w:proofErr w:type="spellEnd"/>
+      <w:r>
+        <w:rPr>
+          <w:lang w:val="en-US"/>
+        </w:rPr>
+        <w:t xml:space="preserve"> </w:t>
+      </w:r>
+      <w:r>
+        <w:t>и</w:t>
+      </w:r>
+      <w:r>
+        <w:rPr>
+          <w:lang w:val="en-US"/>
+        </w:rPr>
+        <w:t xml:space="preserve"> </w:t>
+      </w:r>
+      <w:r>
+        <w:t>мышь</w:t>
+      </w:r>
+      <w:r>
+        <w:rPr>
+          <w:lang w:val="en-US"/>
+        </w:rPr>
+        <w:t xml:space="preserve">, </w:t>
+      </w:r>
+      <w:r>
+        <w:t>формирует</w:t>
+      </w:r>
+      <w:r>
+        <w:rPr>
+          <w:lang w:val="en-US"/>
+        </w:rPr>
+        <w:t xml:space="preserve"> </w:t>
+      </w:r>
+      <w:proofErr w:type="spellStart"/>
+      <w:r>
+        <w:rPr>
+          <w:lang w:val="en-US"/>
+        </w:rPr>
+        <w:t>PlayerInputData</w:t>
+      </w:r>
+      <w:proofErr w:type="spellEnd"/>
+    </w:p>
+    <w:p>
+      <w:proofErr w:type="spellStart"/>
+      <w:r>
+        <w:rPr>
+          <w:lang w:val="en-US"/>
+        </w:rPr>
+        <w:t>PlayerInputData</w:t>
+      </w:r>
+      <w:proofErr w:type="spellEnd"/>
+      <w:r>
+        <w:t xml:space="preserve"> – структура с данными ввода (движение, бег, атаки)</w:t>
+      </w:r>
+    </w:p>
+    <w:p>
+      <w:proofErr w:type="spellStart"/>
+      <w:r>
+        <w:rPr>
+          <w:lang w:val="en-US"/>
+        </w:rPr>
+        <w:t>PlayerMovement</w:t>
+      </w:r>
+      <w:proofErr w:type="spellEnd"/>
+      <w:r>
+        <w:rPr>
+          <w:lang w:val="en-US"/>
+        </w:rPr>
+        <w:t xml:space="preserve"> – </w:t>
+      </w:r>
+      <w:r>
+        <w:t>движение</w:t>
+      </w:r>
+      <w:r>
+        <w:rPr>
+          <w:lang w:val="en-US"/>
+        </w:rPr>
+        <w:t xml:space="preserve"> </w:t>
+      </w:r>
+      <w:r>
+        <w:t>через</w:t>
+      </w:r>
+      <w:r>
+        <w:rPr>
+          <w:lang w:val="en-US"/>
+        </w:rPr>
+        <w:t xml:space="preserve"> </w:t>
+      </w:r>
+      <w:proofErr w:type="spellStart"/>
+      <w:r>
+        <w:rPr>
+          <w:lang w:val="en-US"/>
+        </w:rPr>
+        <w:t>CharacterController</w:t>
+      </w:r>
+      <w:proofErr w:type="spellEnd"/>
+      <w:r>
+        <w:rPr>
+          <w:lang w:val="en-US"/>
+        </w:rPr>
+        <w:t xml:space="preserve"> </w:t>
+      </w:r>
+      <w:r>
+        <w:t>относительно</w:t>
+      </w:r>
+      <w:r>
+        <w:rPr>
+          <w:lang w:val="en-US"/>
+        </w:rPr>
+        <w:t xml:space="preserve"> </w:t>
+      </w:r>
+      <w:r>
+        <w:t>камеры</w:t>
+      </w:r>
+    </w:p>
+    <w:p>
+      <w:proofErr w:type="spellStart"/>
+      <w:r>
+        <w:rPr>
+          <w:lang w:val="en-US"/>
+        </w:rPr>
+        <w:t>PlayerCombatController</w:t>
+      </w:r>
+      <w:proofErr w:type="spellEnd"/>
+      <w:r>
+        <w:t xml:space="preserve"> – </w:t>
+      </w:r>
+      <w:r>
+        <w:t xml:space="preserve">обрабатывает нажатия атак, </w:t>
+      </w:r>
+      <w:proofErr w:type="spellStart"/>
+      <w:r>
+        <w:t>кулдауны</w:t>
+      </w:r>
+      <w:proofErr w:type="spellEnd"/>
+      <w:r>
+        <w:t>, поворот к камере</w:t>
+      </w:r>
+    </w:p>
+    <w:p>
+      <w:proofErr w:type="spellStart"/>
+      <w:r>
+        <w:rPr>
+          <w:lang w:val="en-US"/>
+        </w:rPr>
+        <w:t>PlayerCombat</w:t>
+      </w:r>
+      <w:proofErr w:type="spellEnd"/>
+      <w:r>
+        <w:t xml:space="preserve"> – запускает меч или создает снаряд</w:t>
+      </w:r>
+    </w:p>
+    <w:p>
+      <w:proofErr w:type="spellStart"/>
+      <w:r>
+        <w:rPr>
+          <w:lang w:val="en-US"/>
+        </w:rPr>
+        <w:t>SwordHitbox</w:t>
+      </w:r>
+      <w:proofErr w:type="spellEnd"/>
+      <w:r>
+        <w:t xml:space="preserve"> </w:t>
+      </w:r>
+      <w:r>
+        <w:t>–</w:t>
+      </w:r>
+      <w:r>
+        <w:t xml:space="preserve"> </w:t>
+      </w:r>
+      <w:r>
+        <w:t>триггер-коллайдер на мече, наносит урон</w:t>
+      </w:r>
+    </w:p>
+    <w:p>
+      <w:proofErr w:type="spellStart"/>
+      <w:r>
+        <w:rPr>
+          <w:lang w:val="en-US"/>
+        </w:rPr>
+        <w:t>ProjectileView</w:t>
+      </w:r>
+      <w:proofErr w:type="spellEnd"/>
+      <w:r>
+        <w:t xml:space="preserve"> </w:t>
+      </w:r>
+      <w:r>
+        <w:t>–</w:t>
+      </w:r>
+      <w:r>
+        <w:t xml:space="preserve"> </w:t>
+      </w:r>
+      <w:r>
+        <w:t>снаряд, летит вперед и наносит урон</w:t>
+      </w:r>
+    </w:p>
+    <w:p>
+      <w:proofErr w:type="spellStart"/>
+      <w:r>
+        <w:rPr>
+          <w:lang w:val="en-US"/>
+        </w:rPr>
+        <w:t>PlayerLifeController</w:t>
+      </w:r>
+      <w:proofErr w:type="spellEnd"/>
+      <w:r>
+        <w:t xml:space="preserve"> – </w:t>
+      </w:r>
+      <w:r>
+        <w:t>стан, смерть</w:t>
+      </w:r>
+    </w:p>
+    <w:p>
+      <w:proofErr w:type="spellStart"/>
+      <w:r>
+        <w:rPr>
+          <w:lang w:val="en-US"/>
+        </w:rPr>
+        <w:t>BaseCharacter</w:t>
+      </w:r>
+      <w:proofErr w:type="spellEnd"/>
+      <w:r>
+        <w:t xml:space="preserve"> </w:t>
+      </w:r>
+      <w:r>
+        <w:t>–</w:t>
+      </w:r>
+      <w:r>
+        <w:t xml:space="preserve"> </w:t>
+      </w:r>
+      <w:r>
+        <w:t>базовый класс персонажа</w:t>
+      </w:r>
+    </w:p>
+    <w:p>
+      <w:pPr>
+        <w:rPr>
           <w:b/>
           <w:bCs/>
           <w:sz w:val="24"/>
@@ -559,7 +854,19 @@
         <w:rPr>
           <w:lang w:val="en-US"/>
         </w:rPr>
-        <w:t>DanageableEntity</w:t>
+        <w:t>Da</w:t>
+      </w:r>
+      <w:r>
+        <w:rPr>
+          <w:lang w:val="en-US"/>
+        </w:rPr>
+        <w:t>m</w:t>
+      </w:r>
+      <w:r>
+        <w:rPr>
+          <w:lang w:val="en-US"/>
+        </w:rPr>
+        <w:t>ageableEntity</w:t>
       </w:r>
       <w:proofErr w:type="spellEnd"/>
       <w:r>
@@ -885,6 +1192,7 @@
     </w:p>
     <w:p>
       <w:r>
+        <w:lastRenderedPageBreak/>
         <w:t>Ближний</w:t>
       </w:r>
       <w:r>
@@ -1459,7 +1767,6 @@
         </w:rPr>
       </w:pPr>
       <w:r>
-        <w:lastRenderedPageBreak/>
         <w:t>Враг</w:t>
       </w:r>
       <w:r>
@@ -1614,6 +1921,156 @@
           <w:lang w:val="en-US"/>
         </w:rPr>
         <w:t>)</w:t>
+      </w:r>
+    </w:p>
+    <w:p>
+      <w:r>
+        <w:rPr>
+          <w:lang w:val="en-US"/>
+        </w:rPr>
+        <w:t>Damage</w:t>
+      </w:r>
+      <w:r>
+        <w:t xml:space="preserve"> – </w:t>
+      </w:r>
+      <w:r>
+        <w:t>число урона + тип</w:t>
+      </w:r>
+    </w:p>
+    <w:p>
+      <w:proofErr w:type="spellStart"/>
+      <w:r>
+        <w:rPr>
+          <w:lang w:val="en-US"/>
+        </w:rPr>
+        <w:t>IDamageable</w:t>
+      </w:r>
+      <w:proofErr w:type="spellEnd"/>
+      <w:r>
+        <w:t xml:space="preserve"> – </w:t>
+      </w:r>
+      <w:r>
+        <w:t>интерфейс (этот объект может получить урон)</w:t>
+      </w:r>
+    </w:p>
+    <w:p>
+      <w:r>
+        <w:rPr>
+          <w:lang w:val="en-US"/>
+        </w:rPr>
+        <w:t>Health</w:t>
+      </w:r>
+      <w:r>
+        <w:t xml:space="preserve"> – </w:t>
+      </w:r>
+      <w:r>
+        <w:t xml:space="preserve">отнимает </w:t>
+      </w:r>
+      <w:proofErr w:type="spellStart"/>
+      <w:r>
+        <w:t>хп</w:t>
+      </w:r>
+      <w:proofErr w:type="spellEnd"/>
+      <w:r>
+        <w:t>, проверяет смерть</w:t>
+      </w:r>
+    </w:p>
+    <w:p>
+      <w:proofErr w:type="spellStart"/>
+      <w:r>
+        <w:rPr>
+          <w:lang w:val="en-US"/>
+        </w:rPr>
+        <w:t>DamageableEntity</w:t>
+      </w:r>
+      <w:proofErr w:type="spellEnd"/>
+      <w:r>
+        <w:rPr>
+          <w:lang w:val="en-US"/>
+        </w:rPr>
+        <w:t xml:space="preserve"> – </w:t>
+      </w:r>
+      <w:r>
+        <w:t>главный обработчик урона</w:t>
+      </w:r>
+    </w:p>
+    <w:p>
+      <w:proofErr w:type="spellStart"/>
+      <w:r>
+        <w:rPr>
+          <w:lang w:val="en-US"/>
+        </w:rPr>
+        <w:t>BaseCharacter</w:t>
+      </w:r>
+      <w:proofErr w:type="spellEnd"/>
+      <w:r>
+        <w:t xml:space="preserve"> – </w:t>
+      </w:r>
+      <w:proofErr w:type="spellStart"/>
+      <w:r>
+        <w:t>хп</w:t>
+      </w:r>
+      <w:proofErr w:type="spellEnd"/>
+      <w:r>
+        <w:t xml:space="preserve">+ методы получения </w:t>
+      </w:r>
+      <w:proofErr w:type="spellStart"/>
+      <w:r>
+        <w:t>физ</w:t>
+      </w:r>
+      <w:proofErr w:type="spellEnd"/>
+      <w:r>
+        <w:t>/</w:t>
+      </w:r>
+      <w:r>
+        <w:t>маг урона</w:t>
+      </w:r>
+    </w:p>
+    <w:p>
+      <w:proofErr w:type="spellStart"/>
+      <w:r>
+        <w:rPr>
+          <w:lang w:val="en-US"/>
+        </w:rPr>
+        <w:t>CharacterStats</w:t>
+      </w:r>
+      <w:proofErr w:type="spellEnd"/>
+      <w:r>
+        <w:t xml:space="preserve"> – </w:t>
+      </w:r>
+      <w:r>
+        <w:t>цифры (</w:t>
+      </w:r>
+      <w:proofErr w:type="spellStart"/>
+      <w:r>
+        <w:t>максХп</w:t>
+      </w:r>
+      <w:proofErr w:type="spellEnd"/>
+      <w:r>
+        <w:t xml:space="preserve">, </w:t>
+      </w:r>
+      <w:proofErr w:type="spellStart"/>
+      <w:r>
+        <w:t>физ</w:t>
+      </w:r>
+      <w:proofErr w:type="spellEnd"/>
+      <w:r>
+        <w:t xml:space="preserve"> </w:t>
+      </w:r>
+      <w:r>
+        <w:t>урон</w:t>
+      </w:r>
+      <w:r>
+        <w:t xml:space="preserve">, </w:t>
+      </w:r>
+      <w:r>
+        <w:t>маг</w:t>
+      </w:r>
+      <w:r>
+        <w:t xml:space="preserve"> </w:t>
+      </w:r>
+      <w:r>
+        <w:t>урон)</w:t>
       </w:r>
     </w:p>
     <w:p>
@@ -1623,7 +2080,6 @@
           <w:bCs/>
           <w:sz w:val="24"/>
           <w:szCs w:val="24"/>
-          <w:lang w:val="en-US"/>
         </w:rPr>
       </w:pPr>
       <w:r>
@@ -1632,7 +2088,6 @@
           <w:bCs/>
           <w:sz w:val="24"/>
           <w:szCs w:val="24"/>
-          <w:lang w:val="en-US"/>
         </w:rPr>
         <w:t xml:space="preserve">3. </w:t>
       </w:r>
@@ -1647,18 +2102,144 @@
       </w:r>
     </w:p>
     <w:p>
-      <w:pPr>
-        <w:rPr>
-          <w:lang w:val="en-US"/>
-        </w:rPr>
-      </w:pPr>
-      <w:r>
+      <w:proofErr w:type="spellStart"/>
+      <w:r>
+        <w:rPr>
+          <w:lang w:val="en-US"/>
+        </w:rPr>
+        <w:t>BaseEnemyView</w:t>
+      </w:r>
+      <w:proofErr w:type="spellEnd"/>
+      <w:r>
+        <w:t xml:space="preserve"> – </w:t>
+      </w:r>
+      <w:proofErr w:type="spellStart"/>
+      <w:r>
+        <w:t>хп</w:t>
+      </w:r>
+      <w:proofErr w:type="spellEnd"/>
+      <w:r>
+        <w:t>, урон, анимации, атака игрока</w:t>
+      </w:r>
+    </w:p>
+    <w:p>
+      <w:pPr>
+        <w:rPr>
+          <w:lang w:val="en-US"/>
+        </w:rPr>
+      </w:pPr>
+      <w:proofErr w:type="spellStart"/>
+      <w:r>
+        <w:rPr>
+          <w:lang w:val="en-US"/>
+        </w:rPr>
+        <w:t>BaseEnemyBehaviour</w:t>
+      </w:r>
+      <w:proofErr w:type="spellEnd"/>
+      <w:r>
+        <w:t xml:space="preserve"> – </w:t>
+      </w:r>
+      <w:r>
+        <w:t xml:space="preserve">ссылка на игрока, </w:t>
+      </w:r>
+      <w:proofErr w:type="spellStart"/>
+      <w:r>
+        <w:rPr>
+          <w:lang w:val="en-US"/>
+        </w:rPr>
+        <w:t>NavMeshAgent</w:t>
+      </w:r>
+      <w:proofErr w:type="spellEnd"/>
+      <w:r>
+        <w:t xml:space="preserve">, </w:t>
+      </w:r>
+      <w:r>
+        <w:t xml:space="preserve">вызов </w:t>
+      </w:r>
+      <w:proofErr w:type="spellStart"/>
+      <w:r>
+        <w:rPr>
+          <w:lang w:val="en-US"/>
+        </w:rPr>
+        <w:t>StaeMachine</w:t>
+      </w:r>
+      <w:proofErr w:type="spellEnd"/>
+      <w:r>
+        <w:t xml:space="preserve"> в </w:t>
+      </w:r>
+      <w:r>
+        <w:rPr>
+          <w:lang w:val="en-US"/>
+        </w:rPr>
+        <w:t>Update</w:t>
+      </w:r>
+    </w:p>
+    <w:p>
+      <w:proofErr w:type="spellStart"/>
+      <w:r>
+        <w:rPr>
+          <w:lang w:val="en-US"/>
+        </w:rPr>
+        <w:t>BaseCombatEnemyBehaviour</w:t>
+      </w:r>
+      <w:proofErr w:type="spellEnd"/>
+      <w:r>
+        <w:t xml:space="preserve"> – </w:t>
+      </w:r>
+      <w:r>
+        <w:t>блуждание</w:t>
+      </w:r>
+      <w:r>
+        <w:t xml:space="preserve">, </w:t>
+      </w:r>
+      <w:r>
+        <w:t>поворот к игроку, бегство</w:t>
+      </w:r>
+    </w:p>
+    <w:p>
+      <w:proofErr w:type="spellStart"/>
+      <w:r>
+        <w:rPr>
+          <w:lang w:val="en-US"/>
+        </w:rPr>
+        <w:t>EnemyStateMachineBase</w:t>
+      </w:r>
+      <w:proofErr w:type="spellEnd"/>
+      <w:r>
+        <w:rPr>
+          <w:lang w:val="en-US"/>
+        </w:rPr>
+        <w:t xml:space="preserve"> – </w:t>
+      </w:r>
+      <w:r>
+        <w:t>движок переключения состояний</w:t>
+      </w:r>
+    </w:p>
+    <w:p>
+      <w:proofErr w:type="spellStart"/>
+      <w:r>
+        <w:rPr>
+          <w:lang w:val="en-US"/>
+        </w:rPr>
+        <w:t>EnemyCombatEvaluator</w:t>
+      </w:r>
+      <w:proofErr w:type="spellEnd"/>
+      <w:r>
+        <w:t xml:space="preserve"> - </w:t>
+      </w:r>
+      <w:r>
+        <w:t>проверка дистанций</w:t>
+      </w:r>
+    </w:p>
+    <w:p>
+      <w:r>
+        <w:rPr>
+          <w:b/>
+          <w:bCs/>
+        </w:rPr>
         <w:t>Ближний</w:t>
       </w:r>
       <w:r>
-        <w:rPr>
-          <w:lang w:val="en-US"/>
-        </w:rPr>
         <w:t xml:space="preserve"> – </w:t>
       </w:r>
       <w:proofErr w:type="spellStart"/>
@@ -1670,45 +2251,30 @@
       </w:r>
       <w:proofErr w:type="spellEnd"/>
       <w:r>
-        <w:rPr>
-          <w:lang w:val="en-US"/>
-        </w:rPr>
         <w:t xml:space="preserve"> (</w:t>
       </w:r>
       <w:r>
         <w:t>логика</w:t>
       </w:r>
       <w:r>
-        <w:rPr>
-          <w:lang w:val="en-US"/>
-        </w:rPr>
         <w:t xml:space="preserve">, </w:t>
       </w:r>
       <w:r>
         <w:t>радиус</w:t>
       </w:r>
       <w:r>
-        <w:rPr>
-          <w:lang w:val="en-US"/>
-        </w:rPr>
         <w:t xml:space="preserve">, </w:t>
       </w:r>
       <w:r>
         <w:t>преследование</w:t>
       </w:r>
       <w:r>
-        <w:rPr>
-          <w:lang w:val="en-US"/>
-        </w:rPr>
         <w:t xml:space="preserve">, </w:t>
       </w:r>
       <w:r>
         <w:t>атака</w:t>
       </w:r>
       <w:r>
-        <w:rPr>
-          <w:lang w:val="en-US"/>
-        </w:rPr>
         <w:t xml:space="preserve">), </w:t>
       </w:r>
       <w:proofErr w:type="spellStart"/>
@@ -1720,27 +2286,18 @@
       </w:r>
       <w:proofErr w:type="spellEnd"/>
       <w:r>
-        <w:rPr>
-          <w:lang w:val="en-US"/>
-        </w:rPr>
         <w:t xml:space="preserve"> (</w:t>
       </w:r>
       <w:r>
         <w:t>машина</w:t>
       </w:r>
       <w:r>
-        <w:rPr>
-          <w:lang w:val="en-US"/>
-        </w:rPr>
         <w:t xml:space="preserve"> </w:t>
       </w:r>
       <w:r>
         <w:t>состояний</w:t>
       </w:r>
       <w:r>
-        <w:rPr>
-          <w:lang w:val="en-US"/>
-        </w:rPr>
         <w:t xml:space="preserve">), </w:t>
       </w:r>
       <w:proofErr w:type="spellStart"/>
@@ -1750,48 +2307,44 @@
         </w:rPr>
         <w:t>IdleState</w:t>
       </w:r>
-      <w:r>
-        <w:rPr>
-          <w:lang w:val="en-US"/>
-        </w:rPr>
+      <w:proofErr w:type="spellEnd"/>
+      <w:r>
         <w:t>-</w:t>
       </w:r>
+      <w:proofErr w:type="spellStart"/>
       <w:r>
         <w:rPr>
           <w:lang w:val="en-US"/>
         </w:rPr>
         <w:t>ChaseState</w:t>
       </w:r>
-      <w:r>
-        <w:rPr>
-          <w:lang w:val="en-US"/>
-        </w:rPr>
+      <w:proofErr w:type="spellEnd"/>
+      <w:r>
         <w:t>-</w:t>
       </w:r>
+      <w:proofErr w:type="spellStart"/>
       <w:r>
         <w:rPr>
           <w:lang w:val="en-US"/>
         </w:rPr>
         <w:t>AttackState</w:t>
       </w:r>
-      <w:r>
-        <w:rPr>
-          <w:lang w:val="en-US"/>
-        </w:rPr>
+      <w:proofErr w:type="spellEnd"/>
+      <w:r>
         <w:t>-</w:t>
       </w:r>
+      <w:proofErr w:type="spellStart"/>
       <w:r>
         <w:rPr>
           <w:lang w:val="en-US"/>
         </w:rPr>
         <w:t>StunState</w:t>
       </w:r>
-      <w:r>
-        <w:rPr>
-          <w:lang w:val="en-US"/>
-        </w:rPr>
+      <w:proofErr w:type="spellEnd"/>
+      <w:r>
         <w:t>-</w:t>
       </w:r>
+      <w:proofErr w:type="spellStart"/>
       <w:r>
         <w:rPr>
           <w:lang w:val="en-US"/>
@@ -1807,6 +2360,10 @@
         </w:rPr>
       </w:pPr>
       <w:r>
+        <w:rPr>
+          <w:b/>
+          <w:bCs/>
+        </w:rPr>
         <w:t>Дальний</w:t>
       </w:r>
       <w:r>
@@ -2463,6 +3020,7 @@
       </w:pPr>
       <w:proofErr w:type="spellStart"/>
       <w:r>
+        <w:lastRenderedPageBreak/>
         <w:t>Кулдаун</w:t>
       </w:r>
       <w:proofErr w:type="spellEnd"/>
@@ -4119,7 +4677,6 @@
           <w:sz w:val="24"/>
           <w:szCs w:val="24"/>
         </w:rPr>
-        <w:lastRenderedPageBreak/>
         <w:t xml:space="preserve">Лаба </w:t>
       </w:r>
       <w:r>
@@ -4789,6 +5346,7 @@
         <w:rPr>
           <w:lang w:val="en-US"/>
         </w:rPr>
+        <w:lastRenderedPageBreak/>
         <w:t>BaseEnemyView</w:t>
       </w:r>
       <w:proofErr w:type="spellEnd"/>
@@ -4900,6 +5458,11 @@
       </w:r>
     </w:p>
     <w:p>
+      <w:pPr>
+        <w:rPr>
+          <w:lang w:val="en-US"/>
+        </w:rPr>
+      </w:pPr>
       <w:proofErr w:type="spellStart"/>
       <w:r>
         <w:rPr>
@@ -4909,10 +5472,22 @@
       </w:r>
       <w:proofErr w:type="spellEnd"/>
       <w:r>
-        <w:t xml:space="preserve"> –</w:t>
-      </w:r>
-      <w:r>
-        <w:t xml:space="preserve"> сервис сохранения</w:t>
+        <w:rPr>
+          <w:lang w:val="en-US"/>
+        </w:rPr>
+        <w:t xml:space="preserve"> – </w:t>
+      </w:r>
+      <w:r>
+        <w:t>сервис</w:t>
+      </w:r>
+      <w:r>
+        <w:rPr>
+          <w:lang w:val="en-US"/>
+        </w:rPr>
+        <w:t xml:space="preserve"> </w:t>
+      </w:r>
+      <w:r>
+        <w:t>сохранения</w:t>
       </w:r>
     </w:p>
     <w:p>
@@ -5031,11 +5606,6 @@
       </w:r>
     </w:p>
     <w:p>
-      <w:pPr>
-        <w:rPr>
-          <w:lang w:val="en-US"/>
-        </w:rPr>
-      </w:pPr>
       <w:proofErr w:type="spellStart"/>
       <w:r>
         <w:rPr>
@@ -5045,39 +5615,45 @@
       </w:r>
       <w:proofErr w:type="spellEnd"/>
       <w:r>
-        <w:rPr>
-          <w:lang w:val="en-US"/>
-        </w:rPr>
         <w:t xml:space="preserve"> – </w:t>
       </w:r>
       <w:r>
         <w:t>интерфейс</w:t>
       </w:r>
       <w:r>
-        <w:rPr>
-          <w:lang w:val="en-US"/>
-        </w:rPr>
         <w:t xml:space="preserve"> </w:t>
       </w:r>
       <w:r>
         <w:t>состояния</w:t>
       </w:r>
       <w:r>
-        <w:rPr>
-          <w:lang w:val="en-US"/>
-        </w:rPr>
         <w:t xml:space="preserve"> (</w:t>
       </w:r>
       <w:r>
         <w:rPr>
           <w:lang w:val="en-US"/>
         </w:rPr>
-        <w:t>enter, update, exit</w:t>
-      </w:r>
-      <w:r>
-        <w:rPr>
-          <w:lang w:val="en-US"/>
-        </w:rPr>
+        <w:t>enter</w:t>
+      </w:r>
+      <w:r>
+        <w:t xml:space="preserve">, </w:t>
+      </w:r>
+      <w:r>
+        <w:rPr>
+          <w:lang w:val="en-US"/>
+        </w:rPr>
+        <w:t>update</w:t>
+      </w:r>
+      <w:r>
+        <w:t xml:space="preserve">, </w:t>
+      </w:r>
+      <w:r>
+        <w:rPr>
+          <w:lang w:val="en-US"/>
+        </w:rPr>
+        <w:t>exit</w:t>
+      </w:r>
+      <w:r>
         <w:t>)</w:t>
       </w:r>
     </w:p>
@@ -5254,10 +5830,7 @@
         <w:t xml:space="preserve">) </w:t>
       </w:r>
       <w:r>
-        <w:t xml:space="preserve">создается нужная машина состояний </w:t>
-      </w:r>
-      <w:r>
-        <w:t xml:space="preserve">– </w:t>
+        <w:t xml:space="preserve">создается нужная машина состояний – </w:t>
       </w:r>
       <w:proofErr w:type="spellStart"/>
       <w:r>
@@ -5338,25 +5911,16 @@
         <w:t>машина состояний</w:t>
       </w:r>
       <w:r>
-        <w:t xml:space="preserve"> </w:t>
-      </w:r>
-      <w:r>
-        <w:t>(враг всегда в одном состоянии)</w:t>
-      </w:r>
-    </w:p>
-    <w:p>
-      <w:proofErr w:type="spellStart"/>
-      <w:r>
-        <w:rPr>
-          <w:lang w:val="en-US"/>
-        </w:rPr>
-        <w:t>MeleeEnemyState</w:t>
-      </w:r>
-      <w:r>
-        <w:rPr>
-          <w:lang w:val="en-US"/>
-        </w:rPr>
-        <w:t>Factory</w:t>
+        <w:t xml:space="preserve"> (враг всегда в одном состоянии)</w:t>
+      </w:r>
+    </w:p>
+    <w:p>
+      <w:proofErr w:type="spellStart"/>
+      <w:r>
+        <w:rPr>
+          <w:lang w:val="en-US"/>
+        </w:rPr>
+        <w:t>MeleeEnemyStateFactory</w:t>
       </w:r>
       <w:proofErr w:type="spellEnd"/>
       <w:r>
@@ -5384,13 +5948,7 @@
         <w:rPr>
           <w:lang w:val="en-US"/>
         </w:rPr>
-        <w:t>Melee</w:t>
-      </w:r>
-      <w:r>
-        <w:rPr>
-          <w:lang w:val="en-US"/>
-        </w:rPr>
-        <w:t>EnemyView</w:t>
+        <w:t>MeleeEnemyView</w:t>
       </w:r>
       <w:proofErr w:type="spellEnd"/>
       <w:r>
@@ -5499,6 +6057,11 @@
       </w:r>
     </w:p>
     <w:p>
+      <w:pPr>
+        <w:rPr>
+          <w:lang w:val="en-US"/>
+        </w:rPr>
+      </w:pPr>
       <w:proofErr w:type="spellStart"/>
       <w:r>
         <w:rPr>
@@ -5508,10 +6071,13 @@
       </w:r>
       <w:proofErr w:type="spellEnd"/>
       <w:r>
-        <w:t xml:space="preserve"> –</w:t>
-      </w:r>
-      <w:r>
-        <w:t xml:space="preserve"> бегство</w:t>
+        <w:rPr>
+          <w:lang w:val="en-US"/>
+        </w:rPr>
+        <w:t xml:space="preserve"> – </w:t>
+      </w:r>
+      <w:r>
+        <w:t>бегство</w:t>
       </w:r>
     </w:p>
     <w:p>
@@ -5536,7 +6102,6 @@
           <w:b/>
           <w:bCs/>
         </w:rPr>
-        <w:lastRenderedPageBreak/>
         <w:t>Дальний</w:t>
       </w:r>
       <w:r>
@@ -5583,13 +6148,7 @@
         <w:t xml:space="preserve">) </w:t>
       </w:r>
       <w:r>
-        <w:t>создается нужная машина состояний</w:t>
-      </w:r>
-      <w:r>
-        <w:t xml:space="preserve"> </w:t>
-      </w:r>
-      <w:r>
-        <w:t xml:space="preserve">– </w:t>
+        <w:t xml:space="preserve">создается нужная машина состояний – </w:t>
       </w:r>
       <w:proofErr w:type="spellStart"/>
       <w:r>
@@ -5635,10 +6194,7 @@
         <w:t>машина состояний</w:t>
       </w:r>
       <w:r>
-        <w:t xml:space="preserve"> </w:t>
-      </w:r>
-      <w:r>
-        <w:t>(враг всегда в одном состоянии)</w:t>
+        <w:t xml:space="preserve"> (враг всегда в одном состоянии)</w:t>
       </w:r>
     </w:p>
     <w:p>
@@ -5670,21 +6226,23 @@
       </w:r>
     </w:p>
     <w:p>
-      <w:proofErr w:type="spellStart"/>
-      <w:r>
-        <w:rPr>
-          <w:lang w:val="en-US"/>
-        </w:rPr>
-        <w:t>Ranged</w:t>
-      </w:r>
-      <w:r>
-        <w:rPr>
-          <w:lang w:val="en-US"/>
-        </w:rPr>
-        <w:t>EnemyView</w:t>
-      </w:r>
-      <w:proofErr w:type="spellEnd"/>
-      <w:r>
+      <w:pPr>
+        <w:rPr>
+          <w:lang w:val="en-US"/>
+        </w:rPr>
+      </w:pPr>
+      <w:proofErr w:type="spellStart"/>
+      <w:r>
+        <w:rPr>
+          <w:lang w:val="en-US"/>
+        </w:rPr>
+        <w:t>RangedEnemyView</w:t>
+      </w:r>
+      <w:proofErr w:type="spellEnd"/>
+      <w:r>
+        <w:rPr>
+          <w:lang w:val="en-US"/>
+        </w:rPr>
         <w:t xml:space="preserve"> – </w:t>
       </w:r>
       <w:r>
@@ -5694,18 +6252,27 @@
         <w:t>view</w:t>
       </w:r>
       <w:r>
+        <w:rPr>
+          <w:lang w:val="en-US"/>
+        </w:rPr>
         <w:t xml:space="preserve"> </w:t>
       </w:r>
       <w:r>
         <w:t>дальника</w:t>
       </w:r>
       <w:r>
+        <w:rPr>
+          <w:lang w:val="en-US"/>
+        </w:rPr>
         <w:t xml:space="preserve">, </w:t>
       </w:r>
       <w:r>
         <w:t>наследует</w:t>
       </w:r>
       <w:r>
+        <w:rPr>
+          <w:lang w:val="en-US"/>
+        </w:rPr>
         <w:t xml:space="preserve"> </w:t>
       </w:r>
       <w:proofErr w:type="spellStart"/>
@@ -5718,6 +6285,11 @@
       <w:proofErr w:type="spellEnd"/>
     </w:p>
     <w:p>
+      <w:pPr>
+        <w:rPr>
+          <w:lang w:val="en-US"/>
+        </w:rPr>
+      </w:pPr>
       <w:proofErr w:type="spellStart"/>
       <w:r>
         <w:rPr>
@@ -5727,6 +6299,9 @@
       </w:r>
       <w:proofErr w:type="spellEnd"/>
       <w:r>
+        <w:rPr>
+          <w:lang w:val="en-US"/>
+        </w:rPr>
         <w:t xml:space="preserve"> – </w:t>
       </w:r>
       <w:r>
@@ -5868,6 +6443,7 @@
           <w:b/>
           <w:bCs/>
         </w:rPr>
+        <w:lastRenderedPageBreak/>
         <w:t>Босс</w:t>
       </w:r>
       <w:r>
@@ -5877,10 +6453,7 @@
         <w:t>–</w:t>
       </w:r>
       <w:r>
-        <w:t xml:space="preserve"> </w:t>
-      </w:r>
-      <w:r>
-        <w:t>В</w:t>
+        <w:t xml:space="preserve"> В</w:t>
       </w:r>
       <w:r>
         <w:t xml:space="preserve"> </w:t>
@@ -5914,10 +6487,7 @@
         <w:t xml:space="preserve">) </w:t>
       </w:r>
       <w:r>
-        <w:t>создается нужная машина состояний</w:t>
-      </w:r>
-      <w:r>
-        <w:t xml:space="preserve"> – </w:t>
+        <w:t xml:space="preserve">создается нужная машина состояний – </w:t>
       </w:r>
       <w:proofErr w:type="spellStart"/>
       <w:r>
@@ -6003,6 +6573,9 @@
       </w:r>
       <w:proofErr w:type="spellEnd"/>
       <w:r>
+        <w:rPr>
+          <w:lang w:val="en-US"/>
+        </w:rPr>
         <w:t xml:space="preserve"> – </w:t>
       </w:r>
       <w:r>
@@ -6012,18 +6585,27 @@
         <w:t>view</w:t>
       </w:r>
       <w:r>
+        <w:rPr>
+          <w:lang w:val="en-US"/>
+        </w:rPr>
         <w:t xml:space="preserve"> </w:t>
       </w:r>
       <w:r>
         <w:t>босса</w:t>
       </w:r>
       <w:r>
+        <w:rPr>
+          <w:lang w:val="en-US"/>
+        </w:rPr>
         <w:t xml:space="preserve">, </w:t>
       </w:r>
       <w:r>
         <w:t>наследует</w:t>
       </w:r>
       <w:r>
+        <w:rPr>
+          <w:lang w:val="en-US"/>
+        </w:rPr>
         <w:t xml:space="preserve"> </w:t>
       </w:r>
       <w:proofErr w:type="spellStart"/>
@@ -6116,7 +6698,16 @@
         <w:t xml:space="preserve"> </w:t>
       </w:r>
       <w:r>
-        <w:t>обычная атака</w:t>
+        <w:t>обычная</w:t>
+      </w:r>
+      <w:r>
+        <w:rPr>
+          <w:lang w:val="en-US"/>
+        </w:rPr>
+        <w:t xml:space="preserve"> </w:t>
+      </w:r>
+      <w:r>
+        <w:t>атака</w:t>
       </w:r>
     </w:p>
     <w:p>
@@ -6297,7 +6888,7 @@
           <w:szCs w:val="24"/>
           <w:lang w:val="en-US"/>
         </w:rPr>
-        <w:t>2</w:t>
+        <w:t xml:space="preserve">2. </w:t>
       </w:r>
       <w:r>
         <w:rPr>
@@ -6305,9 +6896,8 @@
           <w:bCs/>
           <w:sz w:val="24"/>
           <w:szCs w:val="24"/>
-          <w:lang w:val="en-US"/>
-        </w:rPr>
-        <w:t xml:space="preserve">. </w:t>
+        </w:rPr>
+        <w:t>Мирный</w:t>
       </w:r>
       <w:r>
         <w:rPr>
@@ -6315,8 +6905,9 @@
           <w:bCs/>
           <w:sz w:val="24"/>
           <w:szCs w:val="24"/>
-        </w:rPr>
-        <w:t>Мирный</w:t>
+          <w:lang w:val="en-US"/>
+        </w:rPr>
+        <w:t xml:space="preserve"> </w:t>
       </w:r>
       <w:r>
         <w:rPr>
@@ -6324,1044 +6915,1077 @@
           <w:bCs/>
           <w:sz w:val="24"/>
           <w:szCs w:val="24"/>
-          <w:lang w:val="en-US"/>
-        </w:rPr>
-        <w:t xml:space="preserve"> </w:t>
-      </w:r>
-      <w:r>
+        </w:rPr>
+        <w:t>режим</w:t>
+      </w:r>
+    </w:p>
+    <w:p>
+      <w:pPr>
+        <w:rPr>
+          <w:lang w:val="en-US"/>
+        </w:rPr>
+      </w:pPr>
+      <w:proofErr w:type="spellStart"/>
+      <w:r>
+        <w:rPr>
+          <w:lang w:val="en-US"/>
+        </w:rPr>
+        <w:t>GameModeService</w:t>
+      </w:r>
+      <w:proofErr w:type="spellEnd"/>
+      <w:r>
+        <w:rPr>
+          <w:lang w:val="en-US"/>
+        </w:rPr>
+        <w:t xml:space="preserve"> </w:t>
+      </w:r>
+      <w:r>
+        <w:rPr>
+          <w:lang w:val="en-US"/>
+        </w:rPr>
+        <w:t>–</w:t>
+      </w:r>
+      <w:r>
+        <w:rPr>
+          <w:lang w:val="en-US"/>
+        </w:rPr>
+        <w:t xml:space="preserve"> </w:t>
+      </w:r>
+      <w:proofErr w:type="spellStart"/>
+      <w:r>
+        <w:rPr>
+          <w:lang w:val="en-US"/>
+        </w:rPr>
+        <w:t>enum</w:t>
+      </w:r>
+      <w:proofErr w:type="spellEnd"/>
+      <w:r>
+        <w:rPr>
+          <w:lang w:val="en-US"/>
+        </w:rPr>
+        <w:t xml:space="preserve"> Normal/Peaceful, </w:t>
+      </w:r>
+      <w:r>
+        <w:t>хранит</w:t>
+      </w:r>
+      <w:r>
+        <w:rPr>
+          <w:lang w:val="en-US"/>
+        </w:rPr>
+        <w:t xml:space="preserve"> </w:t>
+      </w:r>
+      <w:r>
+        <w:t>текущий</w:t>
+      </w:r>
+      <w:r>
+        <w:rPr>
+          <w:lang w:val="en-US"/>
+        </w:rPr>
+        <w:t xml:space="preserve"> </w:t>
+      </w:r>
+      <w:r>
+        <w:t>режим</w:t>
+      </w:r>
+    </w:p>
+    <w:p>
+      <w:pPr>
+        <w:rPr>
+          <w:lang w:val="en-US"/>
+        </w:rPr>
+      </w:pPr>
+      <w:proofErr w:type="spellStart"/>
+      <w:r>
+        <w:rPr>
+          <w:lang w:val="en-US"/>
+        </w:rPr>
+        <w:t>GameEntryPoint</w:t>
+      </w:r>
+      <w:proofErr w:type="spellEnd"/>
+      <w:r>
+        <w:rPr>
+          <w:lang w:val="en-US"/>
+        </w:rPr>
+        <w:t xml:space="preserve"> - </w:t>
+      </w:r>
+      <w:r>
+        <w:t>создает</w:t>
+      </w:r>
+      <w:r>
+        <w:rPr>
+          <w:lang w:val="en-US"/>
+        </w:rPr>
+        <w:t xml:space="preserve"> </w:t>
+      </w:r>
+      <w:proofErr w:type="spellStart"/>
+      <w:r>
+        <w:rPr>
+          <w:lang w:val="en-US"/>
+        </w:rPr>
+        <w:t>GameModeService</w:t>
+      </w:r>
+      <w:proofErr w:type="spellEnd"/>
+    </w:p>
+    <w:p>
+      <w:pPr>
+        <w:rPr>
+          <w:lang w:val="en-US"/>
+        </w:rPr>
+      </w:pPr>
+      <w:proofErr w:type="spellStart"/>
+      <w:r>
+        <w:rPr>
+          <w:lang w:val="en-US"/>
+        </w:rPr>
+        <w:t>MainMenuView</w:t>
+      </w:r>
+      <w:proofErr w:type="spellEnd"/>
+      <w:r>
+        <w:rPr>
+          <w:lang w:val="en-US"/>
+        </w:rPr>
+        <w:t xml:space="preserve"> – </w:t>
+      </w:r>
+      <w:r>
+        <w:t>Кнопка</w:t>
+      </w:r>
+      <w:r>
+        <w:rPr>
+          <w:lang w:val="en-US"/>
+        </w:rPr>
+        <w:t xml:space="preserve"> </w:t>
+      </w:r>
+      <w:proofErr w:type="spellStart"/>
+      <w:r>
+        <w:rPr>
+          <w:lang w:val="en-US"/>
+        </w:rPr>
+        <w:t>PlayNormal</w:t>
+      </w:r>
+      <w:proofErr w:type="spellEnd"/>
+      <w:r>
+        <w:rPr>
+          <w:lang w:val="en-US"/>
+        </w:rPr>
+        <w:t>()/</w:t>
+      </w:r>
+      <w:proofErr w:type="spellStart"/>
+      <w:proofErr w:type="gramStart"/>
+      <w:r>
+        <w:rPr>
+          <w:lang w:val="en-US"/>
+        </w:rPr>
+        <w:t>PlayPeaceful</w:t>
+      </w:r>
+      <w:proofErr w:type="spellEnd"/>
+      <w:r>
+        <w:rPr>
+          <w:lang w:val="en-US"/>
+        </w:rPr>
+        <w:t>(</w:t>
+      </w:r>
+      <w:proofErr w:type="gramEnd"/>
+      <w:r>
+        <w:rPr>
+          <w:lang w:val="en-US"/>
+        </w:rPr>
+        <w:t>)</w:t>
+      </w:r>
+    </w:p>
+    <w:p>
+      <w:pPr>
+        <w:rPr>
+          <w:lang w:val="en-US"/>
+        </w:rPr>
+      </w:pPr>
+      <w:proofErr w:type="spellStart"/>
+      <w:r>
+        <w:rPr>
+          <w:lang w:val="en-US"/>
+        </w:rPr>
+        <w:t>MainMenuController</w:t>
+      </w:r>
+      <w:proofErr w:type="spellEnd"/>
+      <w:r>
+        <w:rPr>
+          <w:lang w:val="en-US"/>
+        </w:rPr>
+        <w:t xml:space="preserve"> – </w:t>
+      </w:r>
+      <w:proofErr w:type="spellStart"/>
+      <w:proofErr w:type="gramStart"/>
+      <w:r>
+        <w:rPr>
+          <w:lang w:val="en-US"/>
+        </w:rPr>
+        <w:t>StartPeacefulGame</w:t>
+      </w:r>
+      <w:proofErr w:type="spellEnd"/>
+      <w:r>
+        <w:rPr>
+          <w:lang w:val="en-US"/>
+        </w:rPr>
+        <w:t>(</w:t>
+      </w:r>
+      <w:proofErr w:type="gramEnd"/>
+      <w:r>
+        <w:rPr>
+          <w:lang w:val="en-US"/>
+        </w:rPr>
+        <w:t xml:space="preserve">) – </w:t>
+      </w:r>
+      <w:proofErr w:type="spellStart"/>
+      <w:r>
+        <w:rPr>
+          <w:lang w:val="en-US"/>
+        </w:rPr>
+        <w:t>SetMode</w:t>
+      </w:r>
+      <w:proofErr w:type="spellEnd"/>
+      <w:r>
+        <w:rPr>
+          <w:lang w:val="en-US"/>
+        </w:rPr>
+        <w:t xml:space="preserve">(Peaceful) – </w:t>
+      </w:r>
+      <w:r>
+        <w:t>загрузка</w:t>
+      </w:r>
+      <w:r>
+        <w:rPr>
+          <w:lang w:val="en-US"/>
+        </w:rPr>
+        <w:t xml:space="preserve"> </w:t>
+      </w:r>
+      <w:r>
+        <w:t>сцены</w:t>
+      </w:r>
+    </w:p>
+    <w:p>
+      <w:pPr>
+        <w:rPr>
+          <w:lang w:val="en-US"/>
+        </w:rPr>
+      </w:pPr>
+      <w:proofErr w:type="spellStart"/>
+      <w:r>
+        <w:rPr>
+          <w:lang w:val="en-US"/>
+        </w:rPr>
+        <w:t>GameSceneEntryPoint</w:t>
+      </w:r>
+      <w:proofErr w:type="spellEnd"/>
+      <w:r>
+        <w:rPr>
+          <w:lang w:val="en-US"/>
+        </w:rPr>
+        <w:t xml:space="preserve"> – </w:t>
+      </w:r>
+      <w:r>
+        <w:t>передает</w:t>
+      </w:r>
+      <w:r>
+        <w:rPr>
+          <w:lang w:val="en-US"/>
+        </w:rPr>
+        <w:t xml:space="preserve"> </w:t>
+      </w:r>
+      <w:proofErr w:type="spellStart"/>
+      <w:r>
+        <w:rPr>
+          <w:lang w:val="en-US"/>
+        </w:rPr>
+        <w:t>gameModeService</w:t>
+      </w:r>
+      <w:proofErr w:type="spellEnd"/>
+      <w:r>
+        <w:rPr>
+          <w:lang w:val="en-US"/>
+        </w:rPr>
+        <w:t xml:space="preserve"> </w:t>
+      </w:r>
+      <w:r>
+        <w:t>в</w:t>
+      </w:r>
+      <w:r>
+        <w:rPr>
+          <w:lang w:val="en-US"/>
+        </w:rPr>
+        <w:t xml:space="preserve"> </w:t>
+      </w:r>
+      <w:proofErr w:type="spellStart"/>
+      <w:proofErr w:type="gramStart"/>
+      <w:r>
+        <w:rPr>
+          <w:lang w:val="en-US"/>
+        </w:rPr>
+        <w:t>behaviour.Initialize</w:t>
+      </w:r>
+      <w:proofErr w:type="spellEnd"/>
+      <w:proofErr w:type="gramEnd"/>
+      <w:r>
+        <w:rPr>
+          <w:lang w:val="en-US"/>
+        </w:rPr>
+        <w:t>()</w:t>
+      </w:r>
+      <w:r>
+        <w:rPr>
+          <w:lang w:val="en-US"/>
+        </w:rPr>
+        <w:t xml:space="preserve"> (</w:t>
+      </w:r>
+      <w:proofErr w:type="spellStart"/>
+      <w:r>
+        <w:rPr>
+          <w:lang w:val="en-US"/>
+        </w:rPr>
+        <w:t>SetupEnemy</w:t>
+      </w:r>
+      <w:proofErr w:type="spellEnd"/>
+      <w:r>
+        <w:rPr>
+          <w:lang w:val="en-US"/>
+        </w:rPr>
+        <w:t>()</w:t>
+      </w:r>
+      <w:r>
+        <w:rPr>
+          <w:lang w:val="en-US"/>
+        </w:rPr>
+        <w:t>)</w:t>
+      </w:r>
+    </w:p>
+    <w:p>
+      <w:pPr>
+        <w:rPr>
+          <w:lang w:val="en-US"/>
+        </w:rPr>
+      </w:pPr>
+      <w:r>
+        <w:rPr>
+          <w:b/>
+          <w:bCs/>
+        </w:rPr>
+        <w:t>Обычные</w:t>
+      </w:r>
+      <w:r>
+        <w:rPr>
+          <w:b/>
+          <w:bCs/>
+          <w:lang w:val="en-US"/>
+        </w:rPr>
+        <w:t xml:space="preserve"> </w:t>
+      </w:r>
+      <w:r>
+        <w:rPr>
+          <w:b/>
+          <w:bCs/>
+        </w:rPr>
+        <w:t>мобы</w:t>
+      </w:r>
+      <w:r>
+        <w:rPr>
+          <w:lang w:val="en-US"/>
+        </w:rPr>
+        <w:t xml:space="preserve"> – </w:t>
+      </w:r>
+    </w:p>
+    <w:p>
+      <w:pPr>
+        <w:rPr>
+          <w:lang w:val="en-US"/>
+        </w:rPr>
+      </w:pPr>
+      <w:proofErr w:type="spellStart"/>
+      <w:r>
+        <w:rPr>
+          <w:lang w:val="en-US"/>
+        </w:rPr>
+        <w:t>IAggroPolicy</w:t>
+      </w:r>
+      <w:proofErr w:type="spellEnd"/>
+      <w:r>
+        <w:rPr>
+          <w:lang w:val="en-US"/>
+        </w:rPr>
+        <w:t xml:space="preserve"> – </w:t>
+      </w:r>
+      <w:r>
+        <w:t>интерфейс</w:t>
+      </w:r>
+      <w:r>
+        <w:rPr>
+          <w:lang w:val="en-US"/>
+        </w:rPr>
+        <w:t xml:space="preserve"> </w:t>
+      </w:r>
+      <w:proofErr w:type="spellStart"/>
+      <w:proofErr w:type="gramStart"/>
+      <w:r>
+        <w:rPr>
+          <w:lang w:val="en-US"/>
+        </w:rPr>
+        <w:t>CanAggro</w:t>
+      </w:r>
+      <w:proofErr w:type="spellEnd"/>
+      <w:r>
+        <w:rPr>
+          <w:lang w:val="en-US"/>
+        </w:rPr>
+        <w:t>(</w:t>
+      </w:r>
+      <w:proofErr w:type="gramEnd"/>
+      <w:r>
+        <w:rPr>
+          <w:lang w:val="en-US"/>
+        </w:rPr>
+        <w:t>)</w:t>
+      </w:r>
+    </w:p>
+    <w:p>
+      <w:pPr>
+        <w:rPr>
+          <w:lang w:val="en-US"/>
+        </w:rPr>
+      </w:pPr>
+      <w:proofErr w:type="spellStart"/>
+      <w:r>
+        <w:rPr>
+          <w:lang w:val="en-US"/>
+        </w:rPr>
+        <w:t>PeacefulAggroPolicy</w:t>
+      </w:r>
+      <w:proofErr w:type="spellEnd"/>
+      <w:r>
+        <w:rPr>
+          <w:lang w:val="en-US"/>
+        </w:rPr>
+        <w:t xml:space="preserve"> – </w:t>
+      </w:r>
+      <w:r>
+        <w:t>мирный</w:t>
+      </w:r>
+      <w:r>
+        <w:rPr>
+          <w:lang w:val="en-US"/>
+        </w:rPr>
+        <w:t xml:space="preserve"> </w:t>
+      </w:r>
+      <w:r>
+        <w:t>режим</w:t>
+      </w:r>
+      <w:r>
+        <w:rPr>
+          <w:lang w:val="en-US"/>
+        </w:rPr>
+        <w:t>:</w:t>
+      </w:r>
+      <w:r>
+        <w:rPr>
+          <w:lang w:val="en-US"/>
+        </w:rPr>
+        <w:t xml:space="preserve"> </w:t>
+      </w:r>
+      <w:r>
+        <w:t>всегда</w:t>
+      </w:r>
+      <w:r>
+        <w:rPr>
+          <w:lang w:val="en-US"/>
+        </w:rPr>
+        <w:t xml:space="preserve"> </w:t>
+      </w:r>
+      <w:r>
+        <w:rPr>
+          <w:lang w:val="en-US"/>
+        </w:rPr>
+        <w:t>false</w:t>
+      </w:r>
+    </w:p>
+    <w:p>
+      <w:pPr>
+        <w:rPr>
+          <w:lang w:val="en-US"/>
+        </w:rPr>
+      </w:pPr>
+      <w:proofErr w:type="spellStart"/>
+      <w:r>
+        <w:rPr>
+          <w:lang w:val="en-US"/>
+        </w:rPr>
+        <w:t>NormalAggroPolicy</w:t>
+      </w:r>
+      <w:proofErr w:type="spellEnd"/>
+      <w:r>
+        <w:rPr>
+          <w:lang w:val="en-US"/>
+        </w:rPr>
+        <w:t xml:space="preserve"> – </w:t>
+      </w:r>
+      <w:r>
+        <w:t>обычный</w:t>
+      </w:r>
+      <w:r>
+        <w:rPr>
+          <w:lang w:val="en-US"/>
+        </w:rPr>
+        <w:t xml:space="preserve"> </w:t>
+      </w:r>
+      <w:r>
+        <w:t>режим</w:t>
+      </w:r>
+      <w:r>
+        <w:rPr>
+          <w:lang w:val="en-US"/>
+        </w:rPr>
+        <w:t>:</w:t>
+      </w:r>
+      <w:r>
+        <w:rPr>
+          <w:lang w:val="en-US"/>
+        </w:rPr>
+        <w:t xml:space="preserve"> </w:t>
+      </w:r>
+      <w:r>
+        <w:t>всегда</w:t>
+      </w:r>
+      <w:r>
+        <w:rPr>
+          <w:lang w:val="en-US"/>
+        </w:rPr>
+        <w:t xml:space="preserve"> </w:t>
+      </w:r>
+      <w:r>
+        <w:rPr>
+          <w:lang w:val="en-US"/>
+        </w:rPr>
+        <w:t>true</w:t>
+      </w:r>
+    </w:p>
+    <w:p>
+      <w:proofErr w:type="spellStart"/>
+      <w:r>
+        <w:rPr>
+          <w:lang w:val="en-US"/>
+        </w:rPr>
+        <w:t>BaseEnemyBehaviour</w:t>
+      </w:r>
+      <w:proofErr w:type="spellEnd"/>
+      <w:r>
+        <w:t xml:space="preserve"> – </w:t>
+      </w:r>
+      <w:r>
+        <w:t>выбирает</w:t>
+      </w:r>
+      <w:r>
+        <w:t xml:space="preserve"> </w:t>
+      </w:r>
+      <w:r>
+        <w:t>политику</w:t>
+      </w:r>
+      <w:r>
+        <w:t xml:space="preserve"> </w:t>
+      </w:r>
+      <w:r>
+        <w:t>по</w:t>
+      </w:r>
+      <w:r>
+        <w:t xml:space="preserve"> </w:t>
+      </w:r>
+      <w:proofErr w:type="spellStart"/>
+      <w:r>
+        <w:rPr>
+          <w:lang w:val="en-US"/>
+        </w:rPr>
+        <w:t>CurrentMode</w:t>
+      </w:r>
+      <w:proofErr w:type="spellEnd"/>
+      <w:r>
+        <w:t xml:space="preserve"> </w:t>
+      </w:r>
+      <w:r>
+        <w:t xml:space="preserve">(в </w:t>
+      </w:r>
+      <w:proofErr w:type="gramStart"/>
+      <w:r>
+        <w:rPr>
+          <w:lang w:val="en-US"/>
+        </w:rPr>
+        <w:t>Start</w:t>
+      </w:r>
+      <w:r>
+        <w:t>(</w:t>
+      </w:r>
+      <w:proofErr w:type="gramEnd"/>
+      <w:r>
+        <w:t>))</w:t>
+      </w:r>
+    </w:p>
+    <w:p>
+      <w:pPr>
+        <w:rPr>
+          <w:lang w:val="en-US"/>
+        </w:rPr>
+      </w:pPr>
+      <w:proofErr w:type="spellStart"/>
+      <w:r>
+        <w:rPr>
+          <w:lang w:val="en-US"/>
+        </w:rPr>
+        <w:t>EnemyBehaviour</w:t>
+      </w:r>
+      <w:proofErr w:type="spellEnd"/>
+      <w:r>
+        <w:rPr>
+          <w:lang w:val="en-US"/>
+        </w:rPr>
+        <w:t xml:space="preserve"> – </w:t>
+      </w:r>
+      <w:proofErr w:type="spellStart"/>
+      <w:proofErr w:type="gramStart"/>
+      <w:r>
+        <w:rPr>
+          <w:lang w:val="en-US"/>
+        </w:rPr>
+        <w:t>ShouldChasePlayer</w:t>
+      </w:r>
+      <w:proofErr w:type="spellEnd"/>
+      <w:r>
+        <w:rPr>
+          <w:lang w:val="en-US"/>
+        </w:rPr>
+        <w:t>(</w:t>
+      </w:r>
+      <w:proofErr w:type="gramEnd"/>
+      <w:r>
+        <w:rPr>
+          <w:lang w:val="en-US"/>
+        </w:rPr>
+        <w:t xml:space="preserve">) </w:t>
+      </w:r>
+      <w:r>
+        <w:t>проверяет</w:t>
+      </w:r>
+      <w:r>
+        <w:rPr>
+          <w:lang w:val="en-US"/>
+        </w:rPr>
+        <w:t xml:space="preserve"> </w:t>
+      </w:r>
+      <w:proofErr w:type="spellStart"/>
+      <w:r>
+        <w:rPr>
+          <w:lang w:val="en-US"/>
+        </w:rPr>
+        <w:t>CanAggro</w:t>
+      </w:r>
+      <w:proofErr w:type="spellEnd"/>
+    </w:p>
+    <w:p>
+      <w:pPr>
+        <w:rPr>
+          <w:lang w:val="en-US"/>
+        </w:rPr>
+      </w:pPr>
+      <w:proofErr w:type="spellStart"/>
+      <w:r>
+        <w:rPr>
+          <w:lang w:val="en-US"/>
+        </w:rPr>
+        <w:t>RangedEnemyBehaviour</w:t>
+      </w:r>
+      <w:proofErr w:type="spellEnd"/>
+      <w:r>
+        <w:rPr>
+          <w:lang w:val="en-US"/>
+        </w:rPr>
+        <w:t xml:space="preserve"> – </w:t>
+      </w:r>
+      <w:proofErr w:type="spellStart"/>
+      <w:proofErr w:type="gramStart"/>
+      <w:r>
+        <w:rPr>
+          <w:lang w:val="en-US"/>
+        </w:rPr>
+        <w:t>ShouldMaintainDistance</w:t>
+      </w:r>
+      <w:proofErr w:type="spellEnd"/>
+      <w:r>
+        <w:rPr>
+          <w:lang w:val="en-US"/>
+        </w:rPr>
+        <w:t>(</w:t>
+      </w:r>
+      <w:proofErr w:type="gramEnd"/>
+      <w:r>
+        <w:rPr>
+          <w:lang w:val="en-US"/>
+        </w:rPr>
+        <w:t xml:space="preserve">) </w:t>
+      </w:r>
+      <w:r>
+        <w:t>проверяет</w:t>
+      </w:r>
+      <w:r>
+        <w:rPr>
+          <w:lang w:val="en-US"/>
+        </w:rPr>
+        <w:t xml:space="preserve"> </w:t>
+      </w:r>
+      <w:proofErr w:type="spellStart"/>
+      <w:r>
+        <w:rPr>
+          <w:lang w:val="en-US"/>
+        </w:rPr>
+        <w:t>CanAggro</w:t>
+      </w:r>
+      <w:proofErr w:type="spellEnd"/>
+    </w:p>
+    <w:p>
+      <w:pPr>
+        <w:rPr>
+          <w:lang w:val="en-US"/>
+        </w:rPr>
+      </w:pPr>
+      <w:r>
+        <w:rPr>
+          <w:lang w:val="en-US"/>
+        </w:rPr>
+        <w:t>--</w:t>
+      </w:r>
+      <w:r>
+        <w:rPr>
+          <w:lang w:val="en-US"/>
+        </w:rPr>
+        <w:t xml:space="preserve"> </w:t>
+      </w:r>
+      <w:r>
+        <w:t>БЕГСТВО</w:t>
+      </w:r>
+    </w:p>
+    <w:p>
+      <w:pPr>
+        <w:rPr>
+          <w:lang w:val="en-US"/>
+        </w:rPr>
+      </w:pPr>
+      <w:proofErr w:type="spellStart"/>
+      <w:r>
+        <w:rPr>
+          <w:lang w:val="en-US"/>
+        </w:rPr>
+        <w:t>BaseCombatEnemyBehaviour</w:t>
+      </w:r>
+      <w:proofErr w:type="spellEnd"/>
+      <w:r>
+        <w:rPr>
+          <w:lang w:val="en-US"/>
+        </w:rPr>
+        <w:t xml:space="preserve"> – </w:t>
+      </w:r>
+      <w:proofErr w:type="spellStart"/>
+      <w:proofErr w:type="gramStart"/>
+      <w:r>
+        <w:rPr>
+          <w:lang w:val="en-US"/>
+        </w:rPr>
+        <w:t>ShouldFlee</w:t>
+      </w:r>
+      <w:proofErr w:type="spellEnd"/>
+      <w:r>
+        <w:rPr>
+          <w:lang w:val="en-US"/>
+        </w:rPr>
+        <w:t>(</w:t>
+      </w:r>
+      <w:proofErr w:type="gramEnd"/>
+      <w:r>
+        <w:rPr>
+          <w:lang w:val="en-US"/>
+        </w:rPr>
+        <w:t xml:space="preserve">) </w:t>
+      </w:r>
+      <w:r>
+        <w:t>если</w:t>
+      </w:r>
+      <w:r>
+        <w:rPr>
+          <w:lang w:val="en-US"/>
+        </w:rPr>
+        <w:t xml:space="preserve"> </w:t>
+      </w:r>
+      <w:r>
+        <w:t>ХП</w:t>
+      </w:r>
+      <w:r>
+        <w:rPr>
+          <w:lang w:val="en-US"/>
+        </w:rPr>
+        <w:t>&lt;30%</w:t>
+      </w:r>
+    </w:p>
+    <w:p>
+      <w:pPr>
+        <w:rPr>
+          <w:lang w:val="en-US"/>
+        </w:rPr>
+      </w:pPr>
+      <w:proofErr w:type="spellStart"/>
+      <w:r>
+        <w:rPr>
+          <w:lang w:val="en-US"/>
+        </w:rPr>
+        <w:t>IdleState</w:t>
+      </w:r>
+      <w:proofErr w:type="spellEnd"/>
+      <w:r>
+        <w:rPr>
+          <w:lang w:val="en-US"/>
+        </w:rPr>
+        <w:t>/</w:t>
+      </w:r>
+      <w:proofErr w:type="spellStart"/>
+      <w:r>
+        <w:rPr>
+          <w:lang w:val="en-US"/>
+        </w:rPr>
+        <w:t>RangedIdleState</w:t>
+      </w:r>
+      <w:proofErr w:type="spellEnd"/>
+      <w:r>
+        <w:rPr>
+          <w:lang w:val="en-US"/>
+        </w:rPr>
+        <w:t xml:space="preserve"> – </w:t>
+      </w:r>
+      <w:r>
+        <w:t>низкое</w:t>
+      </w:r>
+      <w:r>
+        <w:rPr>
+          <w:lang w:val="en-US"/>
+        </w:rPr>
+        <w:t xml:space="preserve"> </w:t>
+      </w:r>
+      <w:r>
+        <w:t>ХП</w:t>
+      </w:r>
+      <w:r>
+        <w:rPr>
+          <w:lang w:val="en-US"/>
+        </w:rPr>
+        <w:t xml:space="preserve"> </w:t>
+      </w:r>
+      <w:r>
+        <w:rPr>
+          <w:lang w:val="en-US"/>
+        </w:rPr>
+        <w:t>–&gt;</w:t>
+      </w:r>
+      <w:r>
+        <w:rPr>
+          <w:lang w:val="en-US"/>
+        </w:rPr>
+        <w:t xml:space="preserve"> </w:t>
+      </w:r>
+      <w:proofErr w:type="spellStart"/>
+      <w:proofErr w:type="gramStart"/>
+      <w:r>
+        <w:rPr>
+          <w:lang w:val="en-US"/>
+        </w:rPr>
+        <w:t>EnterFlee</w:t>
+      </w:r>
+      <w:proofErr w:type="spellEnd"/>
+      <w:r>
+        <w:rPr>
+          <w:lang w:val="en-US"/>
+        </w:rPr>
+        <w:t>(</w:t>
+      </w:r>
+      <w:proofErr w:type="gramEnd"/>
+      <w:r>
+        <w:rPr>
+          <w:lang w:val="en-US"/>
+        </w:rPr>
+        <w:t>)</w:t>
+      </w:r>
+    </w:p>
+    <w:p>
+      <w:proofErr w:type="spellStart"/>
+      <w:r>
+        <w:rPr>
+          <w:lang w:val="en-US"/>
+        </w:rPr>
+        <w:t>FleeState</w:t>
+      </w:r>
+      <w:proofErr w:type="spellEnd"/>
+      <w:r>
+        <w:t xml:space="preserve"> – </w:t>
+      </w:r>
+      <w:r>
+        <w:t>состояние бегства</w:t>
+      </w:r>
+    </w:p>
+    <w:p>
+      <w:r>
+        <w:rPr>
+          <w:b/>
+          <w:bCs/>
+        </w:rPr>
+        <w:t>Босс</w:t>
+      </w:r>
+      <w:r>
+        <w:t xml:space="preserve"> -</w:t>
+      </w:r>
+    </w:p>
+    <w:p>
+      <w:proofErr w:type="spellStart"/>
+      <w:r>
+        <w:rPr>
+          <w:lang w:val="en-US"/>
+        </w:rPr>
+        <w:lastRenderedPageBreak/>
+        <w:t>BossBehaviour</w:t>
+      </w:r>
+      <w:proofErr w:type="spellEnd"/>
+      <w:r>
+        <w:t xml:space="preserve"> </w:t>
+      </w:r>
+      <w:r>
+        <w:t>–</w:t>
+      </w:r>
+      <w:r>
+        <w:t xml:space="preserve"> </w:t>
+      </w:r>
+      <w:proofErr w:type="spellStart"/>
+      <w:proofErr w:type="gramStart"/>
+      <w:r>
+        <w:rPr>
+          <w:lang w:val="en-US"/>
+        </w:rPr>
+        <w:t>Should</w:t>
+      </w:r>
+      <w:r>
+        <w:rPr>
+          <w:lang w:val="en-US"/>
+        </w:rPr>
+        <w:t>DetectPlayer</w:t>
+      </w:r>
+      <w:proofErr w:type="spellEnd"/>
+      <w:r>
+        <w:t>(</w:t>
+      </w:r>
+      <w:proofErr w:type="gramEnd"/>
+      <w:r>
+        <w:t xml:space="preserve">) </w:t>
+      </w:r>
+      <w:r>
+        <w:t>проверяет</w:t>
+      </w:r>
+      <w:r>
+        <w:t xml:space="preserve">, </w:t>
+      </w:r>
+      <w:r>
+        <w:t>должен</w:t>
+      </w:r>
+      <w:r>
+        <w:t xml:space="preserve"> </w:t>
+      </w:r>
+      <w:r>
+        <w:t>ли</w:t>
+      </w:r>
+      <w:r>
+        <w:t xml:space="preserve"> </w:t>
+      </w:r>
+      <w:r>
+        <w:t xml:space="preserve">босс преследовать игрока – </w:t>
+      </w:r>
+      <w:r>
+        <w:rPr>
+          <w:lang w:val="en-US"/>
+        </w:rPr>
+        <w:t>Activate</w:t>
+      </w:r>
+      <w:r>
+        <w:t xml:space="preserve">() </w:t>
+      </w:r>
+      <w:r>
+        <w:t>после первого попадания в босса, активирует его в мирном режиме</w:t>
+      </w:r>
+    </w:p>
+    <w:p>
+      <w:proofErr w:type="spellStart"/>
+      <w:r>
+        <w:rPr>
+          <w:lang w:val="en-US"/>
+        </w:rPr>
+        <w:t>BaseEnemyView</w:t>
+      </w:r>
+      <w:proofErr w:type="spellEnd"/>
+      <w:r>
+        <w:t xml:space="preserve"> – </w:t>
+      </w:r>
+      <w:r>
+        <w:t xml:space="preserve">после первого попадания в босса, активирует его в </w:t>
+      </w:r>
+      <w:proofErr w:type="spellStart"/>
+      <w:proofErr w:type="gramStart"/>
+      <w:r>
+        <w:rPr>
+          <w:lang w:val="en-US"/>
+        </w:rPr>
+        <w:t>RecieveDamage</w:t>
+      </w:r>
+      <w:proofErr w:type="spellEnd"/>
+      <w:r>
+        <w:t>(</w:t>
+      </w:r>
+      <w:proofErr w:type="gramEnd"/>
+      <w:r>
+        <w:t>)</w:t>
+      </w:r>
+    </w:p>
+    <w:p>
+      <w:proofErr w:type="spellStart"/>
+      <w:r>
+        <w:rPr>
+          <w:lang w:val="en-US"/>
+        </w:rPr>
+        <w:t>BossIdleState</w:t>
+      </w:r>
+      <w:proofErr w:type="spellEnd"/>
+      <w:r>
+        <w:t xml:space="preserve"> – </w:t>
+      </w:r>
+      <w:r>
+        <w:t>босс активен -</w:t>
+      </w:r>
+      <w:r>
+        <w:t>&gt;</w:t>
+      </w:r>
+      <w:r>
+        <w:t xml:space="preserve"> доступно преследование</w:t>
+      </w:r>
+    </w:p>
+    <w:p>
+      <w:pPr>
         <w:rPr>
           <w:b/>
           <w:bCs/>
           <w:sz w:val="24"/>
           <w:szCs w:val="24"/>
         </w:rPr>
-        <w:t>режим</w:t>
-      </w:r>
-    </w:p>
-    <w:p>
-      <w:pPr>
-        <w:rPr>
-          <w:lang w:val="en-US"/>
-        </w:rPr>
-      </w:pPr>
-      <w:proofErr w:type="spellStart"/>
-      <w:r>
-        <w:rPr>
-          <w:lang w:val="en-US"/>
-        </w:rPr>
-        <w:t>GameModeService</w:t>
-      </w:r>
-      <w:proofErr w:type="spellEnd"/>
-      <w:r>
-        <w:rPr>
-          <w:lang w:val="en-US"/>
-        </w:rPr>
-        <w:t xml:space="preserve"> </w:t>
-      </w:r>
-      <w:r>
-        <w:rPr>
-          <w:lang w:val="en-US"/>
-        </w:rPr>
-        <w:t>–</w:t>
-      </w:r>
-      <w:r>
-        <w:rPr>
-          <w:lang w:val="en-US"/>
-        </w:rPr>
-        <w:t xml:space="preserve"> </w:t>
-      </w:r>
-      <w:proofErr w:type="spellStart"/>
-      <w:r>
-        <w:rPr>
-          <w:lang w:val="en-US"/>
-        </w:rPr>
-        <w:t>enum</w:t>
-      </w:r>
-      <w:proofErr w:type="spellEnd"/>
-      <w:r>
-        <w:rPr>
-          <w:lang w:val="en-US"/>
-        </w:rPr>
-        <w:t xml:space="preserve"> Normal/Peaceful, </w:t>
-      </w:r>
-      <w:r>
-        <w:t>хранит</w:t>
-      </w:r>
-      <w:r>
-        <w:rPr>
-          <w:lang w:val="en-US"/>
-        </w:rPr>
-        <w:t xml:space="preserve"> </w:t>
-      </w:r>
-      <w:r>
-        <w:t>текущий</w:t>
-      </w:r>
-      <w:r>
-        <w:rPr>
-          <w:lang w:val="en-US"/>
-        </w:rPr>
-        <w:t xml:space="preserve"> </w:t>
-      </w:r>
-      <w:r>
-        <w:t>режим</w:t>
-      </w:r>
-    </w:p>
-    <w:p>
-      <w:pPr>
-        <w:rPr>
-          <w:lang w:val="en-US"/>
-        </w:rPr>
-      </w:pPr>
-      <w:proofErr w:type="spellStart"/>
-      <w:r>
-        <w:rPr>
-          <w:lang w:val="en-US"/>
-        </w:rPr>
-        <w:t>GameEntryPoint</w:t>
-      </w:r>
-      <w:proofErr w:type="spellEnd"/>
-      <w:r>
-        <w:rPr>
-          <w:lang w:val="en-US"/>
-        </w:rPr>
-        <w:t xml:space="preserve"> - </w:t>
-      </w:r>
-      <w:r>
-        <w:t>создает</w:t>
-      </w:r>
-      <w:r>
-        <w:rPr>
-          <w:lang w:val="en-US"/>
-        </w:rPr>
-        <w:t xml:space="preserve"> </w:t>
-      </w:r>
-      <w:proofErr w:type="spellStart"/>
-      <w:r>
-        <w:rPr>
-          <w:lang w:val="en-US"/>
-        </w:rPr>
-        <w:t>GameModeService</w:t>
-      </w:r>
-      <w:proofErr w:type="spellEnd"/>
-    </w:p>
-    <w:p>
-      <w:pPr>
-        <w:rPr>
-          <w:lang w:val="en-US"/>
-        </w:rPr>
-      </w:pPr>
-      <w:proofErr w:type="spellStart"/>
-      <w:r>
-        <w:rPr>
-          <w:lang w:val="en-US"/>
-        </w:rPr>
-        <w:t>MainMenuView</w:t>
-      </w:r>
-      <w:proofErr w:type="spellEnd"/>
-      <w:r>
-        <w:rPr>
-          <w:lang w:val="en-US"/>
-        </w:rPr>
-        <w:t xml:space="preserve"> – </w:t>
-      </w:r>
-      <w:r>
-        <w:t xml:space="preserve">Кнопка </w:t>
-      </w:r>
-      <w:proofErr w:type="spellStart"/>
-      <w:r>
-        <w:rPr>
-          <w:lang w:val="en-US"/>
-        </w:rPr>
-        <w:t>PlayNormal</w:t>
-      </w:r>
-      <w:proofErr w:type="spellEnd"/>
-      <w:r>
-        <w:rPr>
-          <w:lang w:val="en-US"/>
-        </w:rPr>
-        <w:t>()/</w:t>
-      </w:r>
-      <w:proofErr w:type="spellStart"/>
-      <w:proofErr w:type="gramStart"/>
-      <w:r>
-        <w:rPr>
-          <w:lang w:val="en-US"/>
-        </w:rPr>
-        <w:t>PlayPeaceful</w:t>
-      </w:r>
-      <w:proofErr w:type="spellEnd"/>
-      <w:r>
-        <w:rPr>
-          <w:lang w:val="en-US"/>
-        </w:rPr>
-        <w:t>(</w:t>
-      </w:r>
-      <w:proofErr w:type="gramEnd"/>
-      <w:r>
-        <w:rPr>
-          <w:lang w:val="en-US"/>
-        </w:rPr>
-        <w:t>)</w:t>
-      </w:r>
-    </w:p>
-    <w:p>
-      <w:proofErr w:type="spellStart"/>
-      <w:r>
-        <w:rPr>
-          <w:lang w:val="en-US"/>
-        </w:rPr>
-        <w:t>MainMenuController</w:t>
-      </w:r>
-      <w:proofErr w:type="spellEnd"/>
-      <w:r>
-        <w:rPr>
-          <w:lang w:val="en-US"/>
-        </w:rPr>
-        <w:t xml:space="preserve"> – </w:t>
-      </w:r>
-      <w:proofErr w:type="spellStart"/>
-      <w:proofErr w:type="gramStart"/>
-      <w:r>
-        <w:rPr>
-          <w:lang w:val="en-US"/>
-        </w:rPr>
-        <w:t>StartPeacefulGame</w:t>
-      </w:r>
-      <w:proofErr w:type="spellEnd"/>
-      <w:r>
-        <w:rPr>
-          <w:lang w:val="en-US"/>
-        </w:rPr>
-        <w:t>(</w:t>
-      </w:r>
-      <w:proofErr w:type="gramEnd"/>
-      <w:r>
-        <w:rPr>
-          <w:lang w:val="en-US"/>
-        </w:rPr>
-        <w:t xml:space="preserve">) – </w:t>
-      </w:r>
-      <w:proofErr w:type="spellStart"/>
-      <w:r>
-        <w:rPr>
-          <w:lang w:val="en-US"/>
-        </w:rPr>
-        <w:t>SetMode</w:t>
-      </w:r>
-      <w:proofErr w:type="spellEnd"/>
-      <w:r>
-        <w:rPr>
-          <w:lang w:val="en-US"/>
-        </w:rPr>
-        <w:t xml:space="preserve">(Peaceful) – </w:t>
-      </w:r>
-      <w:r>
-        <w:t>загрузка</w:t>
-      </w:r>
-      <w:r>
-        <w:rPr>
-          <w:lang w:val="en-US"/>
-        </w:rPr>
-        <w:t xml:space="preserve"> </w:t>
-      </w:r>
-      <w:r>
-        <w:t>сцены</w:t>
-      </w:r>
-    </w:p>
-    <w:p>
-      <w:pPr>
-        <w:rPr>
-          <w:lang w:val="en-US"/>
-        </w:rPr>
-      </w:pPr>
-      <w:proofErr w:type="spellStart"/>
-      <w:r>
-        <w:rPr>
-          <w:lang w:val="en-US"/>
-        </w:rPr>
-        <w:t>GameSceneEntryPoint</w:t>
-      </w:r>
-      <w:proofErr w:type="spellEnd"/>
-      <w:r>
-        <w:rPr>
-          <w:lang w:val="en-US"/>
-        </w:rPr>
-        <w:t xml:space="preserve"> – </w:t>
-      </w:r>
-      <w:r>
-        <w:t>передает</w:t>
-      </w:r>
-      <w:r>
-        <w:rPr>
-          <w:lang w:val="en-US"/>
-        </w:rPr>
-        <w:t xml:space="preserve"> </w:t>
-      </w:r>
-      <w:proofErr w:type="spellStart"/>
-      <w:r>
-        <w:rPr>
-          <w:lang w:val="en-US"/>
-        </w:rPr>
-        <w:t>gameModeService</w:t>
-      </w:r>
-      <w:proofErr w:type="spellEnd"/>
-      <w:r>
-        <w:rPr>
-          <w:lang w:val="en-US"/>
-        </w:rPr>
-        <w:t xml:space="preserve"> </w:t>
-      </w:r>
-      <w:r>
-        <w:t>в</w:t>
-      </w:r>
-      <w:r>
-        <w:rPr>
-          <w:lang w:val="en-US"/>
-        </w:rPr>
-        <w:t xml:space="preserve"> </w:t>
-      </w:r>
-      <w:proofErr w:type="spellStart"/>
-      <w:proofErr w:type="gramStart"/>
-      <w:r>
-        <w:rPr>
-          <w:lang w:val="en-US"/>
-        </w:rPr>
-        <w:t>behaviour.Initialize</w:t>
-      </w:r>
-      <w:proofErr w:type="spellEnd"/>
-      <w:proofErr w:type="gramEnd"/>
-      <w:r>
-        <w:rPr>
-          <w:lang w:val="en-US"/>
-        </w:rPr>
-        <w:t>()</w:t>
-      </w:r>
-      <w:r>
-        <w:rPr>
-          <w:lang w:val="en-US"/>
-        </w:rPr>
-        <w:t xml:space="preserve"> (</w:t>
-      </w:r>
-      <w:proofErr w:type="spellStart"/>
-      <w:r>
-        <w:rPr>
-          <w:lang w:val="en-US"/>
-        </w:rPr>
-        <w:t>SetupEnemy</w:t>
-      </w:r>
-      <w:proofErr w:type="spellEnd"/>
-      <w:r>
-        <w:rPr>
-          <w:lang w:val="en-US"/>
-        </w:rPr>
-        <w:t>()</w:t>
-      </w:r>
-      <w:r>
-        <w:rPr>
-          <w:lang w:val="en-US"/>
-        </w:rPr>
-        <w:t>)</w:t>
-      </w:r>
-    </w:p>
-    <w:p>
-      <w:r>
-        <w:rPr>
-          <w:b/>
-          <w:bCs/>
-        </w:rPr>
-        <w:t>Обычные мобы</w:t>
-      </w:r>
-      <w:r>
-        <w:t xml:space="preserve"> – </w:t>
-      </w:r>
-    </w:p>
-    <w:p>
-      <w:pPr>
-        <w:rPr>
-          <w:lang w:val="en-US"/>
-        </w:rPr>
-      </w:pPr>
-      <w:proofErr w:type="spellStart"/>
-      <w:r>
-        <w:rPr>
-          <w:lang w:val="en-US"/>
-        </w:rPr>
-        <w:t>IAggroPolicy</w:t>
-      </w:r>
-      <w:proofErr w:type="spellEnd"/>
-      <w:r>
-        <w:t xml:space="preserve"> </w:t>
-      </w:r>
-      <w:r>
-        <w:t>–</w:t>
-      </w:r>
-      <w:r>
-        <w:t xml:space="preserve"> </w:t>
-      </w:r>
-      <w:r>
-        <w:t xml:space="preserve">интерфейс </w:t>
-      </w:r>
-      <w:proofErr w:type="spellStart"/>
-      <w:proofErr w:type="gramStart"/>
-      <w:r>
-        <w:rPr>
-          <w:lang w:val="en-US"/>
-        </w:rPr>
-        <w:t>CanAggro</w:t>
-      </w:r>
-      <w:proofErr w:type="spellEnd"/>
-      <w:r>
-        <w:rPr>
-          <w:lang w:val="en-US"/>
-        </w:rPr>
-        <w:t>(</w:t>
-      </w:r>
-      <w:proofErr w:type="gramEnd"/>
-      <w:r>
-        <w:rPr>
-          <w:lang w:val="en-US"/>
-        </w:rPr>
-        <w:t>)</w:t>
-      </w:r>
-    </w:p>
-    <w:p>
-      <w:pPr>
-        <w:rPr>
-          <w:lang w:val="en-US"/>
-        </w:rPr>
-      </w:pPr>
-      <w:proofErr w:type="spellStart"/>
-      <w:r>
-        <w:rPr>
-          <w:lang w:val="en-US"/>
-        </w:rPr>
-        <w:lastRenderedPageBreak/>
-        <w:t>PeacefulAggroPolicy</w:t>
-      </w:r>
-      <w:proofErr w:type="spellEnd"/>
-      <w:r>
-        <w:rPr>
-          <w:lang w:val="en-US"/>
-        </w:rPr>
-        <w:t xml:space="preserve"> – </w:t>
-      </w:r>
-      <w:r>
-        <w:t>мирный</w:t>
-      </w:r>
-      <w:r>
-        <w:rPr>
-          <w:lang w:val="en-US"/>
-        </w:rPr>
-        <w:t xml:space="preserve"> </w:t>
-      </w:r>
-      <w:r>
-        <w:t>режим</w:t>
-      </w:r>
-      <w:r>
-        <w:rPr>
-          <w:lang w:val="en-US"/>
-        </w:rPr>
-        <w:t>:</w:t>
-      </w:r>
-      <w:r>
-        <w:rPr>
-          <w:lang w:val="en-US"/>
-        </w:rPr>
-        <w:t xml:space="preserve"> </w:t>
-      </w:r>
-      <w:r>
-        <w:t>всегда</w:t>
-      </w:r>
-      <w:r>
-        <w:rPr>
-          <w:lang w:val="en-US"/>
-        </w:rPr>
-        <w:t xml:space="preserve"> </w:t>
-      </w:r>
-      <w:r>
-        <w:rPr>
-          <w:lang w:val="en-US"/>
-        </w:rPr>
-        <w:t>false</w:t>
-      </w:r>
-    </w:p>
-    <w:p>
-      <w:pPr>
-        <w:rPr>
-          <w:lang w:val="en-US"/>
-        </w:rPr>
-      </w:pPr>
-      <w:proofErr w:type="spellStart"/>
-      <w:r>
-        <w:rPr>
-          <w:lang w:val="en-US"/>
-        </w:rPr>
-        <w:t>NormalAggroPolicy</w:t>
-      </w:r>
-      <w:proofErr w:type="spellEnd"/>
-      <w:r>
-        <w:rPr>
-          <w:lang w:val="en-US"/>
-        </w:rPr>
-        <w:t xml:space="preserve"> – </w:t>
-      </w:r>
-      <w:r>
-        <w:t>обычный</w:t>
-      </w:r>
-      <w:r>
-        <w:rPr>
-          <w:lang w:val="en-US"/>
-        </w:rPr>
-        <w:t xml:space="preserve"> </w:t>
-      </w:r>
-      <w:r>
-        <w:t>режим</w:t>
-      </w:r>
-      <w:r>
-        <w:rPr>
-          <w:lang w:val="en-US"/>
-        </w:rPr>
-        <w:t>:</w:t>
-      </w:r>
-      <w:r>
-        <w:rPr>
-          <w:lang w:val="en-US"/>
-        </w:rPr>
-        <w:t xml:space="preserve"> </w:t>
-      </w:r>
-      <w:r>
-        <w:t>всегда</w:t>
-      </w:r>
-      <w:r>
-        <w:rPr>
-          <w:lang w:val="en-US"/>
-        </w:rPr>
-        <w:t xml:space="preserve"> </w:t>
-      </w:r>
-      <w:r>
-        <w:rPr>
-          <w:lang w:val="en-US"/>
-        </w:rPr>
-        <w:t>true</w:t>
-      </w:r>
-    </w:p>
-    <w:p>
-      <w:proofErr w:type="spellStart"/>
-      <w:r>
-        <w:rPr>
-          <w:lang w:val="en-US"/>
-        </w:rPr>
-        <w:t>BaseEnemyBehaviour</w:t>
-      </w:r>
-      <w:proofErr w:type="spellEnd"/>
-      <w:r>
-        <w:t xml:space="preserve"> – </w:t>
-      </w:r>
-      <w:r>
-        <w:t>выбирает</w:t>
-      </w:r>
-      <w:r>
-        <w:t xml:space="preserve"> </w:t>
-      </w:r>
-      <w:r>
-        <w:t>политику</w:t>
-      </w:r>
-      <w:r>
-        <w:t xml:space="preserve"> </w:t>
-      </w:r>
-      <w:r>
-        <w:t>по</w:t>
-      </w:r>
-      <w:r>
-        <w:t xml:space="preserve"> </w:t>
-      </w:r>
-      <w:proofErr w:type="spellStart"/>
-      <w:r>
-        <w:rPr>
-          <w:lang w:val="en-US"/>
-        </w:rPr>
-        <w:t>CurrentMode</w:t>
-      </w:r>
-      <w:proofErr w:type="spellEnd"/>
-      <w:r>
-        <w:t xml:space="preserve"> </w:t>
-      </w:r>
-      <w:r>
-        <w:t xml:space="preserve">(в </w:t>
-      </w:r>
-      <w:proofErr w:type="gramStart"/>
-      <w:r>
-        <w:rPr>
-          <w:lang w:val="en-US"/>
-        </w:rPr>
-        <w:t>Start</w:t>
-      </w:r>
-      <w:r>
-        <w:t>(</w:t>
-      </w:r>
-      <w:proofErr w:type="gramEnd"/>
-      <w:r>
-        <w:t>))</w:t>
-      </w:r>
-    </w:p>
-    <w:p>
-      <w:pPr>
-        <w:rPr>
-          <w:lang w:val="en-US"/>
-        </w:rPr>
-      </w:pPr>
-      <w:proofErr w:type="spellStart"/>
-      <w:r>
-        <w:rPr>
-          <w:lang w:val="en-US"/>
-        </w:rPr>
-        <w:t>EnemyBehaviour</w:t>
-      </w:r>
-      <w:proofErr w:type="spellEnd"/>
-      <w:r>
-        <w:rPr>
-          <w:lang w:val="en-US"/>
-        </w:rPr>
-        <w:t xml:space="preserve"> – </w:t>
-      </w:r>
-      <w:proofErr w:type="spellStart"/>
-      <w:proofErr w:type="gramStart"/>
-      <w:r>
-        <w:rPr>
-          <w:lang w:val="en-US"/>
-        </w:rPr>
-        <w:t>ShouldChasePlayer</w:t>
-      </w:r>
-      <w:proofErr w:type="spellEnd"/>
-      <w:r>
-        <w:rPr>
-          <w:lang w:val="en-US"/>
-        </w:rPr>
-        <w:t>(</w:t>
-      </w:r>
-      <w:proofErr w:type="gramEnd"/>
-      <w:r>
-        <w:rPr>
-          <w:lang w:val="en-US"/>
-        </w:rPr>
-        <w:t xml:space="preserve">) </w:t>
-      </w:r>
-      <w:r>
-        <w:t>проверяет</w:t>
-      </w:r>
-      <w:r>
-        <w:rPr>
-          <w:lang w:val="en-US"/>
-        </w:rPr>
-        <w:t xml:space="preserve"> </w:t>
-      </w:r>
-      <w:proofErr w:type="spellStart"/>
-      <w:r>
-        <w:rPr>
-          <w:lang w:val="en-US"/>
-        </w:rPr>
-        <w:t>CanAggro</w:t>
-      </w:r>
-      <w:proofErr w:type="spellEnd"/>
-    </w:p>
-    <w:p>
-      <w:pPr>
-        <w:rPr>
-          <w:lang w:val="en-US"/>
-        </w:rPr>
-      </w:pPr>
-      <w:proofErr w:type="spellStart"/>
-      <w:r>
-        <w:rPr>
-          <w:lang w:val="en-US"/>
-        </w:rPr>
-        <w:t>RangedEnemyBehaviour</w:t>
-      </w:r>
-      <w:proofErr w:type="spellEnd"/>
-      <w:r>
-        <w:rPr>
-          <w:lang w:val="en-US"/>
-        </w:rPr>
-        <w:t xml:space="preserve"> – </w:t>
-      </w:r>
-      <w:proofErr w:type="spellStart"/>
-      <w:proofErr w:type="gramStart"/>
-      <w:r>
-        <w:rPr>
-          <w:lang w:val="en-US"/>
-        </w:rPr>
-        <w:t>ShouldMaintainDistance</w:t>
-      </w:r>
-      <w:proofErr w:type="spellEnd"/>
-      <w:r>
-        <w:rPr>
-          <w:lang w:val="en-US"/>
-        </w:rPr>
-        <w:t>(</w:t>
-      </w:r>
-      <w:proofErr w:type="gramEnd"/>
-      <w:r>
-        <w:rPr>
-          <w:lang w:val="en-US"/>
-        </w:rPr>
-        <w:t xml:space="preserve">) </w:t>
-      </w:r>
-      <w:r>
-        <w:t>проверяет</w:t>
-      </w:r>
-      <w:r>
-        <w:rPr>
-          <w:lang w:val="en-US"/>
-        </w:rPr>
-        <w:t xml:space="preserve"> </w:t>
-      </w:r>
-      <w:proofErr w:type="spellStart"/>
-      <w:r>
-        <w:rPr>
-          <w:lang w:val="en-US"/>
-        </w:rPr>
-        <w:t>CanAggro</w:t>
-      </w:r>
-      <w:proofErr w:type="spellEnd"/>
-    </w:p>
-    <w:p>
-      <w:pPr>
-        <w:rPr>
-          <w:lang w:val="en-US"/>
-        </w:rPr>
-      </w:pPr>
-      <w:r>
-        <w:rPr>
-          <w:lang w:val="en-US"/>
-        </w:rPr>
-        <w:t>--</w:t>
-      </w:r>
-      <w:r>
-        <w:rPr>
-          <w:lang w:val="en-US"/>
-        </w:rPr>
-        <w:t xml:space="preserve"> </w:t>
-      </w:r>
-      <w:r>
-        <w:t>БЕГСТВО</w:t>
-      </w:r>
-    </w:p>
-    <w:p>
-      <w:pPr>
-        <w:rPr>
-          <w:lang w:val="en-US"/>
-        </w:rPr>
-      </w:pPr>
-      <w:proofErr w:type="spellStart"/>
-      <w:r>
-        <w:rPr>
-          <w:lang w:val="en-US"/>
-        </w:rPr>
-        <w:t>BaseCombatEnemyBehaviour</w:t>
-      </w:r>
-      <w:proofErr w:type="spellEnd"/>
-      <w:r>
-        <w:rPr>
-          <w:lang w:val="en-US"/>
-        </w:rPr>
-        <w:t xml:space="preserve"> – </w:t>
-      </w:r>
-      <w:proofErr w:type="spellStart"/>
-      <w:proofErr w:type="gramStart"/>
-      <w:r>
-        <w:rPr>
-          <w:lang w:val="en-US"/>
-        </w:rPr>
-        <w:t>ShouldFlee</w:t>
-      </w:r>
-      <w:proofErr w:type="spellEnd"/>
-      <w:r>
-        <w:rPr>
-          <w:lang w:val="en-US"/>
-        </w:rPr>
-        <w:t>(</w:t>
-      </w:r>
-      <w:proofErr w:type="gramEnd"/>
-      <w:r>
-        <w:rPr>
-          <w:lang w:val="en-US"/>
-        </w:rPr>
-        <w:t xml:space="preserve">) </w:t>
-      </w:r>
-      <w:r>
-        <w:t>если</w:t>
-      </w:r>
-      <w:r>
-        <w:rPr>
-          <w:lang w:val="en-US"/>
-        </w:rPr>
-        <w:t xml:space="preserve"> </w:t>
-      </w:r>
-      <w:r>
-        <w:t>ХП</w:t>
-      </w:r>
-      <w:r>
-        <w:rPr>
-          <w:lang w:val="en-US"/>
-        </w:rPr>
-        <w:t>&lt;30%</w:t>
-      </w:r>
-    </w:p>
-    <w:p>
-      <w:pPr>
-        <w:rPr>
-          <w:lang w:val="en-US"/>
-        </w:rPr>
-      </w:pPr>
-      <w:proofErr w:type="spellStart"/>
-      <w:r>
-        <w:rPr>
-          <w:lang w:val="en-US"/>
-        </w:rPr>
-        <w:t>IdleState</w:t>
-      </w:r>
-      <w:proofErr w:type="spellEnd"/>
-      <w:r>
-        <w:rPr>
-          <w:lang w:val="en-US"/>
-        </w:rPr>
-        <w:t>/</w:t>
-      </w:r>
-      <w:proofErr w:type="spellStart"/>
-      <w:r>
-        <w:rPr>
-          <w:lang w:val="en-US"/>
-        </w:rPr>
-        <w:t>RangedIdleState</w:t>
-      </w:r>
-      <w:proofErr w:type="spellEnd"/>
-      <w:r>
-        <w:rPr>
-          <w:lang w:val="en-US"/>
-        </w:rPr>
-        <w:t xml:space="preserve"> – </w:t>
-      </w:r>
-      <w:r>
-        <w:t>низкое</w:t>
-      </w:r>
-      <w:r>
-        <w:rPr>
-          <w:lang w:val="en-US"/>
-        </w:rPr>
-        <w:t xml:space="preserve"> </w:t>
-      </w:r>
-      <w:r>
-        <w:t>ХП</w:t>
-      </w:r>
-      <w:r>
-        <w:rPr>
-          <w:lang w:val="en-US"/>
-        </w:rPr>
-        <w:t xml:space="preserve"> </w:t>
-      </w:r>
-      <w:r>
-        <w:rPr>
-          <w:lang w:val="en-US"/>
-        </w:rPr>
-        <w:t>–&gt;</w:t>
-      </w:r>
-      <w:r>
-        <w:rPr>
-          <w:lang w:val="en-US"/>
-        </w:rPr>
-        <w:t xml:space="preserve"> </w:t>
-      </w:r>
-      <w:proofErr w:type="spellStart"/>
-      <w:proofErr w:type="gramStart"/>
-      <w:r>
-        <w:rPr>
-          <w:lang w:val="en-US"/>
-        </w:rPr>
-        <w:t>EnterFlee</w:t>
-      </w:r>
-      <w:proofErr w:type="spellEnd"/>
-      <w:r>
-        <w:rPr>
-          <w:lang w:val="en-US"/>
-        </w:rPr>
-        <w:t>(</w:t>
-      </w:r>
-      <w:proofErr w:type="gramEnd"/>
-      <w:r>
-        <w:rPr>
-          <w:lang w:val="en-US"/>
-        </w:rPr>
-        <w:t>)</w:t>
-      </w:r>
-    </w:p>
-    <w:p>
-      <w:proofErr w:type="spellStart"/>
-      <w:r>
-        <w:rPr>
-          <w:lang w:val="en-US"/>
-        </w:rPr>
-        <w:t>FleeState</w:t>
-      </w:r>
-      <w:proofErr w:type="spellEnd"/>
-      <w:r>
-        <w:t xml:space="preserve"> – </w:t>
-      </w:r>
-      <w:r>
-        <w:t>состояние бегства</w:t>
-      </w:r>
-    </w:p>
-    <w:p>
-      <w:r>
-        <w:rPr>
-          <w:b/>
-          <w:bCs/>
-        </w:rPr>
-        <w:t>Босс</w:t>
-      </w:r>
-      <w:r>
-        <w:t xml:space="preserve"> -</w:t>
-      </w:r>
-    </w:p>
-    <w:p>
-      <w:proofErr w:type="spellStart"/>
-      <w:r>
-        <w:rPr>
-          <w:lang w:val="en-US"/>
-        </w:rPr>
-        <w:t>BossBehaviour</w:t>
-      </w:r>
-      <w:proofErr w:type="spellEnd"/>
-      <w:r>
-        <w:t xml:space="preserve"> </w:t>
-      </w:r>
-      <w:r>
-        <w:t>–</w:t>
-      </w:r>
-      <w:r>
-        <w:t xml:space="preserve"> </w:t>
-      </w:r>
-      <w:proofErr w:type="spellStart"/>
-      <w:proofErr w:type="gramStart"/>
-      <w:r>
-        <w:rPr>
-          <w:lang w:val="en-US"/>
-        </w:rPr>
-        <w:t>Should</w:t>
-      </w:r>
-      <w:r>
-        <w:rPr>
-          <w:lang w:val="en-US"/>
-        </w:rPr>
-        <w:t>DetectPlayer</w:t>
-      </w:r>
-      <w:proofErr w:type="spellEnd"/>
-      <w:r>
-        <w:t>(</w:t>
-      </w:r>
-      <w:proofErr w:type="gramEnd"/>
-      <w:r>
-        <w:t xml:space="preserve">) </w:t>
-      </w:r>
-      <w:r>
-        <w:t>проверяет</w:t>
-      </w:r>
-      <w:r>
-        <w:t xml:space="preserve">, </w:t>
-      </w:r>
-      <w:r>
-        <w:t>должен</w:t>
-      </w:r>
-      <w:r>
-        <w:t xml:space="preserve"> </w:t>
-      </w:r>
-      <w:r>
-        <w:t>ли</w:t>
-      </w:r>
-      <w:r>
-        <w:t xml:space="preserve"> </w:t>
-      </w:r>
-      <w:r>
-        <w:t xml:space="preserve">босс преследовать игрока – </w:t>
-      </w:r>
-      <w:r>
-        <w:rPr>
-          <w:lang w:val="en-US"/>
-        </w:rPr>
-        <w:t>Activate</w:t>
-      </w:r>
-      <w:r>
-        <w:t xml:space="preserve">() </w:t>
-      </w:r>
-      <w:r>
-        <w:t>после первого попадания в босса, активирует его в мирном режиме</w:t>
-      </w:r>
-    </w:p>
-    <w:p>
-      <w:proofErr w:type="spellStart"/>
-      <w:r>
-        <w:rPr>
-          <w:lang w:val="en-US"/>
-        </w:rPr>
-        <w:t>BaseEnemyView</w:t>
-      </w:r>
-      <w:proofErr w:type="spellEnd"/>
-      <w:r>
-        <w:t xml:space="preserve"> – </w:t>
-      </w:r>
-      <w:r>
-        <w:t xml:space="preserve">после первого попадания в босса, активирует его </w:t>
-      </w:r>
-      <w:r>
-        <w:t xml:space="preserve">в </w:t>
-      </w:r>
-      <w:proofErr w:type="spellStart"/>
-      <w:proofErr w:type="gramStart"/>
-      <w:r>
-        <w:rPr>
-          <w:lang w:val="en-US"/>
-        </w:rPr>
-        <w:t>RecieveDamage</w:t>
-      </w:r>
-      <w:proofErr w:type="spellEnd"/>
-      <w:r>
-        <w:t>(</w:t>
-      </w:r>
-      <w:proofErr w:type="gramEnd"/>
-      <w:r>
-        <w:t>)</w:t>
-      </w:r>
-    </w:p>
-    <w:p>
-      <w:proofErr w:type="spellStart"/>
-      <w:r>
-        <w:rPr>
-          <w:lang w:val="en-US"/>
-        </w:rPr>
-        <w:t>BossIdleState</w:t>
-      </w:r>
-      <w:proofErr w:type="spellEnd"/>
-      <w:r>
-        <w:t xml:space="preserve"> – </w:t>
-      </w:r>
-      <w:r>
-        <w:t>босс активен -</w:t>
-      </w:r>
-      <w:r>
-        <w:t>&gt;</w:t>
-      </w:r>
-      <w:r>
-        <w:t xml:space="preserve"> доступно преследование</w:t>
-      </w:r>
-    </w:p>
-    <w:p>
-      <w:pPr>
+      </w:pPr>
+      <w:r>
         <w:rPr>
           <w:b/>
           <w:bCs/>
           <w:sz w:val="24"/>
           <w:szCs w:val="24"/>
         </w:rPr>
-      </w:pPr>
+        <w:t xml:space="preserve">Лаба </w:t>
+      </w:r>
       <w:r>
         <w:rPr>
           <w:b/>
@@ -7369,27 +7993,27 @@
           <w:sz w:val="24"/>
           <w:szCs w:val="24"/>
         </w:rPr>
-        <w:t xml:space="preserve">Лаба </w:t>
-      </w:r>
-      <w:r>
+        <w:t>6</w:t>
+      </w:r>
+    </w:p>
+    <w:p>
+      <w:pPr>
         <w:rPr>
           <w:b/>
           <w:bCs/>
           <w:sz w:val="24"/>
           <w:szCs w:val="24"/>
         </w:rPr>
-        <w:t>6</w:t>
-      </w:r>
-    </w:p>
-    <w:p>
-      <w:pPr>
+      </w:pPr>
+      <w:r>
         <w:rPr>
           <w:b/>
           <w:bCs/>
           <w:sz w:val="24"/>
           <w:szCs w:val="24"/>
         </w:rPr>
-      </w:pPr>
+        <w:t>1</w:t>
+      </w:r>
       <w:r>
         <w:rPr>
           <w:b/>
@@ -7397,7 +8021,7 @@
           <w:sz w:val="24"/>
           <w:szCs w:val="24"/>
         </w:rPr>
-        <w:t>1</w:t>
+        <w:t>.</w:t>
       </w:r>
       <w:r>
         <w:rPr>
@@ -7406,17 +8030,1425 @@
           <w:sz w:val="24"/>
           <w:szCs w:val="24"/>
         </w:rPr>
-        <w:t>.</w:t>
-      </w:r>
-      <w:r>
+        <w:t xml:space="preserve"> Вариативность мобов</w:t>
+      </w:r>
+    </w:p>
+    <w:p>
+      <w:pPr>
+        <w:rPr>
+          <w:lang w:val="en-US"/>
+        </w:rPr>
+      </w:pPr>
+      <w:r>
+        <w:rPr>
+          <w:b/>
+          <w:bCs/>
+        </w:rPr>
+        <w:t>Назначение</w:t>
+      </w:r>
+      <w:r>
+        <w:rPr>
+          <w:b/>
+          <w:bCs/>
+          <w:lang w:val="en-US"/>
+        </w:rPr>
+        <w:t xml:space="preserve"> </w:t>
+      </w:r>
+      <w:r>
+        <w:rPr>
+          <w:b/>
+          <w:bCs/>
+        </w:rPr>
+        <w:t>оружия</w:t>
+      </w:r>
+      <w:r>
+        <w:rPr>
+          <w:lang w:val="en-US"/>
+        </w:rPr>
+        <w:t xml:space="preserve"> – </w:t>
+      </w:r>
+      <w:proofErr w:type="spellStart"/>
+      <w:r>
+        <w:rPr>
+          <w:lang w:val="en-US"/>
+        </w:rPr>
+        <w:t>EnemyFactory</w:t>
+      </w:r>
+      <w:proofErr w:type="spellEnd"/>
+      <w:r>
+        <w:rPr>
+          <w:lang w:val="en-US"/>
+        </w:rPr>
+        <w:t xml:space="preserve"> </w:t>
+      </w:r>
+      <w:proofErr w:type="gramStart"/>
+      <w:r>
+        <w:rPr>
+          <w:lang w:val="en-US"/>
+        </w:rPr>
+        <w:t>Create(</w:t>
+      </w:r>
+      <w:proofErr w:type="gramEnd"/>
+      <w:r>
+        <w:rPr>
+          <w:lang w:val="en-US"/>
+        </w:rPr>
+        <w:t xml:space="preserve">) – </w:t>
+      </w:r>
+      <w:proofErr w:type="spellStart"/>
+      <w:r>
+        <w:rPr>
+          <w:lang w:val="en-US"/>
+        </w:rPr>
+        <w:t>EnemyWeaponAssigner</w:t>
+      </w:r>
+      <w:proofErr w:type="spellEnd"/>
+      <w:r>
+        <w:rPr>
+          <w:lang w:val="en-US"/>
+        </w:rPr>
+        <w:t xml:space="preserve"> </w:t>
+      </w:r>
+      <w:proofErr w:type="spellStart"/>
+      <w:r>
+        <w:rPr>
+          <w:lang w:val="en-US"/>
+        </w:rPr>
+        <w:t>AssignRandomWeapon</w:t>
+      </w:r>
+      <w:proofErr w:type="spellEnd"/>
+      <w:r>
+        <w:rPr>
+          <w:lang w:val="en-US"/>
+        </w:rPr>
+        <w:t>()</w:t>
+      </w:r>
+      <w:r>
+        <w:rPr>
+          <w:lang w:val="en-US"/>
+        </w:rPr>
+        <w:t xml:space="preserve"> – </w:t>
+      </w:r>
+      <w:proofErr w:type="spellStart"/>
+      <w:r>
+        <w:rPr>
+          <w:lang w:val="en-US"/>
+        </w:rPr>
+        <w:t>I</w:t>
+      </w:r>
+      <w:r>
+        <w:rPr>
+          <w:lang w:val="en-US"/>
+        </w:rPr>
+        <w:t>E</w:t>
+      </w:r>
+      <w:r>
+        <w:rPr>
+          <w:lang w:val="en-US"/>
+        </w:rPr>
+        <w:t>nemyWeaponAssignable</w:t>
+      </w:r>
+      <w:proofErr w:type="spellEnd"/>
+      <w:r>
+        <w:rPr>
+          <w:lang w:val="en-US"/>
+        </w:rPr>
+        <w:t xml:space="preserve"> </w:t>
+      </w:r>
+      <w:proofErr w:type="spellStart"/>
+      <w:r>
+        <w:rPr>
+          <w:lang w:val="en-US"/>
+        </w:rPr>
+        <w:t>AssignRandomWeapon</w:t>
+      </w:r>
+      <w:proofErr w:type="spellEnd"/>
+      <w:r>
+        <w:rPr>
+          <w:lang w:val="en-US"/>
+        </w:rPr>
+        <w:t>(random)</w:t>
+      </w:r>
+      <w:r>
+        <w:rPr>
+          <w:lang w:val="en-US"/>
+        </w:rPr>
+        <w:t xml:space="preserve"> – </w:t>
+      </w:r>
+      <w:proofErr w:type="spellStart"/>
+      <w:r>
+        <w:rPr>
+          <w:lang w:val="en-US"/>
+        </w:rPr>
+        <w:t>EnemyBehaviour</w:t>
+      </w:r>
+      <w:proofErr w:type="spellEnd"/>
+      <w:r>
+        <w:rPr>
+          <w:lang w:val="en-US"/>
+        </w:rPr>
+        <w:t xml:space="preserve"> </w:t>
+      </w:r>
+      <w:proofErr w:type="spellStart"/>
+      <w:r>
+        <w:rPr>
+          <w:lang w:val="en-US"/>
+        </w:rPr>
+        <w:t>AssignRandomWeapon</w:t>
+      </w:r>
+      <w:proofErr w:type="spellEnd"/>
+      <w:r>
+        <w:rPr>
+          <w:lang w:val="en-US"/>
+        </w:rPr>
+        <w:t xml:space="preserve">() – </w:t>
+      </w:r>
+      <w:proofErr w:type="spellStart"/>
+      <w:r>
+        <w:rPr>
+          <w:lang w:val="en-US"/>
+        </w:rPr>
+        <w:t>EnemyBehaviour</w:t>
+      </w:r>
+      <w:proofErr w:type="spellEnd"/>
+      <w:r>
+        <w:rPr>
+          <w:lang w:val="en-US"/>
+        </w:rPr>
+        <w:t xml:space="preserve"> </w:t>
+      </w:r>
+      <w:proofErr w:type="spellStart"/>
+      <w:r>
+        <w:rPr>
+          <w:lang w:val="en-US"/>
+        </w:rPr>
+        <w:t>SetWeapon</w:t>
+      </w:r>
+      <w:proofErr w:type="spellEnd"/>
+      <w:r>
+        <w:rPr>
+          <w:lang w:val="en-US"/>
+        </w:rPr>
+        <w:t xml:space="preserve">() – </w:t>
+      </w:r>
+      <w:r>
+        <w:t>в</w:t>
+      </w:r>
+      <w:r>
+        <w:rPr>
+          <w:lang w:val="en-US"/>
+        </w:rPr>
+        <w:t xml:space="preserve"> </w:t>
+      </w:r>
+      <w:r>
+        <w:rPr>
+          <w:lang w:val="en-US"/>
+        </w:rPr>
+        <w:t xml:space="preserve">Start() </w:t>
+      </w:r>
+      <w:r>
+        <w:t>повторная</w:t>
+      </w:r>
+      <w:r>
+        <w:rPr>
+          <w:lang w:val="en-US"/>
+        </w:rPr>
+        <w:t xml:space="preserve"> </w:t>
+      </w:r>
+      <w:r>
+        <w:t>проверка</w:t>
+      </w:r>
+    </w:p>
+    <w:p>
+      <w:r>
+        <w:rPr>
+          <w:b/>
+          <w:bCs/>
+        </w:rPr>
+        <w:t>Обычные мобы</w:t>
+      </w:r>
+      <w:r>
+        <w:t xml:space="preserve"> –</w:t>
+      </w:r>
+    </w:p>
+    <w:p>
+      <w:proofErr w:type="spellStart"/>
+      <w:r>
+        <w:rPr>
+          <w:lang w:val="en-US"/>
+        </w:rPr>
+        <w:t>EnemyWeaponConfig</w:t>
+      </w:r>
+      <w:proofErr w:type="spellEnd"/>
+      <w:r>
+        <w:t xml:space="preserve"> – </w:t>
+      </w:r>
+      <w:r>
+        <w:t xml:space="preserve">параметры оружия (урон, </w:t>
+      </w:r>
+      <w:proofErr w:type="spellStart"/>
+      <w:r>
+        <w:t>кулдаун</w:t>
+      </w:r>
+      <w:proofErr w:type="spellEnd"/>
+      <w:r>
+        <w:t>, анимация, снаряд)</w:t>
+      </w:r>
+    </w:p>
+    <w:p>
+      <w:proofErr w:type="spellStart"/>
+      <w:r>
+        <w:rPr>
+          <w:lang w:val="en-US"/>
+        </w:rPr>
+        <w:t>EnemyWeapon</w:t>
+      </w:r>
+      <w:proofErr w:type="spellEnd"/>
+      <w:r>
+        <w:t xml:space="preserve"> – </w:t>
+      </w:r>
+      <w:r>
+        <w:t>обертка над конфигом</w:t>
+      </w:r>
+    </w:p>
+    <w:p>
+      <w:proofErr w:type="spellStart"/>
+      <w:r>
+        <w:rPr>
+          <w:lang w:val="en-US"/>
+        </w:rPr>
+        <w:t>EnemyWeaponLoadout</w:t>
+      </w:r>
+      <w:proofErr w:type="spellEnd"/>
+      <w:r>
+        <w:t xml:space="preserve"> –</w:t>
+      </w:r>
+      <w:r>
+        <w:t xml:space="preserve"> набор оружий + </w:t>
+      </w:r>
+      <w:proofErr w:type="spellStart"/>
+      <w:proofErr w:type="gramStart"/>
+      <w:r>
+        <w:rPr>
+          <w:lang w:val="en-US"/>
+        </w:rPr>
+        <w:t>PickRandom</w:t>
+      </w:r>
+      <w:proofErr w:type="spellEnd"/>
+      <w:r>
+        <w:t>(</w:t>
+      </w:r>
+      <w:proofErr w:type="gramEnd"/>
+      <w:r>
+        <w:t>)</w:t>
+      </w:r>
+    </w:p>
+    <w:p>
+      <w:proofErr w:type="spellStart"/>
+      <w:r>
+        <w:rPr>
+          <w:lang w:val="en-US"/>
+        </w:rPr>
+        <w:t>EnemyBehaviour</w:t>
+      </w:r>
+      <w:proofErr w:type="spellEnd"/>
+      <w:r>
+        <w:t xml:space="preserve"> – </w:t>
+      </w:r>
+      <w:r>
+        <w:t xml:space="preserve">ближний моб – </w:t>
+      </w:r>
+      <w:proofErr w:type="spellStart"/>
+      <w:proofErr w:type="gramStart"/>
+      <w:r>
+        <w:rPr>
+          <w:lang w:val="en-US"/>
+        </w:rPr>
+        <w:t>AssignRandomWeapon</w:t>
+      </w:r>
+      <w:proofErr w:type="spellEnd"/>
+      <w:r>
+        <w:t>(</w:t>
+      </w:r>
+      <w:proofErr w:type="gramEnd"/>
+      <w:r>
+        <w:t>)</w:t>
+      </w:r>
+    </w:p>
+    <w:p>
+      <w:proofErr w:type="spellStart"/>
+      <w:r>
+        <w:rPr>
+          <w:lang w:val="en-US"/>
+        </w:rPr>
+        <w:t>RangedEnemyBehaviour</w:t>
+      </w:r>
+      <w:proofErr w:type="spellEnd"/>
+      <w:r>
+        <w:t xml:space="preserve"> – </w:t>
+      </w:r>
+      <w:r>
+        <w:t xml:space="preserve">дальний моб – оружие + свой </w:t>
+      </w:r>
+      <w:proofErr w:type="spellStart"/>
+      <w:r>
+        <w:t>префаб</w:t>
+      </w:r>
+      <w:proofErr w:type="spellEnd"/>
+      <w:r>
+        <w:t xml:space="preserve"> снаряда</w:t>
+      </w:r>
+    </w:p>
+    <w:p>
+      <w:proofErr w:type="spellStart"/>
+      <w:r>
+        <w:rPr>
+          <w:lang w:val="en-US"/>
+        </w:rPr>
+        <w:t>EnemyWeaponAssigner</w:t>
+      </w:r>
+      <w:proofErr w:type="spellEnd"/>
+      <w:r>
+        <w:t xml:space="preserve"> –</w:t>
+      </w:r>
+      <w:r>
+        <w:t xml:space="preserve"> назначает оружие при </w:t>
+      </w:r>
+      <w:proofErr w:type="spellStart"/>
+      <w:r>
+        <w:t>спавне</w:t>
+      </w:r>
+      <w:proofErr w:type="spellEnd"/>
+    </w:p>
+    <w:p>
+      <w:r>
+        <w:rPr>
+          <w:b/>
+          <w:bCs/>
+        </w:rPr>
+        <w:t>Босс</w:t>
+      </w:r>
+      <w:r>
+        <w:rPr>
+          <w:b/>
+          <w:bCs/>
+        </w:rPr>
+        <w:t xml:space="preserve"> – </w:t>
+      </w:r>
+      <w:proofErr w:type="spellStart"/>
+      <w:r>
+        <w:rPr>
+          <w:lang w:val="en-US"/>
+        </w:rPr>
+        <w:t>BossSpawnOnKillHandler</w:t>
+      </w:r>
+      <w:proofErr w:type="spellEnd"/>
+    </w:p>
+    <w:p>
+      <w:pPr>
+        <w:rPr>
+          <w:lang w:val="en-US"/>
+        </w:rPr>
+      </w:pPr>
+      <w:r>
+        <w:t>Стихии</w:t>
+      </w:r>
+      <w:r>
+        <w:rPr>
+          <w:lang w:val="en-US"/>
+        </w:rPr>
+        <w:t xml:space="preserve"> – </w:t>
+      </w:r>
+      <w:proofErr w:type="spellStart"/>
+      <w:r>
+        <w:rPr>
+          <w:lang w:val="en-US"/>
+        </w:rPr>
+        <w:t>EnemyFactory</w:t>
+      </w:r>
+      <w:proofErr w:type="spellEnd"/>
+      <w:r>
+        <w:rPr>
+          <w:lang w:val="en-US"/>
+        </w:rPr>
+        <w:t xml:space="preserve"> </w:t>
+      </w:r>
+      <w:proofErr w:type="gramStart"/>
+      <w:r>
+        <w:rPr>
+          <w:lang w:val="en-US"/>
+        </w:rPr>
+        <w:t>Create(</w:t>
+      </w:r>
+      <w:proofErr w:type="gramEnd"/>
+      <w:r>
+        <w:rPr>
+          <w:lang w:val="en-US"/>
+        </w:rPr>
+        <w:t xml:space="preserve">) - </w:t>
+      </w:r>
+      <w:proofErr w:type="spellStart"/>
+      <w:r>
+        <w:rPr>
+          <w:lang w:val="en-US"/>
+        </w:rPr>
+        <w:t>BossBehaviour</w:t>
+      </w:r>
+      <w:proofErr w:type="spellEnd"/>
+      <w:r>
+        <w:rPr>
+          <w:lang w:val="en-US"/>
+        </w:rPr>
+        <w:t xml:space="preserve"> </w:t>
+      </w:r>
+      <w:proofErr w:type="spellStart"/>
+      <w:r>
+        <w:rPr>
+          <w:lang w:val="en-US"/>
+        </w:rPr>
+        <w:t>AssignRandomVariants</w:t>
+      </w:r>
+      <w:proofErr w:type="spellEnd"/>
+      <w:r>
+        <w:rPr>
+          <w:lang w:val="en-US"/>
+        </w:rPr>
+        <w:t xml:space="preserve">() - </w:t>
+      </w:r>
+      <w:proofErr w:type="spellStart"/>
+      <w:r>
+        <w:rPr>
+          <w:lang w:val="en-US"/>
+        </w:rPr>
+        <w:t>BossElementVisualController</w:t>
+      </w:r>
+      <w:proofErr w:type="spellEnd"/>
+      <w:r>
+        <w:rPr>
+          <w:lang w:val="en-US"/>
+        </w:rPr>
+        <w:t xml:space="preserve"> </w:t>
+      </w:r>
+      <w:proofErr w:type="spellStart"/>
+      <w:r>
+        <w:rPr>
+          <w:lang w:val="en-US"/>
+        </w:rPr>
+        <w:t>ApplyElement</w:t>
+      </w:r>
+      <w:proofErr w:type="spellEnd"/>
+      <w:r>
+        <w:rPr>
+          <w:lang w:val="en-US"/>
+        </w:rPr>
+        <w:t xml:space="preserve">() – </w:t>
+      </w:r>
+    </w:p>
+    <w:p>
+      <w:pPr>
+        <w:rPr>
+          <w:lang w:val="en-US"/>
+        </w:rPr>
+      </w:pPr>
+      <w:proofErr w:type="spellStart"/>
+      <w:r>
+        <w:rPr>
+          <w:lang w:val="en-US"/>
+        </w:rPr>
+        <w:t>BossWeaponLoadout</w:t>
+      </w:r>
+      <w:proofErr w:type="spellEnd"/>
+      <w:r>
+        <w:rPr>
+          <w:lang w:val="en-US"/>
+        </w:rPr>
+        <w:t>/</w:t>
+      </w:r>
+      <w:proofErr w:type="spellStart"/>
+      <w:r>
+        <w:rPr>
+          <w:lang w:val="en-US"/>
+        </w:rPr>
+        <w:t>BossElementLoadout</w:t>
+      </w:r>
+      <w:proofErr w:type="spellEnd"/>
+      <w:r>
+        <w:rPr>
+          <w:lang w:val="en-US"/>
+        </w:rPr>
+        <w:t xml:space="preserve"> – </w:t>
+      </w:r>
+      <w:r>
+        <w:t>случайный</w:t>
+      </w:r>
+      <w:r>
+        <w:rPr>
+          <w:lang w:val="en-US"/>
+        </w:rPr>
+        <w:t xml:space="preserve"> </w:t>
+      </w:r>
+      <w:r>
+        <w:t>выбор</w:t>
+      </w:r>
+      <w:r>
+        <w:rPr>
+          <w:lang w:val="en-US"/>
+        </w:rPr>
+        <w:t xml:space="preserve"> </w:t>
+      </w:r>
+      <w:r>
+        <w:t>оружия</w:t>
+      </w:r>
+      <w:r>
+        <w:rPr>
+          <w:lang w:val="en-US"/>
+        </w:rPr>
+        <w:t xml:space="preserve"> </w:t>
+      </w:r>
+      <w:r>
+        <w:t>и</w:t>
+      </w:r>
+      <w:r>
+        <w:rPr>
+          <w:lang w:val="en-US"/>
+        </w:rPr>
+        <w:t xml:space="preserve"> </w:t>
+      </w:r>
+      <w:r>
+        <w:t>стихии</w:t>
+      </w:r>
+    </w:p>
+    <w:p>
+      <w:pPr>
+        <w:rPr>
+          <w:lang w:val="en-US"/>
+        </w:rPr>
+      </w:pPr>
+      <w:proofErr w:type="spellStart"/>
+      <w:r>
+        <w:rPr>
+          <w:lang w:val="en-US"/>
+        </w:rPr>
+        <w:t>BossElementConfig</w:t>
+      </w:r>
+      <w:proofErr w:type="spellEnd"/>
+      <w:r>
+        <w:rPr>
+          <w:lang w:val="en-US"/>
+        </w:rPr>
+        <w:t xml:space="preserve"> – </w:t>
+      </w:r>
+      <w:proofErr w:type="spellStart"/>
+      <w:r>
+        <w:rPr>
+          <w:lang w:val="en-US"/>
+        </w:rPr>
+        <w:t>particleColor</w:t>
+      </w:r>
+      <w:proofErr w:type="spellEnd"/>
+    </w:p>
+    <w:p>
+      <w:pPr>
+        <w:rPr>
+          <w:lang w:val="en-US"/>
+        </w:rPr>
+      </w:pPr>
+      <w:proofErr w:type="spellStart"/>
+      <w:r>
+        <w:rPr>
+          <w:lang w:val="en-US"/>
+        </w:rPr>
+        <w:t>BossElementVisualController</w:t>
+      </w:r>
+      <w:proofErr w:type="spellEnd"/>
+      <w:r>
+        <w:rPr>
+          <w:lang w:val="en-US"/>
+        </w:rPr>
+        <w:t xml:space="preserve"> – </w:t>
+      </w:r>
+      <w:r>
+        <w:t>красит</w:t>
+      </w:r>
+      <w:r>
+        <w:rPr>
+          <w:lang w:val="en-US"/>
+        </w:rPr>
+        <w:t xml:space="preserve"> </w:t>
+      </w:r>
+      <w:proofErr w:type="spellStart"/>
+      <w:r>
+        <w:rPr>
+          <w:lang w:val="en-US"/>
+        </w:rPr>
+        <w:t>ParticleSystem</w:t>
+      </w:r>
+      <w:proofErr w:type="spellEnd"/>
+      <w:r>
+        <w:rPr>
+          <w:lang w:val="en-US"/>
+        </w:rPr>
+        <w:t xml:space="preserve"> </w:t>
+      </w:r>
+      <w:r>
+        <w:t>при</w:t>
+      </w:r>
+      <w:r>
+        <w:rPr>
+          <w:lang w:val="en-US"/>
+        </w:rPr>
+        <w:t xml:space="preserve"> </w:t>
+      </w:r>
+      <w:proofErr w:type="spellStart"/>
+      <w:proofErr w:type="gramStart"/>
+      <w:r>
+        <w:rPr>
+          <w:lang w:val="en-US"/>
+        </w:rPr>
+        <w:t>SetElement</w:t>
+      </w:r>
+      <w:proofErr w:type="spellEnd"/>
+      <w:r>
+        <w:rPr>
+          <w:lang w:val="en-US"/>
+        </w:rPr>
+        <w:t>(</w:t>
+      </w:r>
+      <w:proofErr w:type="gramEnd"/>
+      <w:r>
+        <w:rPr>
+          <w:lang w:val="en-US"/>
+        </w:rPr>
+        <w:t>)</w:t>
+      </w:r>
+    </w:p>
+    <w:p>
+      <w:pPr>
+        <w:rPr>
+          <w:lang w:val="en-US"/>
+        </w:rPr>
+      </w:pPr>
+      <w:proofErr w:type="spellStart"/>
+      <w:r>
+        <w:rPr>
+          <w:lang w:val="en-US"/>
+        </w:rPr>
+        <w:t>BossBehaviour</w:t>
+      </w:r>
+      <w:proofErr w:type="spellEnd"/>
+      <w:r>
+        <w:rPr>
+          <w:lang w:val="en-US"/>
+        </w:rPr>
+        <w:t xml:space="preserve"> – </w:t>
+      </w:r>
+      <w:proofErr w:type="spellStart"/>
+      <w:proofErr w:type="gramStart"/>
+      <w:r>
+        <w:rPr>
+          <w:lang w:val="en-US"/>
+        </w:rPr>
+        <w:t>AssignRandomVariants</w:t>
+      </w:r>
+      <w:proofErr w:type="spellEnd"/>
+      <w:r>
+        <w:rPr>
+          <w:lang w:val="en-US"/>
+        </w:rPr>
+        <w:t>(</w:t>
+      </w:r>
+      <w:proofErr w:type="gramEnd"/>
+      <w:r>
+        <w:rPr>
+          <w:lang w:val="en-US"/>
+        </w:rPr>
+        <w:t xml:space="preserve">) </w:t>
+      </w:r>
+      <w:r>
+        <w:t>при</w:t>
+      </w:r>
+      <w:r>
+        <w:rPr>
+          <w:lang w:val="en-US"/>
+        </w:rPr>
+        <w:t xml:space="preserve"> </w:t>
+      </w:r>
+      <w:proofErr w:type="spellStart"/>
+      <w:r>
+        <w:t>спавне</w:t>
+      </w:r>
+      <w:proofErr w:type="spellEnd"/>
+    </w:p>
+    <w:p>
+      <w:pPr>
+        <w:rPr>
+          <w:lang w:val="en-US"/>
+        </w:rPr>
+      </w:pPr>
+      <w:proofErr w:type="spellStart"/>
+      <w:r>
+        <w:rPr>
+          <w:lang w:val="en-US"/>
+        </w:rPr>
+        <w:t>BossVariantAssigner</w:t>
+      </w:r>
+      <w:proofErr w:type="spellEnd"/>
+      <w:r>
+        <w:rPr>
+          <w:lang w:val="en-US"/>
+        </w:rPr>
+        <w:t xml:space="preserve"> – </w:t>
+      </w:r>
+      <w:r>
+        <w:t>вызывается</w:t>
+      </w:r>
+      <w:r>
+        <w:rPr>
+          <w:lang w:val="en-US"/>
+        </w:rPr>
+        <w:t xml:space="preserve"> </w:t>
+      </w:r>
+      <w:r>
+        <w:t>из</w:t>
+      </w:r>
+      <w:r>
+        <w:rPr>
+          <w:lang w:val="en-US"/>
+        </w:rPr>
+        <w:t xml:space="preserve"> </w:t>
+      </w:r>
+      <w:proofErr w:type="spellStart"/>
+      <w:r>
+        <w:rPr>
+          <w:lang w:val="en-US"/>
+        </w:rPr>
+        <w:t>EnemyFactory</w:t>
+      </w:r>
+      <w:proofErr w:type="spellEnd"/>
+    </w:p>
+    <w:p>
+      <w:pPr>
+        <w:rPr>
+          <w:lang w:val="en-US"/>
+        </w:rPr>
+      </w:pPr>
+      <w:proofErr w:type="spellStart"/>
+      <w:r>
+        <w:rPr>
+          <w:lang w:val="en-US"/>
+        </w:rPr>
+        <w:t>BossAttackState</w:t>
+      </w:r>
+      <w:proofErr w:type="spellEnd"/>
+      <w:r>
+        <w:rPr>
+          <w:lang w:val="en-US"/>
+        </w:rPr>
+        <w:t>/</w:t>
+      </w:r>
+      <w:proofErr w:type="spellStart"/>
+      <w:r>
+        <w:rPr>
+          <w:lang w:val="en-US"/>
+        </w:rPr>
+        <w:t>BossHeavyAttackState</w:t>
+      </w:r>
+      <w:proofErr w:type="spellEnd"/>
+      <w:r>
+        <w:rPr>
+          <w:lang w:val="en-US"/>
+        </w:rPr>
+        <w:t xml:space="preserve"> –</w:t>
+      </w:r>
+      <w:r>
+        <w:rPr>
+          <w:lang w:val="en-US"/>
+        </w:rPr>
+        <w:t xml:space="preserve"> </w:t>
+      </w:r>
+      <w:r>
+        <w:t>два</w:t>
+      </w:r>
+      <w:r>
+        <w:rPr>
+          <w:lang w:val="en-US"/>
+        </w:rPr>
+        <w:t xml:space="preserve"> </w:t>
+      </w:r>
+      <w:r>
+        <w:t>типа</w:t>
+      </w:r>
+      <w:r>
+        <w:rPr>
+          <w:lang w:val="en-US"/>
+        </w:rPr>
+        <w:t xml:space="preserve"> </w:t>
+      </w:r>
+      <w:r>
+        <w:t>атак</w:t>
+      </w:r>
+    </w:p>
+    <w:p>
+      <w:pPr>
+        <w:rPr>
+          <w:lang w:val="en-US"/>
+        </w:rPr>
+      </w:pPr>
+      <w:proofErr w:type="spellStart"/>
+      <w:r>
+        <w:rPr>
+          <w:lang w:val="en-US"/>
+        </w:rPr>
+        <w:t>BossSpawnService</w:t>
+      </w:r>
+      <w:proofErr w:type="spellEnd"/>
+      <w:r>
+        <w:rPr>
+          <w:lang w:val="en-US"/>
+        </w:rPr>
+        <w:t xml:space="preserve"> – </w:t>
+      </w:r>
+      <w:proofErr w:type="spellStart"/>
+      <w:r>
+        <w:t>спавн</w:t>
+      </w:r>
+      <w:proofErr w:type="spellEnd"/>
+      <w:r>
+        <w:rPr>
+          <w:lang w:val="en-US"/>
+        </w:rPr>
+        <w:t xml:space="preserve"> </w:t>
+      </w:r>
+      <w:r>
+        <w:t>босса</w:t>
+      </w:r>
+      <w:r>
+        <w:rPr>
+          <w:lang w:val="en-US"/>
+        </w:rPr>
+        <w:t xml:space="preserve"> </w:t>
+      </w:r>
+      <w:r>
+        <w:t>в</w:t>
+      </w:r>
+      <w:r>
+        <w:rPr>
+          <w:lang w:val="en-US"/>
+        </w:rPr>
+        <w:t xml:space="preserve"> </w:t>
+      </w:r>
+      <w:r>
+        <w:t>случайной</w:t>
+      </w:r>
+      <w:r>
+        <w:rPr>
+          <w:lang w:val="en-US"/>
+        </w:rPr>
+        <w:t xml:space="preserve"> </w:t>
+      </w:r>
+      <w:r>
+        <w:t>точке</w:t>
+      </w:r>
+    </w:p>
+    <w:p>
+      <w:pPr>
+        <w:rPr>
+          <w:lang w:val="en-US"/>
+        </w:rPr>
+      </w:pPr>
+      <w:proofErr w:type="spellStart"/>
+      <w:r>
+        <w:rPr>
+          <w:b/>
+          <w:bCs/>
+        </w:rPr>
+        <w:t>Спавн</w:t>
+      </w:r>
+      <w:proofErr w:type="spellEnd"/>
+      <w:r>
+        <w:rPr>
+          <w:lang w:val="en-US"/>
+        </w:rPr>
+        <w:t xml:space="preserve"> –</w:t>
+      </w:r>
+      <w:r>
+        <w:rPr>
+          <w:lang w:val="en-US"/>
+        </w:rPr>
+        <w:t xml:space="preserve"> </w:t>
+      </w:r>
+      <w:proofErr w:type="spellStart"/>
+      <w:r>
+        <w:rPr>
+          <w:lang w:val="en-US"/>
+        </w:rPr>
+        <w:t>GameSceneEntryPoint</w:t>
+      </w:r>
+      <w:proofErr w:type="spellEnd"/>
+      <w:r>
+        <w:rPr>
+          <w:lang w:val="en-US"/>
+        </w:rPr>
+        <w:t xml:space="preserve"> </w:t>
+      </w:r>
+      <w:proofErr w:type="gramStart"/>
+      <w:r>
+        <w:rPr>
+          <w:lang w:val="en-US"/>
+        </w:rPr>
+        <w:t>Awake(</w:t>
+      </w:r>
+      <w:proofErr w:type="gramEnd"/>
+      <w:r>
+        <w:rPr>
+          <w:lang w:val="en-US"/>
+        </w:rPr>
+        <w:t xml:space="preserve">) – </w:t>
+      </w:r>
+      <w:proofErr w:type="spellStart"/>
+      <w:r>
+        <w:rPr>
+          <w:lang w:val="en-US"/>
+        </w:rPr>
+        <w:t>SpawnAndRegisterenemies</w:t>
+      </w:r>
+      <w:proofErr w:type="spellEnd"/>
+      <w:r>
+        <w:rPr>
+          <w:lang w:val="en-US"/>
+        </w:rPr>
+        <w:t xml:space="preserve">() - </w:t>
+      </w:r>
+      <w:r>
+        <w:rPr>
+          <w:lang w:val="en-US"/>
+        </w:rPr>
+        <w:t xml:space="preserve">new </w:t>
+      </w:r>
+      <w:proofErr w:type="spellStart"/>
+      <w:r>
+        <w:rPr>
+          <w:lang w:val="en-US"/>
+        </w:rPr>
+        <w:t>EnemySpawnService</w:t>
+      </w:r>
+      <w:proofErr w:type="spellEnd"/>
+      <w:r>
+        <w:rPr>
+          <w:lang w:val="en-US"/>
+        </w:rPr>
+        <w:t>(</w:t>
+      </w:r>
+      <w:r>
+        <w:rPr>
+          <w:lang w:val="en-US"/>
+        </w:rPr>
+        <w:t>)</w:t>
+      </w:r>
+      <w:r>
+        <w:rPr>
+          <w:lang w:val="en-US"/>
+        </w:rPr>
+        <w:t xml:space="preserve"> </w:t>
+      </w:r>
+      <w:r>
+        <w:rPr>
+          <w:lang w:val="en-US"/>
+        </w:rPr>
+        <w:t>–</w:t>
+      </w:r>
+      <w:r>
+        <w:rPr>
+          <w:lang w:val="en-US"/>
+        </w:rPr>
+        <w:t xml:space="preserve"> </w:t>
+      </w:r>
+      <w:proofErr w:type="spellStart"/>
+      <w:r>
+        <w:rPr>
+          <w:lang w:val="en-US"/>
+        </w:rPr>
+        <w:t>spawnService.Spawn</w:t>
+      </w:r>
+      <w:proofErr w:type="spellEnd"/>
+      <w:r>
+        <w:rPr>
+          <w:lang w:val="en-US"/>
+        </w:rPr>
+        <w:t>()</w:t>
+      </w:r>
+    </w:p>
+    <w:p>
+      <w:pPr>
+        <w:rPr>
+          <w:lang w:val="en-US"/>
+        </w:rPr>
+      </w:pPr>
+      <w:proofErr w:type="spellStart"/>
+      <w:r>
+        <w:rPr>
+          <w:lang w:val="en-US"/>
+        </w:rPr>
+        <w:t>SpawnPoint</w:t>
+      </w:r>
+      <w:proofErr w:type="spellEnd"/>
+      <w:r>
+        <w:rPr>
+          <w:lang w:val="en-US"/>
+        </w:rPr>
+        <w:t xml:space="preserve"> – </w:t>
+      </w:r>
+      <w:r>
+        <w:t>точки</w:t>
+      </w:r>
+      <w:r>
+        <w:rPr>
+          <w:lang w:val="en-US"/>
+        </w:rPr>
+        <w:t xml:space="preserve"> </w:t>
+      </w:r>
+      <w:proofErr w:type="spellStart"/>
+      <w:r>
+        <w:t>спавна</w:t>
+      </w:r>
+      <w:proofErr w:type="spellEnd"/>
+    </w:p>
+    <w:p>
+      <w:pPr>
+        <w:rPr>
+          <w:lang w:val="en-US"/>
+        </w:rPr>
+      </w:pPr>
+      <w:proofErr w:type="spellStart"/>
+      <w:r>
+        <w:rPr>
+          <w:lang w:val="en-US"/>
+        </w:rPr>
+        <w:t>EnemySpawnDefinition</w:t>
+      </w:r>
+      <w:proofErr w:type="spellEnd"/>
+      <w:r>
+        <w:rPr>
+          <w:lang w:val="en-US"/>
+        </w:rPr>
+        <w:t xml:space="preserve"> – </w:t>
+      </w:r>
+      <w:r>
+        <w:t>какой</w:t>
+      </w:r>
+      <w:r>
+        <w:rPr>
+          <w:lang w:val="en-US"/>
+        </w:rPr>
+        <w:t xml:space="preserve"> </w:t>
+      </w:r>
+      <w:proofErr w:type="spellStart"/>
+      <w:r>
+        <w:t>префаб</w:t>
+      </w:r>
+      <w:proofErr w:type="spellEnd"/>
+      <w:r>
+        <w:rPr>
+          <w:lang w:val="en-US"/>
+        </w:rPr>
+        <w:t xml:space="preserve"> </w:t>
+      </w:r>
+      <w:proofErr w:type="spellStart"/>
+      <w:r>
+        <w:t>спавнить</w:t>
+      </w:r>
+      <w:proofErr w:type="spellEnd"/>
+      <w:r>
+        <w:rPr>
+          <w:lang w:val="en-US"/>
+        </w:rPr>
+        <w:t xml:space="preserve"> (</w:t>
+      </w:r>
+      <w:r>
+        <w:t>вес</w:t>
+      </w:r>
+      <w:r>
+        <w:rPr>
+          <w:lang w:val="en-US"/>
+        </w:rPr>
+        <w:t xml:space="preserve">, </w:t>
+      </w:r>
+      <w:r>
+        <w:t>роль</w:t>
+      </w:r>
+      <w:r>
+        <w:rPr>
+          <w:lang w:val="en-US"/>
+        </w:rPr>
+        <w:t>)</w:t>
+      </w:r>
+    </w:p>
+    <w:p>
+      <w:pPr>
+        <w:rPr>
+          <w:lang w:val="en-US"/>
+        </w:rPr>
+      </w:pPr>
+      <w:proofErr w:type="spellStart"/>
+      <w:r>
+        <w:rPr>
+          <w:lang w:val="en-US"/>
+        </w:rPr>
+        <w:t>EnemySpawnService</w:t>
+      </w:r>
+      <w:proofErr w:type="spellEnd"/>
+      <w:r>
+        <w:rPr>
+          <w:lang w:val="en-US"/>
+        </w:rPr>
+        <w:t xml:space="preserve"> – </w:t>
+      </w:r>
+      <w:r>
+        <w:t>логика</w:t>
+      </w:r>
+      <w:r>
+        <w:rPr>
+          <w:lang w:val="en-US"/>
+        </w:rPr>
+        <w:t xml:space="preserve"> </w:t>
+      </w:r>
+      <w:proofErr w:type="spellStart"/>
+      <w:r>
+        <w:t>спавна</w:t>
+      </w:r>
+      <w:proofErr w:type="spellEnd"/>
+    </w:p>
+    <w:p>
+      <w:pPr>
+        <w:rPr>
+          <w:lang w:val="en-US"/>
+        </w:rPr>
+      </w:pPr>
+      <w:proofErr w:type="spellStart"/>
+      <w:r>
+        <w:rPr>
+          <w:lang w:val="en-US"/>
+        </w:rPr>
+        <w:t>EnemyFactory</w:t>
+      </w:r>
+      <w:proofErr w:type="spellEnd"/>
+      <w:r>
+        <w:rPr>
+          <w:lang w:val="en-US"/>
+        </w:rPr>
+        <w:t xml:space="preserve"> – </w:t>
+      </w:r>
+      <w:r>
+        <w:rPr>
+          <w:lang w:val="en-US"/>
+        </w:rPr>
+        <w:t>Instantiate</w:t>
+      </w:r>
+      <w:r>
+        <w:rPr>
+          <w:lang w:val="en-US"/>
+        </w:rPr>
+        <w:t xml:space="preserve"> + </w:t>
+      </w:r>
+      <w:r>
+        <w:t>назначение</w:t>
+      </w:r>
+      <w:r>
+        <w:rPr>
+          <w:lang w:val="en-US"/>
+        </w:rPr>
+        <w:t xml:space="preserve"> </w:t>
+      </w:r>
+      <w:r>
+        <w:t>оружия</w:t>
+      </w:r>
+      <w:r>
+        <w:rPr>
+          <w:lang w:val="en-US"/>
+        </w:rPr>
+        <w:t>/</w:t>
+      </w:r>
+      <w:r>
+        <w:t>вариантов</w:t>
+      </w:r>
+      <w:r>
+        <w:rPr>
+          <w:lang w:val="en-US"/>
+        </w:rPr>
+        <w:t xml:space="preserve"> </w:t>
+      </w:r>
+      <w:r>
+        <w:t>босса</w:t>
+      </w:r>
+    </w:p>
+    <w:p>
+      <w:pPr>
+        <w:rPr>
+          <w:lang w:val="en-US"/>
+        </w:rPr>
+      </w:pPr>
+      <w:proofErr w:type="spellStart"/>
+      <w:r>
+        <w:rPr>
+          <w:lang w:val="en-US"/>
+        </w:rPr>
+        <w:t>RandomSpawnPointSelector</w:t>
+      </w:r>
+      <w:proofErr w:type="spellEnd"/>
+      <w:r>
+        <w:rPr>
+          <w:lang w:val="en-US"/>
+        </w:rPr>
+        <w:t xml:space="preserve"> – </w:t>
+      </w:r>
+      <w:r>
+        <w:t>случайный</w:t>
+      </w:r>
+      <w:r>
+        <w:rPr>
+          <w:lang w:val="en-US"/>
+        </w:rPr>
+        <w:t xml:space="preserve"> </w:t>
+      </w:r>
+      <w:r>
+        <w:t>выбор</w:t>
+      </w:r>
+      <w:r>
+        <w:rPr>
+          <w:lang w:val="en-US"/>
+        </w:rPr>
+        <w:t xml:space="preserve"> </w:t>
+      </w:r>
+      <w:r>
+        <w:t>точек</w:t>
+      </w:r>
+    </w:p>
+    <w:p>
+      <w:pPr>
+        <w:rPr>
+          <w:lang w:val="en-US"/>
+        </w:rPr>
+      </w:pPr>
+      <w:proofErr w:type="spellStart"/>
+      <w:r>
+        <w:rPr>
+          <w:lang w:val="en-US"/>
+        </w:rPr>
+        <w:t>WeightedEnemySpawnDefinitionSelector</w:t>
+      </w:r>
+      <w:proofErr w:type="spellEnd"/>
+      <w:r>
+        <w:rPr>
+          <w:lang w:val="en-US"/>
+        </w:rPr>
+        <w:t xml:space="preserve"> – </w:t>
+      </w:r>
+      <w:r>
+        <w:t>взвешенный</w:t>
+      </w:r>
+      <w:r>
+        <w:rPr>
+          <w:lang w:val="en-US"/>
+        </w:rPr>
+        <w:t xml:space="preserve"> </w:t>
+      </w:r>
+      <w:r>
+        <w:t>случайный</w:t>
+      </w:r>
+      <w:r>
+        <w:rPr>
+          <w:lang w:val="en-US"/>
+        </w:rPr>
+        <w:t xml:space="preserve"> </w:t>
+      </w:r>
+      <w:r>
+        <w:t>выбор</w:t>
+      </w:r>
+      <w:r>
+        <w:rPr>
+          <w:lang w:val="en-US"/>
+        </w:rPr>
+        <w:t xml:space="preserve"> </w:t>
+      </w:r>
+      <w:r>
+        <w:t>типа</w:t>
+      </w:r>
+    </w:p>
+    <w:p>
+      <w:pPr>
+        <w:rPr>
+          <w:lang w:val="en-US"/>
+        </w:rPr>
+      </w:pPr>
+      <w:proofErr w:type="spellStart"/>
+      <w:r>
+        <w:rPr>
+          <w:lang w:val="en-US"/>
+        </w:rPr>
+        <w:lastRenderedPageBreak/>
+        <w:t>GameSceneEntryPoint</w:t>
+      </w:r>
+      <w:proofErr w:type="spellEnd"/>
+      <w:r>
+        <w:rPr>
+          <w:lang w:val="en-US"/>
+        </w:rPr>
+        <w:t xml:space="preserve"> – </w:t>
+      </w:r>
+      <w:r>
+        <w:t>массив</w:t>
+      </w:r>
+      <w:r>
+        <w:rPr>
+          <w:lang w:val="en-US"/>
+        </w:rPr>
+        <w:t xml:space="preserve"> </w:t>
+      </w:r>
+      <w:proofErr w:type="spellStart"/>
+      <w:proofErr w:type="gramStart"/>
+      <w:r>
+        <w:rPr>
+          <w:lang w:val="en-US"/>
+        </w:rPr>
+        <w:t>spawnPoints</w:t>
+      </w:r>
+      <w:proofErr w:type="spellEnd"/>
+      <w:r>
+        <w:rPr>
+          <w:lang w:val="en-US"/>
+        </w:rPr>
+        <w:t>[</w:t>
+      </w:r>
+      <w:proofErr w:type="gramEnd"/>
+      <w:r>
+        <w:rPr>
+          <w:lang w:val="en-US"/>
+        </w:rPr>
+        <w:t xml:space="preserve">] </w:t>
+      </w:r>
+      <w:r>
+        <w:t>на</w:t>
+      </w:r>
+      <w:r>
+        <w:rPr>
+          <w:lang w:val="en-US"/>
+        </w:rPr>
+        <w:t xml:space="preserve"> </w:t>
+      </w:r>
+      <w:r>
+        <w:t>сцене</w:t>
+      </w:r>
+    </w:p>
+    <w:p>
+      <w:pPr>
         <w:rPr>
           <w:b/>
           <w:bCs/>
           <w:sz w:val="24"/>
           <w:szCs w:val="24"/>
-        </w:rPr>
-        <w:t xml:space="preserve"> </w:t>
-      </w:r>
+          <w:lang w:val="en-US"/>
+        </w:rPr>
+      </w:pPr>
       <w:r>
         <w:rPr>
           <w:b/>
@@ -7424,1259 +9456,28 @@
           <w:sz w:val="24"/>
           <w:szCs w:val="24"/>
         </w:rPr>
-        <w:t>Вариативность мобов</w:t>
-      </w:r>
-    </w:p>
-    <w:p>
-      <w:pPr>
-        <w:rPr>
-          <w:lang w:val="en-US"/>
-        </w:rPr>
-      </w:pPr>
-      <w:r>
-        <w:rPr>
-          <w:b/>
-          <w:bCs/>
-        </w:rPr>
-        <w:t>Назначение</w:t>
-      </w:r>
-      <w:r>
-        <w:rPr>
-          <w:b/>
-          <w:bCs/>
-          <w:lang w:val="en-US"/>
-        </w:rPr>
-        <w:t xml:space="preserve"> </w:t>
-      </w:r>
-      <w:r>
-        <w:rPr>
-          <w:b/>
-          <w:bCs/>
-        </w:rPr>
-        <w:t>оружия</w:t>
-      </w:r>
-      <w:r>
-        <w:rPr>
-          <w:lang w:val="en-US"/>
-        </w:rPr>
-        <w:t xml:space="preserve"> – </w:t>
-      </w:r>
-      <w:proofErr w:type="spellStart"/>
-      <w:r>
-        <w:rPr>
-          <w:lang w:val="en-US"/>
-        </w:rPr>
-        <w:t>EnemyFactory</w:t>
-      </w:r>
-      <w:proofErr w:type="spellEnd"/>
-      <w:r>
-        <w:rPr>
-          <w:lang w:val="en-US"/>
-        </w:rPr>
-        <w:t xml:space="preserve"> </w:t>
-      </w:r>
-      <w:proofErr w:type="gramStart"/>
-      <w:r>
-        <w:rPr>
-          <w:lang w:val="en-US"/>
-        </w:rPr>
-        <w:t>Create(</w:t>
-      </w:r>
-      <w:proofErr w:type="gramEnd"/>
-      <w:r>
-        <w:rPr>
-          <w:lang w:val="en-US"/>
-        </w:rPr>
-        <w:t xml:space="preserve">) – </w:t>
-      </w:r>
-      <w:proofErr w:type="spellStart"/>
-      <w:r>
-        <w:rPr>
-          <w:lang w:val="en-US"/>
-        </w:rPr>
-        <w:t>EnemyWeaponAssigner</w:t>
-      </w:r>
-      <w:proofErr w:type="spellEnd"/>
-      <w:r>
-        <w:rPr>
-          <w:lang w:val="en-US"/>
-        </w:rPr>
-        <w:t xml:space="preserve"> </w:t>
-      </w:r>
-      <w:proofErr w:type="spellStart"/>
-      <w:r>
-        <w:rPr>
-          <w:lang w:val="en-US"/>
-        </w:rPr>
-        <w:t>AssignRandomWeapon</w:t>
-      </w:r>
-      <w:proofErr w:type="spellEnd"/>
-      <w:r>
-        <w:rPr>
-          <w:lang w:val="en-US"/>
-        </w:rPr>
-        <w:t>()</w:t>
-      </w:r>
-      <w:r>
-        <w:rPr>
-          <w:lang w:val="en-US"/>
-        </w:rPr>
-        <w:t xml:space="preserve"> – </w:t>
-      </w:r>
-      <w:proofErr w:type="spellStart"/>
-      <w:r>
-        <w:rPr>
-          <w:lang w:val="en-US"/>
-        </w:rPr>
-        <w:t>I</w:t>
-      </w:r>
-      <w:r>
-        <w:rPr>
-          <w:lang w:val="en-US"/>
-        </w:rPr>
-        <w:t>E</w:t>
-      </w:r>
-      <w:r>
-        <w:rPr>
-          <w:lang w:val="en-US"/>
-        </w:rPr>
-        <w:t>nemyWeaponAssignable</w:t>
-      </w:r>
-      <w:proofErr w:type="spellEnd"/>
-      <w:r>
-        <w:rPr>
-          <w:lang w:val="en-US"/>
-        </w:rPr>
-        <w:t xml:space="preserve"> </w:t>
-      </w:r>
-      <w:proofErr w:type="spellStart"/>
-      <w:r>
-        <w:rPr>
-          <w:lang w:val="en-US"/>
-        </w:rPr>
-        <w:t>AssignRandomWeapon</w:t>
-      </w:r>
-      <w:proofErr w:type="spellEnd"/>
-      <w:r>
-        <w:rPr>
-          <w:lang w:val="en-US"/>
-        </w:rPr>
-        <w:t>(random)</w:t>
-      </w:r>
-      <w:r>
-        <w:rPr>
-          <w:lang w:val="en-US"/>
-        </w:rPr>
-        <w:t xml:space="preserve"> – </w:t>
-      </w:r>
-      <w:proofErr w:type="spellStart"/>
-      <w:r>
-        <w:rPr>
-          <w:lang w:val="en-US"/>
-        </w:rPr>
-        <w:t>EnemyBehaviour</w:t>
-      </w:r>
-      <w:proofErr w:type="spellEnd"/>
-      <w:r>
-        <w:rPr>
-          <w:lang w:val="en-US"/>
-        </w:rPr>
-        <w:t xml:space="preserve"> </w:t>
-      </w:r>
-      <w:proofErr w:type="spellStart"/>
-      <w:r>
-        <w:rPr>
-          <w:lang w:val="en-US"/>
-        </w:rPr>
-        <w:t>AssignRandomWeapon</w:t>
-      </w:r>
-      <w:proofErr w:type="spellEnd"/>
-      <w:r>
-        <w:rPr>
-          <w:lang w:val="en-US"/>
-        </w:rPr>
-        <w:t xml:space="preserve">() – </w:t>
-      </w:r>
-      <w:proofErr w:type="spellStart"/>
-      <w:r>
-        <w:rPr>
-          <w:lang w:val="en-US"/>
-        </w:rPr>
-        <w:t>EnemyBehaviour</w:t>
-      </w:r>
-      <w:proofErr w:type="spellEnd"/>
-      <w:r>
-        <w:rPr>
-          <w:lang w:val="en-US"/>
-        </w:rPr>
-        <w:t xml:space="preserve"> </w:t>
-      </w:r>
-      <w:proofErr w:type="spellStart"/>
-      <w:r>
-        <w:rPr>
-          <w:lang w:val="en-US"/>
-        </w:rPr>
-        <w:t>SetWeapon</w:t>
-      </w:r>
-      <w:proofErr w:type="spellEnd"/>
-      <w:r>
-        <w:rPr>
-          <w:lang w:val="en-US"/>
-        </w:rPr>
-        <w:t xml:space="preserve">() – </w:t>
-      </w:r>
-      <w:r>
-        <w:t>в</w:t>
-      </w:r>
-      <w:r>
-        <w:rPr>
-          <w:lang w:val="en-US"/>
-        </w:rPr>
-        <w:t xml:space="preserve"> </w:t>
-      </w:r>
-      <w:r>
-        <w:rPr>
-          <w:lang w:val="en-US"/>
-        </w:rPr>
-        <w:t xml:space="preserve">Start() </w:t>
-      </w:r>
-      <w:r>
-        <w:t>повторная</w:t>
-      </w:r>
-      <w:r>
-        <w:rPr>
-          <w:lang w:val="en-US"/>
-        </w:rPr>
-        <w:t xml:space="preserve"> </w:t>
-      </w:r>
-      <w:r>
-        <w:t>проверка</w:t>
-      </w:r>
-    </w:p>
-    <w:p>
-      <w:r>
-        <w:rPr>
-          <w:b/>
-          <w:bCs/>
-        </w:rPr>
-        <w:t>Обычные мобы</w:t>
-      </w:r>
-      <w:r>
-        <w:t xml:space="preserve"> –</w:t>
-      </w:r>
-    </w:p>
-    <w:p>
-      <w:proofErr w:type="spellStart"/>
-      <w:r>
-        <w:rPr>
-          <w:lang w:val="en-US"/>
-        </w:rPr>
-        <w:t>EnemyWeaponConfig</w:t>
-      </w:r>
-      <w:proofErr w:type="spellEnd"/>
-      <w:r>
-        <w:t xml:space="preserve"> – </w:t>
-      </w:r>
-      <w:r>
-        <w:t xml:space="preserve">параметры оружия (урон, </w:t>
-      </w:r>
-      <w:proofErr w:type="spellStart"/>
-      <w:r>
-        <w:t>кулдаун</w:t>
-      </w:r>
-      <w:proofErr w:type="spellEnd"/>
-      <w:r>
-        <w:t>, анимация, снаряд)</w:t>
-      </w:r>
-    </w:p>
-    <w:p>
-      <w:proofErr w:type="spellStart"/>
-      <w:r>
-        <w:rPr>
-          <w:lang w:val="en-US"/>
-        </w:rPr>
-        <w:t>EnemyWeapon</w:t>
-      </w:r>
-      <w:proofErr w:type="spellEnd"/>
-      <w:r>
-        <w:t xml:space="preserve"> – </w:t>
-      </w:r>
-      <w:r>
-        <w:t>обертка над конфигом</w:t>
-      </w:r>
-    </w:p>
-    <w:p>
-      <w:pPr>
-        <w:rPr>
-          <w:lang w:val="en-US"/>
-        </w:rPr>
-      </w:pPr>
-      <w:proofErr w:type="spellStart"/>
-      <w:r>
-        <w:rPr>
-          <w:lang w:val="en-US"/>
-        </w:rPr>
-        <w:t>EnemyWeaponLoadout</w:t>
-      </w:r>
-      <w:proofErr w:type="spellEnd"/>
-      <w:r>
-        <w:t xml:space="preserve"> –</w:t>
-      </w:r>
-      <w:r>
-        <w:t xml:space="preserve"> набор оружий + </w:t>
-      </w:r>
-      <w:proofErr w:type="spellStart"/>
-      <w:proofErr w:type="gramStart"/>
-      <w:r>
-        <w:rPr>
-          <w:lang w:val="en-US"/>
-        </w:rPr>
-        <w:t>PickRandom</w:t>
-      </w:r>
-      <w:proofErr w:type="spellEnd"/>
-      <w:r>
-        <w:rPr>
-          <w:lang w:val="en-US"/>
-        </w:rPr>
-        <w:t>(</w:t>
-      </w:r>
-      <w:proofErr w:type="gramEnd"/>
-      <w:r>
-        <w:rPr>
-          <w:lang w:val="en-US"/>
-        </w:rPr>
-        <w:t>)</w:t>
-      </w:r>
-    </w:p>
-    <w:p>
-      <w:pPr>
-        <w:rPr>
-          <w:lang w:val="en-US"/>
-        </w:rPr>
-      </w:pPr>
-      <w:proofErr w:type="spellStart"/>
-      <w:r>
-        <w:rPr>
-          <w:lang w:val="en-US"/>
-        </w:rPr>
-        <w:t>EnemyBehaviour</w:t>
-      </w:r>
-      <w:proofErr w:type="spellEnd"/>
-      <w:r>
-        <w:rPr>
-          <w:lang w:val="en-US"/>
-        </w:rPr>
-        <w:t xml:space="preserve"> – </w:t>
-      </w:r>
-      <w:r>
-        <w:t xml:space="preserve">ближний моб – </w:t>
-      </w:r>
-      <w:proofErr w:type="spellStart"/>
-      <w:proofErr w:type="gramStart"/>
-      <w:r>
-        <w:rPr>
-          <w:lang w:val="en-US"/>
-        </w:rPr>
-        <w:t>AssignRandomWeapon</w:t>
-      </w:r>
-      <w:proofErr w:type="spellEnd"/>
-      <w:r>
-        <w:rPr>
-          <w:lang w:val="en-US"/>
-        </w:rPr>
-        <w:t>(</w:t>
-      </w:r>
-      <w:proofErr w:type="gramEnd"/>
-      <w:r>
-        <w:rPr>
-          <w:lang w:val="en-US"/>
-        </w:rPr>
-        <w:t>)</w:t>
-      </w:r>
-    </w:p>
-    <w:p>
-      <w:proofErr w:type="spellStart"/>
-      <w:r>
-        <w:rPr>
-          <w:lang w:val="en-US"/>
-        </w:rPr>
-        <w:t>RangedEnemyBehaviour</w:t>
-      </w:r>
-      <w:proofErr w:type="spellEnd"/>
-      <w:r>
-        <w:t xml:space="preserve"> – </w:t>
-      </w:r>
-      <w:r>
-        <w:t xml:space="preserve">дальний моб – оружие + свой </w:t>
-      </w:r>
-      <w:proofErr w:type="spellStart"/>
-      <w:r>
-        <w:t>префаб</w:t>
-      </w:r>
-      <w:proofErr w:type="spellEnd"/>
-      <w:r>
-        <w:t xml:space="preserve"> снаряда</w:t>
-      </w:r>
-    </w:p>
-    <w:p>
-      <w:proofErr w:type="spellStart"/>
-      <w:r>
-        <w:rPr>
-          <w:lang w:val="en-US"/>
-        </w:rPr>
-        <w:t>EnemyWeaponAssigner</w:t>
-      </w:r>
-      <w:proofErr w:type="spellEnd"/>
-      <w:r>
-        <w:t xml:space="preserve"> –</w:t>
-      </w:r>
-      <w:r>
-        <w:t xml:space="preserve"> назначает оружие при </w:t>
-      </w:r>
-      <w:proofErr w:type="spellStart"/>
-      <w:r>
-        <w:t>спавне</w:t>
-      </w:r>
-      <w:proofErr w:type="spellEnd"/>
-    </w:p>
-    <w:p>
-      <w:pPr>
-        <w:rPr>
-          <w:lang w:val="en-US"/>
-        </w:rPr>
-      </w:pPr>
-      <w:r>
-        <w:rPr>
-          <w:b/>
-          <w:bCs/>
-        </w:rPr>
-        <w:t>Босс</w:t>
-      </w:r>
-      <w:r>
-        <w:rPr>
-          <w:b/>
-          <w:bCs/>
-          <w:lang w:val="en-US"/>
-        </w:rPr>
-        <w:t xml:space="preserve"> – </w:t>
-      </w:r>
-      <w:proofErr w:type="spellStart"/>
-      <w:r>
-        <w:rPr>
-          <w:lang w:val="en-US"/>
-        </w:rPr>
-        <w:t>BossSpawnOnKillHandler</w:t>
-      </w:r>
-      <w:proofErr w:type="spellEnd"/>
-    </w:p>
-    <w:p>
-      <w:pPr>
-        <w:rPr>
-          <w:lang w:val="en-US"/>
-        </w:rPr>
-      </w:pPr>
-      <w:r>
-        <w:t>Стихии</w:t>
-      </w:r>
-      <w:r>
-        <w:rPr>
-          <w:lang w:val="en-US"/>
-        </w:rPr>
-        <w:t xml:space="preserve"> – </w:t>
-      </w:r>
-      <w:proofErr w:type="spellStart"/>
-      <w:r>
-        <w:rPr>
-          <w:lang w:val="en-US"/>
-        </w:rPr>
-        <w:t>EnemyFactory</w:t>
-      </w:r>
-      <w:proofErr w:type="spellEnd"/>
-      <w:r>
-        <w:rPr>
-          <w:lang w:val="en-US"/>
-        </w:rPr>
-        <w:t xml:space="preserve"> </w:t>
-      </w:r>
-      <w:proofErr w:type="gramStart"/>
-      <w:r>
-        <w:rPr>
-          <w:lang w:val="en-US"/>
-        </w:rPr>
-        <w:t>Create(</w:t>
-      </w:r>
-      <w:proofErr w:type="gramEnd"/>
-      <w:r>
-        <w:rPr>
-          <w:lang w:val="en-US"/>
-        </w:rPr>
-        <w:t xml:space="preserve">) - </w:t>
-      </w:r>
-      <w:proofErr w:type="spellStart"/>
-      <w:r>
-        <w:rPr>
-          <w:lang w:val="en-US"/>
-        </w:rPr>
-        <w:t>BossBehaviour</w:t>
-      </w:r>
-      <w:proofErr w:type="spellEnd"/>
-      <w:r>
-        <w:rPr>
-          <w:lang w:val="en-US"/>
-        </w:rPr>
-        <w:t xml:space="preserve"> </w:t>
-      </w:r>
-      <w:proofErr w:type="spellStart"/>
-      <w:r>
-        <w:rPr>
-          <w:lang w:val="en-US"/>
-        </w:rPr>
-        <w:t>AssignRandomVariants</w:t>
-      </w:r>
-      <w:proofErr w:type="spellEnd"/>
-      <w:r>
-        <w:rPr>
-          <w:lang w:val="en-US"/>
-        </w:rPr>
-        <w:t>()</w:t>
-      </w:r>
-      <w:r>
-        <w:rPr>
-          <w:lang w:val="en-US"/>
-        </w:rPr>
-        <w:t xml:space="preserve"> - </w:t>
-      </w:r>
-      <w:proofErr w:type="spellStart"/>
-      <w:r>
-        <w:rPr>
-          <w:lang w:val="en-US"/>
-        </w:rPr>
-        <w:t>BossElementVisualController</w:t>
-      </w:r>
-      <w:proofErr w:type="spellEnd"/>
-      <w:r>
-        <w:rPr>
-          <w:lang w:val="en-US"/>
-        </w:rPr>
-        <w:t xml:space="preserve"> </w:t>
-      </w:r>
-      <w:proofErr w:type="spellStart"/>
-      <w:r>
-        <w:rPr>
-          <w:lang w:val="en-US"/>
-        </w:rPr>
-        <w:t>ApplyElement</w:t>
-      </w:r>
-      <w:proofErr w:type="spellEnd"/>
-      <w:r>
-        <w:rPr>
-          <w:lang w:val="en-US"/>
-        </w:rPr>
-        <w:t xml:space="preserve">() – </w:t>
-      </w:r>
-    </w:p>
-    <w:p>
-      <w:pPr>
-        <w:rPr>
-          <w:lang w:val="en-US"/>
-        </w:rPr>
-      </w:pPr>
-      <w:proofErr w:type="spellStart"/>
-      <w:r>
-        <w:rPr>
-          <w:lang w:val="en-US"/>
-        </w:rPr>
-        <w:t>BossWeaponLoadout</w:t>
-      </w:r>
-      <w:proofErr w:type="spellEnd"/>
-      <w:r>
-        <w:rPr>
-          <w:lang w:val="en-US"/>
-        </w:rPr>
-        <w:t>/</w:t>
-      </w:r>
-      <w:proofErr w:type="spellStart"/>
-      <w:r>
-        <w:rPr>
-          <w:lang w:val="en-US"/>
-        </w:rPr>
-        <w:t>BossElementLoadout</w:t>
-      </w:r>
-      <w:proofErr w:type="spellEnd"/>
-      <w:r>
-        <w:rPr>
-          <w:lang w:val="en-US"/>
-        </w:rPr>
-        <w:t xml:space="preserve"> – </w:t>
-      </w:r>
-      <w:r>
-        <w:t>случайный</w:t>
-      </w:r>
-      <w:r>
-        <w:rPr>
-          <w:lang w:val="en-US"/>
-        </w:rPr>
-        <w:t xml:space="preserve"> </w:t>
-      </w:r>
-      <w:r>
-        <w:t>выбор</w:t>
-      </w:r>
-      <w:r>
-        <w:rPr>
-          <w:lang w:val="en-US"/>
-        </w:rPr>
-        <w:t xml:space="preserve"> </w:t>
-      </w:r>
-      <w:r>
-        <w:t>оружия</w:t>
-      </w:r>
-      <w:r>
-        <w:rPr>
-          <w:lang w:val="en-US"/>
-        </w:rPr>
-        <w:t xml:space="preserve"> </w:t>
-      </w:r>
-      <w:r>
-        <w:t>и</w:t>
-      </w:r>
-      <w:r>
-        <w:rPr>
-          <w:lang w:val="en-US"/>
-        </w:rPr>
-        <w:t xml:space="preserve"> </w:t>
-      </w:r>
-      <w:r>
-        <w:t>стихии</w:t>
-      </w:r>
-    </w:p>
-    <w:p>
-      <w:pPr>
-        <w:rPr>
-          <w:lang w:val="en-US"/>
-        </w:rPr>
-      </w:pPr>
-      <w:proofErr w:type="spellStart"/>
-      <w:r>
-        <w:rPr>
-          <w:lang w:val="en-US"/>
-        </w:rPr>
-        <w:t>BossElementConfig</w:t>
-      </w:r>
-      <w:proofErr w:type="spellEnd"/>
-      <w:r>
-        <w:rPr>
-          <w:lang w:val="en-US"/>
-        </w:rPr>
-        <w:t xml:space="preserve"> – </w:t>
-      </w:r>
-      <w:proofErr w:type="spellStart"/>
-      <w:r>
-        <w:rPr>
-          <w:lang w:val="en-US"/>
-        </w:rPr>
-        <w:t>particleColor</w:t>
-      </w:r>
-      <w:proofErr w:type="spellEnd"/>
-    </w:p>
-    <w:p>
-      <w:pPr>
-        <w:rPr>
-          <w:lang w:val="en-US"/>
-        </w:rPr>
-      </w:pPr>
-      <w:proofErr w:type="spellStart"/>
-      <w:r>
-        <w:rPr>
-          <w:lang w:val="en-US"/>
-        </w:rPr>
-        <w:t>BossElementVisualController</w:t>
-      </w:r>
-      <w:proofErr w:type="spellEnd"/>
-      <w:r>
-        <w:rPr>
-          <w:lang w:val="en-US"/>
-        </w:rPr>
-        <w:t xml:space="preserve"> – </w:t>
-      </w:r>
-      <w:r>
-        <w:t>красит</w:t>
-      </w:r>
-      <w:r>
-        <w:rPr>
-          <w:lang w:val="en-US"/>
-        </w:rPr>
-        <w:t xml:space="preserve"> </w:t>
-      </w:r>
-      <w:proofErr w:type="spellStart"/>
-      <w:r>
-        <w:rPr>
-          <w:lang w:val="en-US"/>
-        </w:rPr>
-        <w:t>ParticleSystem</w:t>
-      </w:r>
-      <w:proofErr w:type="spellEnd"/>
-      <w:r>
-        <w:rPr>
-          <w:lang w:val="en-US"/>
-        </w:rPr>
-        <w:t xml:space="preserve"> </w:t>
-      </w:r>
-      <w:r>
-        <w:t>при</w:t>
-      </w:r>
-      <w:r>
-        <w:rPr>
-          <w:lang w:val="en-US"/>
-        </w:rPr>
-        <w:t xml:space="preserve"> </w:t>
-      </w:r>
-      <w:proofErr w:type="spellStart"/>
-      <w:proofErr w:type="gramStart"/>
-      <w:r>
-        <w:rPr>
-          <w:lang w:val="en-US"/>
-        </w:rPr>
-        <w:t>SetElement</w:t>
-      </w:r>
-      <w:proofErr w:type="spellEnd"/>
-      <w:r>
-        <w:rPr>
-          <w:lang w:val="en-US"/>
-        </w:rPr>
-        <w:t>(</w:t>
-      </w:r>
-      <w:proofErr w:type="gramEnd"/>
-      <w:r>
-        <w:rPr>
-          <w:lang w:val="en-US"/>
-        </w:rPr>
-        <w:t>)</w:t>
-      </w:r>
-    </w:p>
-    <w:p>
-      <w:proofErr w:type="spellStart"/>
-      <w:r>
-        <w:rPr>
-          <w:lang w:val="en-US"/>
-        </w:rPr>
-        <w:t>BossBehaviour</w:t>
-      </w:r>
-      <w:proofErr w:type="spellEnd"/>
-      <w:r>
-        <w:rPr>
-          <w:lang w:val="en-US"/>
-        </w:rPr>
-        <w:t xml:space="preserve"> – </w:t>
-      </w:r>
-      <w:proofErr w:type="spellStart"/>
-      <w:proofErr w:type="gramStart"/>
-      <w:r>
-        <w:rPr>
-          <w:lang w:val="en-US"/>
-        </w:rPr>
-        <w:t>AssignRandomVariants</w:t>
-      </w:r>
-      <w:proofErr w:type="spellEnd"/>
-      <w:r>
-        <w:rPr>
-          <w:lang w:val="en-US"/>
-        </w:rPr>
-        <w:t>(</w:t>
-      </w:r>
-      <w:proofErr w:type="gramEnd"/>
-      <w:r>
-        <w:rPr>
-          <w:lang w:val="en-US"/>
-        </w:rPr>
-        <w:t xml:space="preserve">) </w:t>
-      </w:r>
-      <w:r>
-        <w:t>при</w:t>
-      </w:r>
-      <w:r>
-        <w:rPr>
-          <w:lang w:val="en-US"/>
-        </w:rPr>
-        <w:t xml:space="preserve"> </w:t>
-      </w:r>
-      <w:proofErr w:type="spellStart"/>
-      <w:r>
-        <w:t>спавне</w:t>
-      </w:r>
-      <w:proofErr w:type="spellEnd"/>
-    </w:p>
-    <w:p>
-      <w:pPr>
-        <w:rPr>
-          <w:lang w:val="en-US"/>
-        </w:rPr>
-      </w:pPr>
-      <w:proofErr w:type="spellStart"/>
-      <w:r>
-        <w:rPr>
-          <w:lang w:val="en-US"/>
-        </w:rPr>
-        <w:t>BossVariantAssigner</w:t>
-      </w:r>
-      <w:proofErr w:type="spellEnd"/>
-      <w:r>
-        <w:rPr>
-          <w:lang w:val="en-US"/>
-        </w:rPr>
-        <w:t xml:space="preserve"> – </w:t>
-      </w:r>
-      <w:r>
-        <w:t xml:space="preserve">вызывается из </w:t>
-      </w:r>
-      <w:proofErr w:type="spellStart"/>
-      <w:r>
-        <w:rPr>
-          <w:lang w:val="en-US"/>
-        </w:rPr>
-        <w:t>EnemyFactory</w:t>
-      </w:r>
-      <w:proofErr w:type="spellEnd"/>
-    </w:p>
-    <w:p>
-      <w:proofErr w:type="spellStart"/>
-      <w:r>
-        <w:rPr>
-          <w:lang w:val="en-US"/>
-        </w:rPr>
-        <w:lastRenderedPageBreak/>
-        <w:t>BossAttackState</w:t>
-      </w:r>
-      <w:proofErr w:type="spellEnd"/>
-      <w:r>
-        <w:rPr>
-          <w:lang w:val="en-US"/>
-        </w:rPr>
-        <w:t>/</w:t>
-      </w:r>
-      <w:proofErr w:type="spellStart"/>
-      <w:r>
-        <w:rPr>
-          <w:lang w:val="en-US"/>
-        </w:rPr>
-        <w:t>BossHeavyAttackState</w:t>
-      </w:r>
-      <w:proofErr w:type="spellEnd"/>
-      <w:r>
-        <w:rPr>
-          <w:lang w:val="en-US"/>
-        </w:rPr>
-        <w:t xml:space="preserve"> –</w:t>
-      </w:r>
-      <w:r>
-        <w:rPr>
-          <w:lang w:val="en-US"/>
-        </w:rPr>
-        <w:t xml:space="preserve"> </w:t>
-      </w:r>
-      <w:r>
-        <w:t>два</w:t>
-      </w:r>
-      <w:r>
-        <w:rPr>
-          <w:lang w:val="en-US"/>
-        </w:rPr>
-        <w:t xml:space="preserve"> </w:t>
-      </w:r>
-      <w:r>
-        <w:t>типа</w:t>
-      </w:r>
-      <w:r>
-        <w:rPr>
-          <w:lang w:val="en-US"/>
-        </w:rPr>
-        <w:t xml:space="preserve"> </w:t>
-      </w:r>
-      <w:r>
-        <w:t>атак</w:t>
-      </w:r>
-    </w:p>
-    <w:p>
-      <w:pPr>
-        <w:rPr>
-          <w:lang w:val="en-US"/>
-        </w:rPr>
-      </w:pPr>
-      <w:proofErr w:type="spellStart"/>
-      <w:r>
-        <w:rPr>
-          <w:lang w:val="en-US"/>
-        </w:rPr>
-        <w:t>BossSpawnService</w:t>
-      </w:r>
-      <w:proofErr w:type="spellEnd"/>
-      <w:r>
-        <w:t xml:space="preserve"> – </w:t>
-      </w:r>
-      <w:proofErr w:type="spellStart"/>
-      <w:r>
-        <w:t>спавн</w:t>
-      </w:r>
-      <w:proofErr w:type="spellEnd"/>
-      <w:r>
-        <w:t xml:space="preserve"> босса в случайной точке</w:t>
-      </w:r>
-    </w:p>
-    <w:p>
-      <w:pPr>
-        <w:rPr>
-          <w:lang w:val="en-US"/>
-        </w:rPr>
-      </w:pPr>
-      <w:proofErr w:type="spellStart"/>
-      <w:r>
-        <w:rPr>
-          <w:b/>
-          <w:bCs/>
-        </w:rPr>
-        <w:t>Спавн</w:t>
-      </w:r>
-      <w:proofErr w:type="spellEnd"/>
-      <w:r>
-        <w:rPr>
-          <w:lang w:val="en-US"/>
-        </w:rPr>
-        <w:t xml:space="preserve"> –</w:t>
-      </w:r>
-      <w:r>
-        <w:rPr>
-          <w:lang w:val="en-US"/>
-        </w:rPr>
-        <w:t xml:space="preserve"> </w:t>
-      </w:r>
-      <w:proofErr w:type="spellStart"/>
-      <w:r>
-        <w:rPr>
-          <w:lang w:val="en-US"/>
-        </w:rPr>
-        <w:t>GameSceneEntryPoint</w:t>
-      </w:r>
-      <w:proofErr w:type="spellEnd"/>
-      <w:r>
-        <w:rPr>
-          <w:lang w:val="en-US"/>
-        </w:rPr>
-        <w:t xml:space="preserve"> </w:t>
-      </w:r>
-      <w:proofErr w:type="gramStart"/>
-      <w:r>
-        <w:rPr>
-          <w:lang w:val="en-US"/>
-        </w:rPr>
-        <w:t>Awake(</w:t>
-      </w:r>
-      <w:proofErr w:type="gramEnd"/>
-      <w:r>
-        <w:rPr>
-          <w:lang w:val="en-US"/>
-        </w:rPr>
-        <w:t xml:space="preserve">) – </w:t>
-      </w:r>
-      <w:proofErr w:type="spellStart"/>
-      <w:r>
-        <w:rPr>
-          <w:lang w:val="en-US"/>
-        </w:rPr>
-        <w:t>SpawnAndRegisterenemies</w:t>
-      </w:r>
-      <w:proofErr w:type="spellEnd"/>
-      <w:r>
-        <w:rPr>
-          <w:lang w:val="en-US"/>
-        </w:rPr>
-        <w:t xml:space="preserve">() - </w:t>
-      </w:r>
-      <w:r>
-        <w:rPr>
-          <w:lang w:val="en-US"/>
-        </w:rPr>
-        <w:t xml:space="preserve">new </w:t>
-      </w:r>
-      <w:proofErr w:type="spellStart"/>
-      <w:r>
-        <w:rPr>
-          <w:lang w:val="en-US"/>
-        </w:rPr>
-        <w:t>EnemySpawnService</w:t>
-      </w:r>
-      <w:proofErr w:type="spellEnd"/>
-      <w:r>
-        <w:rPr>
-          <w:lang w:val="en-US"/>
-        </w:rPr>
-        <w:t>(</w:t>
-      </w:r>
-      <w:r>
-        <w:rPr>
-          <w:lang w:val="en-US"/>
-        </w:rPr>
-        <w:t>)</w:t>
-      </w:r>
-      <w:r>
-        <w:rPr>
-          <w:lang w:val="en-US"/>
-        </w:rPr>
-        <w:t xml:space="preserve"> </w:t>
-      </w:r>
-      <w:r>
-        <w:rPr>
-          <w:lang w:val="en-US"/>
-        </w:rPr>
-        <w:t>–</w:t>
-      </w:r>
-      <w:r>
-        <w:rPr>
-          <w:lang w:val="en-US"/>
-        </w:rPr>
-        <w:t xml:space="preserve"> </w:t>
-      </w:r>
-      <w:proofErr w:type="spellStart"/>
-      <w:r>
-        <w:rPr>
-          <w:lang w:val="en-US"/>
-        </w:rPr>
-        <w:t>spawnService.Spawn</w:t>
-      </w:r>
-      <w:proofErr w:type="spellEnd"/>
-      <w:r>
-        <w:rPr>
-          <w:lang w:val="en-US"/>
-        </w:rPr>
-        <w:t>()</w:t>
-      </w:r>
-    </w:p>
-    <w:p>
-      <w:proofErr w:type="spellStart"/>
-      <w:r>
-        <w:rPr>
-          <w:lang w:val="en-US"/>
-        </w:rPr>
-        <w:t>SpawnPoint</w:t>
-      </w:r>
-      <w:proofErr w:type="spellEnd"/>
-      <w:r>
-        <w:t xml:space="preserve"> – </w:t>
-      </w:r>
-      <w:r>
-        <w:t xml:space="preserve">точки </w:t>
-      </w:r>
-      <w:proofErr w:type="spellStart"/>
-      <w:r>
-        <w:t>спавна</w:t>
-      </w:r>
-      <w:proofErr w:type="spellEnd"/>
-    </w:p>
-    <w:p>
-      <w:proofErr w:type="spellStart"/>
-      <w:r>
-        <w:rPr>
-          <w:lang w:val="en-US"/>
-        </w:rPr>
-        <w:t>EnemySpawnDefinition</w:t>
-      </w:r>
-      <w:proofErr w:type="spellEnd"/>
-      <w:r>
-        <w:t xml:space="preserve"> </w:t>
-      </w:r>
-      <w:r>
-        <w:t xml:space="preserve">– какой </w:t>
-      </w:r>
-      <w:proofErr w:type="spellStart"/>
-      <w:r>
-        <w:t>префаб</w:t>
-      </w:r>
-      <w:proofErr w:type="spellEnd"/>
-      <w:r>
-        <w:t xml:space="preserve"> </w:t>
-      </w:r>
-      <w:proofErr w:type="spellStart"/>
-      <w:r>
-        <w:t>спавнить</w:t>
-      </w:r>
-      <w:proofErr w:type="spellEnd"/>
-      <w:r>
-        <w:t xml:space="preserve"> (вес, роль)</w:t>
-      </w:r>
-    </w:p>
-    <w:p>
-      <w:pPr>
-        <w:rPr>
-          <w:lang w:val="en-US"/>
-        </w:rPr>
-      </w:pPr>
-      <w:proofErr w:type="spellStart"/>
-      <w:r>
-        <w:rPr>
-          <w:lang w:val="en-US"/>
-        </w:rPr>
-        <w:t>EnemySpawnService</w:t>
-      </w:r>
-      <w:proofErr w:type="spellEnd"/>
-      <w:r>
-        <w:rPr>
-          <w:lang w:val="en-US"/>
-        </w:rPr>
-        <w:t xml:space="preserve"> – </w:t>
-      </w:r>
-      <w:r>
-        <w:t xml:space="preserve">логика </w:t>
-      </w:r>
-      <w:proofErr w:type="spellStart"/>
-      <w:r>
-        <w:t>спавна</w:t>
-      </w:r>
-      <w:proofErr w:type="spellEnd"/>
-    </w:p>
-    <w:p>
-      <w:proofErr w:type="spellStart"/>
-      <w:r>
-        <w:rPr>
-          <w:lang w:val="en-US"/>
-        </w:rPr>
-        <w:t>EnemyFactory</w:t>
-      </w:r>
-      <w:proofErr w:type="spellEnd"/>
-      <w:r>
-        <w:t xml:space="preserve"> – </w:t>
-      </w:r>
-      <w:r>
-        <w:rPr>
-          <w:lang w:val="en-US"/>
-        </w:rPr>
-        <w:t>Instantiate</w:t>
-      </w:r>
-      <w:r>
-        <w:t xml:space="preserve"> + </w:t>
-      </w:r>
-      <w:r>
-        <w:t>назначение оружия</w:t>
-      </w:r>
-      <w:r>
-        <w:t>/</w:t>
-      </w:r>
-      <w:r>
-        <w:t>вариантов босса</w:t>
-      </w:r>
-    </w:p>
-    <w:p>
-      <w:proofErr w:type="spellStart"/>
-      <w:r>
-        <w:rPr>
-          <w:lang w:val="en-US"/>
-        </w:rPr>
-        <w:t>RandomSpawnPointSelector</w:t>
-      </w:r>
-      <w:proofErr w:type="spellEnd"/>
-      <w:r>
-        <w:rPr>
-          <w:lang w:val="en-US"/>
-        </w:rPr>
-        <w:t xml:space="preserve"> – </w:t>
-      </w:r>
-      <w:r>
-        <w:t>случайный выбор точек</w:t>
-      </w:r>
-    </w:p>
-    <w:p>
-      <w:proofErr w:type="spellStart"/>
-      <w:r>
-        <w:rPr>
-          <w:lang w:val="en-US"/>
-        </w:rPr>
-        <w:t>WeightedEnemySpawnDefinitionSelector</w:t>
-      </w:r>
-      <w:proofErr w:type="spellEnd"/>
-      <w:r>
-        <w:t xml:space="preserve"> – </w:t>
-      </w:r>
-      <w:r>
-        <w:t>взвешенный</w:t>
-      </w:r>
-      <w:r>
-        <w:t xml:space="preserve"> </w:t>
-      </w:r>
-      <w:r>
-        <w:t>случайный</w:t>
-      </w:r>
-      <w:r>
-        <w:t xml:space="preserve"> </w:t>
-      </w:r>
-      <w:r>
-        <w:t>выбор</w:t>
-      </w:r>
-      <w:r>
-        <w:t xml:space="preserve"> </w:t>
-      </w:r>
-      <w:r>
-        <w:t>типа</w:t>
-      </w:r>
-    </w:p>
-    <w:p>
-      <w:proofErr w:type="spellStart"/>
-      <w:r>
-        <w:rPr>
-          <w:lang w:val="en-US"/>
-        </w:rPr>
-        <w:t>GameSceneEntryPoint</w:t>
-      </w:r>
-      <w:proofErr w:type="spellEnd"/>
-      <w:r>
-        <w:t xml:space="preserve"> – </w:t>
-      </w:r>
-      <w:r>
-        <w:t>массив</w:t>
-      </w:r>
-      <w:r>
-        <w:t xml:space="preserve"> </w:t>
-      </w:r>
-      <w:proofErr w:type="spellStart"/>
-      <w:proofErr w:type="gramStart"/>
-      <w:r>
-        <w:rPr>
-          <w:lang w:val="en-US"/>
-        </w:rPr>
-        <w:t>spawnPoints</w:t>
-      </w:r>
-      <w:proofErr w:type="spellEnd"/>
-      <w:r>
-        <w:t>[</w:t>
-      </w:r>
-      <w:proofErr w:type="gramEnd"/>
-      <w:r>
-        <w:t xml:space="preserve">] </w:t>
-      </w:r>
-      <w:r>
-        <w:t>на</w:t>
-      </w:r>
-      <w:r>
-        <w:t xml:space="preserve"> </w:t>
-      </w:r>
-      <w:r>
-        <w:t>сцене</w:t>
-      </w:r>
-    </w:p>
-    <w:p>
-      <w:pPr>
+        <w:t>Лаба</w:t>
+      </w:r>
+      <w:r>
         <w:rPr>
           <w:b/>
           <w:bCs/>
           <w:sz w:val="24"/>
           <w:szCs w:val="24"/>
-        </w:rPr>
-      </w:pPr>
-      <w:r>
+          <w:lang w:val="en-US"/>
+        </w:rPr>
+        <w:t xml:space="preserve"> 7</w:t>
+      </w:r>
+    </w:p>
+    <w:p>
+      <w:pPr>
         <w:rPr>
           <w:b/>
           <w:bCs/>
           <w:sz w:val="24"/>
           <w:szCs w:val="24"/>
         </w:rPr>
-        <w:t xml:space="preserve">Лаба </w:t>
-      </w:r>
+      </w:pPr>
       <w:r>
         <w:rPr>
           <w:b/>
@@ -8684,18 +9485,17 @@
           <w:sz w:val="24"/>
           <w:szCs w:val="24"/>
         </w:rPr>
-        <w:t>7</w:t>
-      </w:r>
-    </w:p>
-    <w:p>
-      <w:pPr>
+        <w:t>1</w:t>
+      </w:r>
+      <w:r>
         <w:rPr>
           <w:b/>
           <w:bCs/>
           <w:sz w:val="24"/>
           <w:szCs w:val="24"/>
         </w:rPr>
-      </w:pPr>
+        <w:t>.</w:t>
+      </w:r>
       <w:r>
         <w:rPr>
           <w:b/>
@@ -8703,17 +9503,215 @@
           <w:sz w:val="24"/>
           <w:szCs w:val="24"/>
         </w:rPr>
-        <w:t>1</w:t>
-      </w:r>
-      <w:r>
+        <w:t xml:space="preserve"> События</w:t>
+      </w:r>
+    </w:p>
+    <w:p>
+      <w:proofErr w:type="spellStart"/>
+      <w:r>
+        <w:rPr>
+          <w:lang w:val="en-US"/>
+        </w:rPr>
+        <w:t>GameEventBus</w:t>
+      </w:r>
+      <w:proofErr w:type="spellEnd"/>
+      <w:r>
+        <w:t xml:space="preserve"> </w:t>
+      </w:r>
+      <w:r>
+        <w:t>–</w:t>
+      </w:r>
+      <w:r>
+        <w:t xml:space="preserve"> </w:t>
+      </w:r>
+      <w:r>
+        <w:t>шина событий</w:t>
+      </w:r>
+    </w:p>
+    <w:p>
+      <w:proofErr w:type="spellStart"/>
+      <w:r>
+        <w:rPr>
+          <w:lang w:val="en-US"/>
+        </w:rPr>
+        <w:t>GameEventsInstaller</w:t>
+      </w:r>
+      <w:proofErr w:type="spellEnd"/>
+      <w:r>
+        <w:t xml:space="preserve"> – </w:t>
+      </w:r>
+      <w:r>
+        <w:t>собирает всю цепочку при старте сцены</w:t>
+      </w:r>
+    </w:p>
+    <w:p>
+      <w:proofErr w:type="spellStart"/>
+      <w:r>
+        <w:rPr>
+          <w:lang w:val="en-US"/>
+        </w:rPr>
+        <w:t>GameEventsSettings</w:t>
+      </w:r>
+      <w:proofErr w:type="spellEnd"/>
+      <w:r>
+        <w:t xml:space="preserve"> – 3 </w:t>
+      </w:r>
+      <w:r>
+        <w:t>босс</w:t>
+      </w:r>
+      <w:r>
+        <w:t xml:space="preserve">, 5 </w:t>
+      </w:r>
+      <w:r>
+        <w:t>музыка</w:t>
+      </w:r>
+      <w:r>
+        <w:t xml:space="preserve">, </w:t>
+      </w:r>
+      <w:r>
+        <w:t>клип</w:t>
+      </w:r>
+      <w:r>
+        <w:t xml:space="preserve">, </w:t>
+      </w:r>
+      <w:proofErr w:type="spellStart"/>
+      <w:r>
+        <w:t>префаб</w:t>
+      </w:r>
+      <w:proofErr w:type="spellEnd"/>
+      <w:r>
+        <w:t xml:space="preserve"> босса</w:t>
+      </w:r>
+    </w:p>
+    <w:p>
+      <w:proofErr w:type="spellStart"/>
+      <w:r>
+        <w:rPr>
+          <w:lang w:val="en-US"/>
+        </w:rPr>
+        <w:t>EnemyDethEventPublisher</w:t>
+      </w:r>
+      <w:proofErr w:type="spellEnd"/>
+      <w:r>
+        <w:t xml:space="preserve"> – </w:t>
+      </w:r>
+      <w:r>
+        <w:t>подписка на смерть каждого врага</w:t>
+      </w:r>
+    </w:p>
+    <w:p>
+      <w:proofErr w:type="spellStart"/>
+      <w:r>
+        <w:rPr>
+          <w:lang w:val="en-US"/>
+        </w:rPr>
+        <w:t>RegularEnemyKillCounter</w:t>
+      </w:r>
+      <w:proofErr w:type="spellEnd"/>
+      <w:r>
+        <w:t xml:space="preserve"> – </w:t>
+      </w:r>
+      <w:r>
+        <w:t>счетчик убийств обычных мобов</w:t>
+      </w:r>
+    </w:p>
+    <w:p>
+      <w:proofErr w:type="spellStart"/>
+      <w:r>
+        <w:rPr>
+          <w:lang w:val="en-US"/>
+        </w:rPr>
+        <w:t>BossSpawnOnKillHandler</w:t>
+      </w:r>
+      <w:proofErr w:type="spellEnd"/>
+      <w:r>
+        <w:t xml:space="preserve"> – </w:t>
+      </w:r>
+      <w:proofErr w:type="spellStart"/>
+      <w:r>
+        <w:t>спавн</w:t>
+      </w:r>
+      <w:proofErr w:type="spellEnd"/>
+      <w:r>
+        <w:t xml:space="preserve"> босса после 3ех убийств</w:t>
+      </w:r>
+    </w:p>
+    <w:p>
+      <w:proofErr w:type="spellStart"/>
+      <w:r>
+        <w:rPr>
+          <w:lang w:val="en-US"/>
+        </w:rPr>
+        <w:t>VictoryMusicOnKillHandler</w:t>
+      </w:r>
+      <w:proofErr w:type="spellEnd"/>
+      <w:r>
+        <w:t xml:space="preserve"> – </w:t>
+      </w:r>
+      <w:r>
+        <w:t>музыка после 5 убийств</w:t>
+      </w:r>
+    </w:p>
+    <w:p>
+      <w:proofErr w:type="spellStart"/>
+      <w:r>
+        <w:rPr>
+          <w:lang w:val="en-US"/>
+        </w:rPr>
+        <w:t>BossSpawnService</w:t>
+      </w:r>
+      <w:proofErr w:type="spellEnd"/>
+      <w:r>
+        <w:t xml:space="preserve"> – </w:t>
+      </w:r>
+      <w:r>
+        <w:t>создает босса в случайной точке</w:t>
+      </w:r>
+    </w:p>
+    <w:p>
+      <w:proofErr w:type="spellStart"/>
+      <w:r>
+        <w:rPr>
+          <w:lang w:val="en-US"/>
+        </w:rPr>
+        <w:t>GameSceneEntryPoint</w:t>
+      </w:r>
+      <w:proofErr w:type="spellEnd"/>
+      <w:r>
+        <w:t xml:space="preserve"> – </w:t>
+      </w:r>
+      <w:r>
+        <w:t>запускает</w:t>
+      </w:r>
+      <w:r>
+        <w:t xml:space="preserve"> </w:t>
+      </w:r>
+      <w:proofErr w:type="spellStart"/>
+      <w:proofErr w:type="gramStart"/>
+      <w:r>
+        <w:rPr>
+          <w:lang w:val="en-US"/>
+        </w:rPr>
+        <w:t>InitializeGameEvents</w:t>
+      </w:r>
+      <w:proofErr w:type="spellEnd"/>
+      <w:r>
+        <w:t>(</w:t>
+      </w:r>
+      <w:proofErr w:type="gramEnd"/>
+      <w:r>
+        <w:t>)</w:t>
+      </w:r>
+    </w:p>
+    <w:p>
+      <w:pPr>
         <w:rPr>
           <w:b/>
           <w:bCs/>
           <w:sz w:val="24"/>
           <w:szCs w:val="24"/>
         </w:rPr>
-        <w:t>.</w:t>
-      </w:r>
+      </w:pPr>
       <w:r>
         <w:rPr>
           <w:b/>
@@ -8721,7 +9719,7 @@
           <w:sz w:val="24"/>
           <w:szCs w:val="24"/>
         </w:rPr>
-        <w:t xml:space="preserve"> </w:t>
+        <w:t xml:space="preserve">2. </w:t>
       </w:r>
       <w:r>
         <w:rPr>
@@ -8730,235 +9728,17 @@
           <w:sz w:val="24"/>
           <w:szCs w:val="24"/>
         </w:rPr>
-        <w:t>События</w:t>
-      </w:r>
-    </w:p>
-    <w:p>
-      <w:proofErr w:type="spellStart"/>
-      <w:r>
-        <w:rPr>
-          <w:lang w:val="en-US"/>
-        </w:rPr>
-        <w:t>GameEventBus</w:t>
-      </w:r>
-      <w:proofErr w:type="spellEnd"/>
-      <w:r>
-        <w:t xml:space="preserve"> </w:t>
-      </w:r>
-      <w:r>
-        <w:t>–</w:t>
-      </w:r>
-      <w:r>
-        <w:t xml:space="preserve"> </w:t>
-      </w:r>
-      <w:r>
-        <w:t>шина событий</w:t>
-      </w:r>
-    </w:p>
-    <w:p>
-      <w:proofErr w:type="spellStart"/>
-      <w:r>
-        <w:rPr>
-          <w:lang w:val="en-US"/>
-        </w:rPr>
-        <w:t>GameEventsInstaller</w:t>
-      </w:r>
-      <w:proofErr w:type="spellEnd"/>
-      <w:r>
-        <w:t xml:space="preserve"> – </w:t>
-      </w:r>
-      <w:r>
-        <w:t>собирает всю цепочку при старте сцены</w:t>
-      </w:r>
-    </w:p>
-    <w:p>
-      <w:proofErr w:type="spellStart"/>
-      <w:r>
-        <w:rPr>
-          <w:lang w:val="en-US"/>
-        </w:rPr>
-        <w:t>GameEventsSettings</w:t>
-      </w:r>
-      <w:proofErr w:type="spellEnd"/>
-      <w:r>
-        <w:t xml:space="preserve"> – 3 </w:t>
-      </w:r>
-      <w:r>
-        <w:t>босс</w:t>
-      </w:r>
-      <w:r>
-        <w:t xml:space="preserve">, 5 </w:t>
-      </w:r>
-      <w:r>
-        <w:t>музыка</w:t>
-      </w:r>
-      <w:r>
-        <w:t xml:space="preserve">, </w:t>
-      </w:r>
-      <w:r>
-        <w:t>клип</w:t>
-      </w:r>
-      <w:r>
-        <w:t xml:space="preserve">, </w:t>
-      </w:r>
-      <w:proofErr w:type="spellStart"/>
-      <w:r>
-        <w:t>префаб</w:t>
-      </w:r>
-      <w:proofErr w:type="spellEnd"/>
-      <w:r>
-        <w:t xml:space="preserve"> босса</w:t>
-      </w:r>
-    </w:p>
-    <w:p>
-      <w:proofErr w:type="spellStart"/>
-      <w:r>
-        <w:rPr>
-          <w:lang w:val="en-US"/>
-        </w:rPr>
-        <w:t>EnemyDethEventPublisher</w:t>
-      </w:r>
-      <w:proofErr w:type="spellEnd"/>
-      <w:r>
-        <w:t xml:space="preserve"> – </w:t>
-      </w:r>
-      <w:r>
-        <w:t>подписка на смерть каждого врага</w:t>
-      </w:r>
-    </w:p>
-    <w:p>
-      <w:proofErr w:type="spellStart"/>
-      <w:r>
-        <w:rPr>
-          <w:lang w:val="en-US"/>
-        </w:rPr>
-        <w:t>RegularEnemyKillCounter</w:t>
-      </w:r>
-      <w:proofErr w:type="spellEnd"/>
-      <w:r>
-        <w:t xml:space="preserve"> – </w:t>
-      </w:r>
-      <w:r>
-        <w:t>счетчик убийств обычных мобов</w:t>
-      </w:r>
-    </w:p>
-    <w:p>
-      <w:proofErr w:type="spellStart"/>
-      <w:r>
-        <w:rPr>
-          <w:lang w:val="en-US"/>
-        </w:rPr>
-        <w:t>BossSpawnOnKillHandler</w:t>
-      </w:r>
-      <w:proofErr w:type="spellEnd"/>
-      <w:r>
-        <w:t xml:space="preserve"> – </w:t>
-      </w:r>
-      <w:proofErr w:type="spellStart"/>
-      <w:r>
-        <w:t>спавн</w:t>
-      </w:r>
-      <w:proofErr w:type="spellEnd"/>
-      <w:r>
-        <w:t xml:space="preserve"> босса после 3ех убийств</w:t>
-      </w:r>
-    </w:p>
-    <w:p>
-      <w:proofErr w:type="spellStart"/>
-      <w:r>
-        <w:rPr>
-          <w:lang w:val="en-US"/>
-        </w:rPr>
-        <w:t>VictoryMusicOnKillHandler</w:t>
-      </w:r>
-      <w:proofErr w:type="spellEnd"/>
-      <w:r>
-        <w:rPr>
-          <w:lang w:val="en-US"/>
-        </w:rPr>
-        <w:t xml:space="preserve"> – </w:t>
-      </w:r>
-      <w:r>
-        <w:t>музыка после 5 убийств</w:t>
-      </w:r>
-    </w:p>
-    <w:p>
-      <w:proofErr w:type="spellStart"/>
-      <w:r>
-        <w:rPr>
-          <w:lang w:val="en-US"/>
-        </w:rPr>
-        <w:t>BossSpawnService</w:t>
-      </w:r>
-      <w:proofErr w:type="spellEnd"/>
-      <w:r>
-        <w:t xml:space="preserve"> – </w:t>
-      </w:r>
-      <w:r>
-        <w:t>создает босса в случайной точке</w:t>
-      </w:r>
-    </w:p>
-    <w:p>
-      <w:pPr>
-        <w:rPr>
-          <w:lang w:val="en-US"/>
-        </w:rPr>
-      </w:pPr>
-      <w:proofErr w:type="spellStart"/>
-      <w:r>
-        <w:rPr>
-          <w:lang w:val="en-US"/>
-        </w:rPr>
-        <w:t>GameSceneEntryPoint</w:t>
-      </w:r>
-      <w:proofErr w:type="spellEnd"/>
-      <w:r>
-        <w:rPr>
-          <w:lang w:val="en-US"/>
-        </w:rPr>
-        <w:t xml:space="preserve"> – </w:t>
-      </w:r>
-      <w:r>
-        <w:t>запускает</w:t>
-      </w:r>
-      <w:r>
-        <w:rPr>
-          <w:lang w:val="en-US"/>
-        </w:rPr>
-        <w:t xml:space="preserve"> </w:t>
-      </w:r>
-      <w:proofErr w:type="spellStart"/>
-      <w:proofErr w:type="gramStart"/>
-      <w:r>
-        <w:rPr>
-          <w:lang w:val="en-US"/>
-        </w:rPr>
-        <w:t>InitializeGameEvents</w:t>
-      </w:r>
-      <w:proofErr w:type="spellEnd"/>
-      <w:r>
-        <w:rPr>
-          <w:lang w:val="en-US"/>
-        </w:rPr>
-        <w:t>(</w:t>
-      </w:r>
-      <w:proofErr w:type="gramEnd"/>
-      <w:r>
-        <w:rPr>
-          <w:lang w:val="en-US"/>
-        </w:rPr>
-        <w:t>)</w:t>
-      </w:r>
-    </w:p>
-    <w:p>
-      <w:pPr>
+        <w:t>Систем</w:t>
+      </w:r>
+      <w:r>
         <w:rPr>
           <w:b/>
           <w:bCs/>
           <w:sz w:val="24"/>
           <w:szCs w:val="24"/>
         </w:rPr>
-      </w:pPr>
+        <w:t>а</w:t>
+      </w:r>
       <w:r>
         <w:rPr>
           <w:b/>
@@ -8966,7 +9746,7 @@
           <w:sz w:val="24"/>
           <w:szCs w:val="24"/>
         </w:rPr>
-        <w:t>2</w:t>
+        <w:t xml:space="preserve"> </w:t>
       </w:r>
       <w:r>
         <w:rPr>
@@ -8975,42 +9755,6 @@
           <w:sz w:val="24"/>
           <w:szCs w:val="24"/>
         </w:rPr>
-        <w:t xml:space="preserve">. </w:t>
-      </w:r>
-      <w:r>
-        <w:rPr>
-          <w:b/>
-          <w:bCs/>
-          <w:sz w:val="24"/>
-          <w:szCs w:val="24"/>
-        </w:rPr>
-        <w:t>Систем</w:t>
-      </w:r>
-      <w:r>
-        <w:rPr>
-          <w:b/>
-          <w:bCs/>
-          <w:sz w:val="24"/>
-          <w:szCs w:val="24"/>
-        </w:rPr>
-        <w:t>а</w:t>
-      </w:r>
-      <w:r>
-        <w:rPr>
-          <w:b/>
-          <w:bCs/>
-          <w:sz w:val="24"/>
-          <w:szCs w:val="24"/>
-        </w:rPr>
-        <w:t xml:space="preserve"> </w:t>
-      </w:r>
-      <w:r>
-        <w:rPr>
-          <w:b/>
-          <w:bCs/>
-          <w:sz w:val="24"/>
-          <w:szCs w:val="24"/>
-        </w:rPr>
         <w:t>очков</w:t>
       </w:r>
     </w:p>
@@ -9053,9 +9797,6 @@
       </w:r>
       <w:proofErr w:type="spellEnd"/>
       <w:r>
-        <w:rPr>
-          <w:lang w:val="en-US"/>
-        </w:rPr>
         <w:t xml:space="preserve"> – </w:t>
       </w:r>
       <w:r>
